--- a/stone/Supporto Presidia/02_Supporto/02_Template/14_ Schede prodotti chimici /colla a caldo.docx
+++ b/stone/Supporto Presidia/02_Supporto/02_Template/14_ Schede prodotti chimici /colla a caldo.docx
@@ -1,6 +1,6 @@
 
 <file path=word/document.xml><?xml version="1.0" encoding="utf-8"?>
-<w:document xmlns:wpc="http://schemas.microsoft.com/office/word/2010/wordprocessingCanvas" xmlns:cx="http://schemas.microsoft.com/office/drawing/2014/chartex" xmlns:cx1="http://schemas.microsoft.com/office/drawing/2015/9/8/chartex" xmlns:cx2="http://schemas.microsoft.com/office/drawing/2015/10/21/chartex" xmlns:cx3="http://schemas.microsoft.com/office/drawing/2016/5/9/chartex" xmlns:cx4="http://schemas.microsoft.com/office/drawing/2016/5/10/chartex" xmlns:cx5="http://schemas.microsoft.com/office/drawing/2016/5/11/chartex" xmlns:cx6="http://schemas.microsoft.com/office/drawing/2016/5/12/chartex" xmlns:cx7="http://schemas.microsoft.com/office/drawing/2016/5/13/chartex" xmlns:cx8="http://schemas.microsoft.com/office/drawing/2016/5/14/chartex" xmlns:mc="http://schemas.openxmlformats.org/markup-compatibility/2006" xmlns:aink="http://schemas.microsoft.com/office/drawing/2016/ink" xmlns:am3d="http://schemas.microsoft.com/office/drawing/2017/model3d" xmlns:o="urn:schemas-microsoft-com:office:office" xmlns:oel="http://schemas.microsoft.com/office/2019/extlst" xmlns:r="http://schemas.openxmlformats.org/officeDocument/2006/relationships" xmlns:m="http://schemas.openxmlformats.org/officeDocument/2006/math" xmlns:v="urn:schemas-microsoft-com:vml" xmlns:wp14="http://schemas.microsoft.com/office/word/2010/wordprocessingDrawing" xmlns:wp="http://schemas.openxmlformats.org/drawingml/2006/wordprocessingDrawing" xmlns:w10="urn:schemas-microsoft-com:office:word" xmlns:w="http://schemas.openxmlformats.org/wordprocessingml/2006/main" xmlns:w14="http://schemas.microsoft.com/office/word/2010/wordml" xmlns:w15="http://schemas.microsoft.com/office/word/2012/wordml" xmlns:w16cex="http://schemas.microsoft.com/office/word/2018/wordml/cex" xmlns:w16cid="http://schemas.microsoft.com/office/word/2016/wordml/cid" xmlns:w16="http://schemas.microsoft.com/office/word/2018/wordml" xmlns:w16sdtdh="http://schemas.microsoft.com/office/word/2020/wordml/sdtdatahash" xmlns:w16se="http://schemas.microsoft.com/office/word/2015/wordml/symex" xmlns:wpg="http://schemas.microsoft.com/office/word/2010/wordprocessingGroup" xmlns:wpi="http://schemas.microsoft.com/office/word/2010/wordprocessingInk" xmlns:wne="http://schemas.microsoft.com/office/word/2006/wordml" xmlns:wps="http://schemas.microsoft.com/office/word/2010/wordprocessingShape" mc:Ignorable="w14 w15 w16se w16cid w16 w16cex w16sdtdh wp14">
+<w:document xmlns:wpc="http://schemas.microsoft.com/office/word/2010/wordprocessingCanvas" xmlns:cx="http://schemas.microsoft.com/office/drawing/2014/chartex" xmlns:cx1="http://schemas.microsoft.com/office/drawing/2015/9/8/chartex" xmlns:cx2="http://schemas.microsoft.com/office/drawing/2015/10/21/chartex" xmlns:cx3="http://schemas.microsoft.com/office/drawing/2016/5/9/chartex" xmlns:cx4="http://schemas.microsoft.com/office/drawing/2016/5/10/chartex" xmlns:cx5="http://schemas.microsoft.com/office/drawing/2016/5/11/chartex" xmlns:cx6="http://schemas.microsoft.com/office/drawing/2016/5/12/chartex" xmlns:cx7="http://schemas.microsoft.com/office/drawing/2016/5/13/chartex" xmlns:cx8="http://schemas.microsoft.com/office/drawing/2016/5/14/chartex" xmlns:mc="http://schemas.openxmlformats.org/markup-compatibility/2006" xmlns:aink="http://schemas.microsoft.com/office/drawing/2016/ink" xmlns:am3d="http://schemas.microsoft.com/office/drawing/2017/model3d" xmlns:o="urn:schemas-microsoft-com:office:office" xmlns:oel="http://schemas.microsoft.com/office/2019/extlst" xmlns:r="http://schemas.openxmlformats.org/officeDocument/2006/relationships" xmlns:m="http://schemas.openxmlformats.org/officeDocument/2006/math" xmlns:v="urn:schemas-microsoft-com:vml" xmlns:wp14="http://schemas.microsoft.com/office/word/2010/wordprocessingDrawing" xmlns:wp="http://schemas.openxmlformats.org/drawingml/2006/wordprocessingDrawing" xmlns:w10="urn:schemas-microsoft-com:office:word" xmlns:w="http://schemas.openxmlformats.org/wordprocessingml/2006/main" xmlns:w14="http://schemas.microsoft.com/office/word/2010/wordml" xmlns:w15="http://schemas.microsoft.com/office/word/2012/wordml" xmlns:w16cex="http://schemas.microsoft.com/office/word/2018/wordml/cex" xmlns:w16cid="http://schemas.microsoft.com/office/word/2016/wordml/cid" xmlns:w16="http://schemas.microsoft.com/office/word/2018/wordml" xmlns:w16du="http://schemas.microsoft.com/office/word/2023/wordml/word16du" xmlns:w16sdtdh="http://schemas.microsoft.com/office/word/2020/wordml/sdtdatahash" xmlns:w16sdtfl="http://schemas.microsoft.com/office/word/2024/wordml/sdtformatlock" xmlns:w16se="http://schemas.microsoft.com/office/word/2015/wordml/symex" xmlns:wpg="http://schemas.microsoft.com/office/word/2010/wordprocessingGroup" xmlns:wpi="http://schemas.microsoft.com/office/word/2010/wordprocessingInk" xmlns:wne="http://schemas.microsoft.com/office/word/2006/wordml" xmlns:wps="http://schemas.microsoft.com/office/word/2010/wordprocessingShape" mc:Ignorable="w14 w15 w16se w16cid w16 w16cex w16sdtdh w16sdtfl w16du wp14">
   <w:body>
     <w:tbl>
       <w:tblPr>
@@ -58,11 +58,13 @@
             <w:pPr>
               <w:jc w:val="center"/>
               <w:rPr>
-                <w:b/>
-              </w:rPr>
-            </w:pPr>
-            <w:r>
-              <w:rPr>
+                <w:rFonts w:ascii="Aptos" w:hAnsi="Aptos"/>
+                <w:b/>
+              </w:rPr>
+            </w:pPr>
+            <w:r>
+              <w:rPr>
+                <w:rFonts w:ascii="Aptos" w:hAnsi="Aptos"/>
                 <w:b/>
               </w:rPr>
               <w:t>SCHEDA</w:t>
@@ -83,6 +85,7 @@
             <w:pPr>
               <w:jc w:val="center"/>
               <w:rPr>
+                <w:rFonts w:ascii="Aptos" w:hAnsi="Aptos"/>
                 <w:b/>
                 <w:sz w:val="28"/>
                 <w:szCs w:val="28"/>
@@ -104,12 +107,14 @@
             <w:pPr>
               <w:jc w:val="center"/>
               <w:rPr>
-                <w:sz w:val="20"/>
-                <w:szCs w:val="20"/>
-              </w:rPr>
-            </w:pPr>
-            <w:r>
-              <w:rPr>
+                <w:rFonts w:ascii="Aptos" w:hAnsi="Aptos"/>
+                <w:sz w:val="20"/>
+                <w:szCs w:val="20"/>
+              </w:rPr>
+            </w:pPr>
+            <w:r>
+              <w:rPr>
+                <w:rFonts w:ascii="Aptos" w:hAnsi="Aptos"/>
                 <w:sz w:val="20"/>
                 <w:szCs w:val="20"/>
               </w:rPr>
@@ -130,11 +135,13 @@
           <w:p>
             <w:pPr>
               <w:rPr>
-                <w:b/>
-              </w:rPr>
-            </w:pPr>
-            <w:r>
-              <w:rPr>
+                <w:rFonts w:ascii="Aptos" w:hAnsi="Aptos"/>
+                <w:b/>
+              </w:rPr>
+            </w:pPr>
+            <w:r>
+              <w:rPr>
+                <w:rFonts w:ascii="Aptos" w:hAnsi="Aptos"/>
                 <w:b/>
               </w:rPr>
               <w:t xml:space="preserve">Colla a caldo </w:t>
@@ -160,6 +167,7 @@
           <w:p>
             <w:pPr>
               <w:rPr>
+                <w:rFonts w:ascii="Aptos" w:hAnsi="Aptos"/>
                 <w:b/>
                 <w:sz w:val="10"/>
                 <w:szCs w:val="10"/>
@@ -186,11 +194,13 @@
           <w:p>
             <w:pPr>
               <w:rPr>
-                <w:b/>
-              </w:rPr>
-            </w:pPr>
-            <w:r>
-              <w:rPr>
+                <w:rFonts w:ascii="Aptos" w:hAnsi="Aptos"/>
+                <w:b/>
+              </w:rPr>
+            </w:pPr>
+            <w:r>
+              <w:rPr>
+                <w:rFonts w:ascii="Aptos" w:hAnsi="Aptos"/>
                 <w:b/>
               </w:rPr>
               <w:t>A</w:t>
@@ -211,11 +221,13 @@
           <w:p>
             <w:pPr>
               <w:rPr>
-                <w:b/>
-              </w:rPr>
-            </w:pPr>
-            <w:r>
-              <w:rPr>
+                <w:rFonts w:ascii="Aptos" w:hAnsi="Aptos"/>
+                <w:b/>
+              </w:rPr>
+            </w:pPr>
+            <w:r>
+              <w:rPr>
+                <w:rFonts w:ascii="Aptos" w:hAnsi="Aptos"/>
                 <w:b/>
               </w:rPr>
               <w:t>IDENTIFICAZIONE AGENTE</w:t>
@@ -241,6 +253,7 @@
           <w:p>
             <w:pPr>
               <w:rPr>
+                <w:rFonts w:ascii="Aptos" w:hAnsi="Aptos"/>
                 <w:b/>
                 <w:sz w:val="10"/>
                 <w:szCs w:val="10"/>
@@ -264,13 +277,15 @@
           <w:p>
             <w:pPr>
               <w:rPr>
-                <w:b/>
-                <w:sz w:val="20"/>
-                <w:szCs w:val="20"/>
-              </w:rPr>
-            </w:pPr>
-            <w:r>
-              <w:rPr>
+                <w:rFonts w:ascii="Aptos" w:hAnsi="Aptos"/>
+                <w:b/>
+                <w:sz w:val="20"/>
+                <w:szCs w:val="20"/>
+              </w:rPr>
+            </w:pPr>
+            <w:r>
+              <w:rPr>
+                <w:rFonts w:ascii="Aptos" w:hAnsi="Aptos"/>
                 <w:b/>
                 <w:sz w:val="20"/>
                 <w:szCs w:val="20"/>
@@ -290,13 +305,15 @@
           <w:p>
             <w:pPr>
               <w:rPr>
-                <w:b/>
-                <w:sz w:val="20"/>
-                <w:szCs w:val="20"/>
-              </w:rPr>
-            </w:pPr>
-            <w:r>
-              <w:rPr>
+                <w:rFonts w:ascii="Aptos" w:hAnsi="Aptos"/>
+                <w:b/>
+                <w:sz w:val="20"/>
+                <w:szCs w:val="20"/>
+              </w:rPr>
+            </w:pPr>
+            <w:r>
+              <w:rPr>
+                <w:rFonts w:ascii="Aptos" w:hAnsi="Aptos"/>
                 <w:b/>
                 <w:sz w:val="20"/>
                 <w:szCs w:val="20"/>
@@ -316,13 +333,15 @@
           <w:p>
             <w:pPr>
               <w:rPr>
-                <w:b/>
-                <w:sz w:val="20"/>
-                <w:szCs w:val="20"/>
-              </w:rPr>
-            </w:pPr>
-            <w:r>
-              <w:rPr>
+                <w:rFonts w:ascii="Aptos" w:hAnsi="Aptos"/>
+                <w:b/>
+                <w:sz w:val="20"/>
+                <w:szCs w:val="20"/>
+              </w:rPr>
+            </w:pPr>
+            <w:r>
+              <w:rPr>
+                <w:rFonts w:ascii="Aptos" w:hAnsi="Aptos"/>
                 <w:b/>
                 <w:sz w:val="20"/>
                 <w:szCs w:val="20"/>
@@ -344,17 +363,18 @@
               <w:bottom w:val="nil"/>
               <w:right w:val="nil"/>
             </w:tcBorders>
-            <w:shd w:val="clear" w:color="auto" w:fill="auto"/>
-          </w:tcPr>
-          <w:p>
-            <w:pPr>
-              <w:rPr>
+          </w:tcPr>
+          <w:p>
+            <w:pPr>
+              <w:rPr>
+                <w:rFonts w:ascii="Aptos" w:hAnsi="Aptos"/>
                 <w:sz w:val="18"/>
                 <w:szCs w:val="18"/>
               </w:rPr>
             </w:pPr>
             <w:r>
               <w:rPr>
+                <w:rFonts w:ascii="Aptos" w:hAnsi="Aptos"/>
                 <w:sz w:val="18"/>
                 <w:szCs w:val="18"/>
               </w:rPr>
@@ -372,6 +392,7 @@
             </w:r>
             <w:r>
               <w:rPr>
+                <w:rFonts w:ascii="Aptos" w:hAnsi="Aptos"/>
                 <w:sz w:val="18"/>
                 <w:szCs w:val="18"/>
               </w:rPr>
@@ -379,12 +400,14 @@
             </w:r>
             <w:r>
               <w:rPr>
+                <w:rFonts w:ascii="Aptos" w:hAnsi="Aptos"/>
                 <w:sz w:val="18"/>
                 <w:szCs w:val="18"/>
               </w:rPr>
             </w:r>
             <w:r>
               <w:rPr>
+                <w:rFonts w:ascii="Aptos" w:hAnsi="Aptos"/>
                 <w:sz w:val="18"/>
                 <w:szCs w:val="18"/>
               </w:rPr>
@@ -392,6 +415,7 @@
             </w:r>
             <w:r>
               <w:rPr>
+                <w:rFonts w:ascii="Aptos" w:hAnsi="Aptos"/>
                 <w:sz w:val="18"/>
                 <w:szCs w:val="18"/>
               </w:rPr>
@@ -407,17 +431,18 @@
               <w:left w:val="nil"/>
               <w:bottom w:val="nil"/>
             </w:tcBorders>
-            <w:shd w:val="clear" w:color="auto" w:fill="auto"/>
-          </w:tcPr>
-          <w:p>
-            <w:pPr>
-              <w:rPr>
-                <w:sz w:val="20"/>
-                <w:szCs w:val="20"/>
-              </w:rPr>
-            </w:pPr>
-            <w:r>
-              <w:rPr>
+          </w:tcPr>
+          <w:p>
+            <w:pPr>
+              <w:rPr>
+                <w:rFonts w:ascii="Aptos" w:hAnsi="Aptos"/>
+                <w:sz w:val="20"/>
+                <w:szCs w:val="20"/>
+              </w:rPr>
+            </w:pPr>
+            <w:r>
+              <w:rPr>
+                <w:rFonts w:ascii="Aptos" w:hAnsi="Aptos"/>
                 <w:sz w:val="20"/>
                 <w:szCs w:val="20"/>
               </w:rPr>
@@ -433,17 +458,18 @@
               <w:bottom w:val="nil"/>
               <w:right w:val="nil"/>
             </w:tcBorders>
-            <w:shd w:val="clear" w:color="auto" w:fill="auto"/>
-          </w:tcPr>
-          <w:p>
-            <w:pPr>
-              <w:rPr>
+          </w:tcPr>
+          <w:p>
+            <w:pPr>
+              <w:rPr>
+                <w:rFonts w:ascii="Aptos" w:hAnsi="Aptos"/>
                 <w:sz w:val="18"/>
                 <w:szCs w:val="18"/>
               </w:rPr>
             </w:pPr>
             <w:r>
               <w:rPr>
+                <w:rFonts w:ascii="Aptos" w:hAnsi="Aptos"/>
                 <w:sz w:val="18"/>
                 <w:szCs w:val="18"/>
               </w:rPr>
@@ -461,6 +487,7 @@
             </w:r>
             <w:r>
               <w:rPr>
+                <w:rFonts w:ascii="Aptos" w:hAnsi="Aptos"/>
                 <w:sz w:val="18"/>
                 <w:szCs w:val="18"/>
               </w:rPr>
@@ -468,12 +495,14 @@
             </w:r>
             <w:r>
               <w:rPr>
+                <w:rFonts w:ascii="Aptos" w:hAnsi="Aptos"/>
                 <w:sz w:val="18"/>
                 <w:szCs w:val="18"/>
               </w:rPr>
             </w:r>
             <w:r>
               <w:rPr>
+                <w:rFonts w:ascii="Aptos" w:hAnsi="Aptos"/>
                 <w:sz w:val="18"/>
                 <w:szCs w:val="18"/>
               </w:rPr>
@@ -481,6 +510,7 @@
             </w:r>
             <w:r>
               <w:rPr>
+                <w:rFonts w:ascii="Aptos" w:hAnsi="Aptos"/>
                 <w:sz w:val="18"/>
                 <w:szCs w:val="18"/>
               </w:rPr>
@@ -496,17 +526,18 @@
               <w:left w:val="nil"/>
               <w:bottom w:val="nil"/>
             </w:tcBorders>
-            <w:shd w:val="clear" w:color="auto" w:fill="auto"/>
-          </w:tcPr>
-          <w:p>
-            <w:pPr>
-              <w:rPr>
-                <w:sz w:val="20"/>
-                <w:szCs w:val="20"/>
-              </w:rPr>
-            </w:pPr>
-            <w:r>
-              <w:rPr>
+          </w:tcPr>
+          <w:p>
+            <w:pPr>
+              <w:rPr>
+                <w:rFonts w:ascii="Aptos" w:hAnsi="Aptos"/>
+                <w:sz w:val="20"/>
+                <w:szCs w:val="20"/>
+              </w:rPr>
+            </w:pPr>
+            <w:r>
+              <w:rPr>
+                <w:rFonts w:ascii="Aptos" w:hAnsi="Aptos"/>
                 <w:sz w:val="20"/>
                 <w:szCs w:val="20"/>
               </w:rPr>
@@ -521,17 +552,18 @@
               <w:bottom w:val="nil"/>
               <w:right w:val="nil"/>
             </w:tcBorders>
-            <w:shd w:val="clear" w:color="auto" w:fill="auto"/>
-          </w:tcPr>
-          <w:p>
-            <w:pPr>
-              <w:rPr>
+          </w:tcPr>
+          <w:p>
+            <w:pPr>
+              <w:rPr>
+                <w:rFonts w:ascii="Aptos" w:hAnsi="Aptos"/>
                 <w:sz w:val="18"/>
                 <w:szCs w:val="18"/>
               </w:rPr>
             </w:pPr>
             <w:r>
               <w:rPr>
+                <w:rFonts w:ascii="Aptos" w:hAnsi="Aptos"/>
                 <w:sz w:val="18"/>
                 <w:szCs w:val="18"/>
               </w:rPr>
@@ -549,6 +581,7 @@
             </w:r>
             <w:r>
               <w:rPr>
+                <w:rFonts w:ascii="Aptos" w:hAnsi="Aptos"/>
                 <w:sz w:val="18"/>
                 <w:szCs w:val="18"/>
               </w:rPr>
@@ -556,12 +589,14 @@
             </w:r>
             <w:r>
               <w:rPr>
+                <w:rFonts w:ascii="Aptos" w:hAnsi="Aptos"/>
                 <w:sz w:val="18"/>
                 <w:szCs w:val="18"/>
               </w:rPr>
             </w:r>
             <w:r>
               <w:rPr>
+                <w:rFonts w:ascii="Aptos" w:hAnsi="Aptos"/>
                 <w:sz w:val="18"/>
                 <w:szCs w:val="18"/>
               </w:rPr>
@@ -569,6 +604,7 @@
             </w:r>
             <w:r>
               <w:rPr>
+                <w:rFonts w:ascii="Aptos" w:hAnsi="Aptos"/>
                 <w:sz w:val="18"/>
                 <w:szCs w:val="18"/>
               </w:rPr>
@@ -584,17 +620,18 @@
               <w:left w:val="nil"/>
               <w:bottom w:val="nil"/>
             </w:tcBorders>
-            <w:shd w:val="clear" w:color="auto" w:fill="auto"/>
-          </w:tcPr>
-          <w:p>
-            <w:pPr>
-              <w:rPr>
-                <w:sz w:val="20"/>
-                <w:szCs w:val="20"/>
-              </w:rPr>
-            </w:pPr>
-            <w:r>
-              <w:rPr>
+          </w:tcPr>
+          <w:p>
+            <w:pPr>
+              <w:rPr>
+                <w:rFonts w:ascii="Aptos" w:hAnsi="Aptos"/>
+                <w:sz w:val="20"/>
+                <w:szCs w:val="20"/>
+              </w:rPr>
+            </w:pPr>
+            <w:r>
+              <w:rPr>
+                <w:rFonts w:ascii="Aptos" w:hAnsi="Aptos"/>
                 <w:sz w:val="20"/>
                 <w:szCs w:val="20"/>
               </w:rPr>
@@ -619,17 +656,18 @@
               <w:bottom w:val="nil"/>
               <w:right w:val="nil"/>
             </w:tcBorders>
-            <w:shd w:val="clear" w:color="auto" w:fill="auto"/>
-          </w:tcPr>
-          <w:p>
-            <w:pPr>
-              <w:rPr>
-                <w:sz w:val="20"/>
-                <w:szCs w:val="20"/>
-              </w:rPr>
-            </w:pPr>
-            <w:r>
-              <w:rPr>
+          </w:tcPr>
+          <w:p>
+            <w:pPr>
+              <w:rPr>
+                <w:rFonts w:ascii="Aptos" w:hAnsi="Aptos"/>
+                <w:sz w:val="20"/>
+                <w:szCs w:val="20"/>
+              </w:rPr>
+            </w:pPr>
+            <w:r>
+              <w:rPr>
+                <w:rFonts w:ascii="Aptos" w:hAnsi="Aptos"/>
                 <w:sz w:val="18"/>
                 <w:szCs w:val="18"/>
               </w:rPr>
@@ -647,6 +685,7 @@
             </w:r>
             <w:r>
               <w:rPr>
+                <w:rFonts w:ascii="Aptos" w:hAnsi="Aptos"/>
                 <w:sz w:val="18"/>
                 <w:szCs w:val="18"/>
               </w:rPr>
@@ -654,12 +693,14 @@
             </w:r>
             <w:r>
               <w:rPr>
+                <w:rFonts w:ascii="Aptos" w:hAnsi="Aptos"/>
                 <w:sz w:val="18"/>
                 <w:szCs w:val="18"/>
               </w:rPr>
             </w:r>
             <w:r>
               <w:rPr>
+                <w:rFonts w:ascii="Aptos" w:hAnsi="Aptos"/>
                 <w:sz w:val="18"/>
                 <w:szCs w:val="18"/>
               </w:rPr>
@@ -667,6 +708,7 @@
             </w:r>
             <w:r>
               <w:rPr>
+                <w:rFonts w:ascii="Aptos" w:hAnsi="Aptos"/>
                 <w:sz w:val="18"/>
                 <w:szCs w:val="18"/>
               </w:rPr>
@@ -683,17 +725,18 @@
               <w:left w:val="nil"/>
               <w:bottom w:val="nil"/>
             </w:tcBorders>
-            <w:shd w:val="clear" w:color="auto" w:fill="auto"/>
-          </w:tcPr>
-          <w:p>
-            <w:pPr>
-              <w:rPr>
-                <w:sz w:val="20"/>
-                <w:szCs w:val="20"/>
-              </w:rPr>
-            </w:pPr>
-            <w:r>
-              <w:rPr>
+          </w:tcPr>
+          <w:p>
+            <w:pPr>
+              <w:rPr>
+                <w:rFonts w:ascii="Aptos" w:hAnsi="Aptos"/>
+                <w:sz w:val="20"/>
+                <w:szCs w:val="20"/>
+              </w:rPr>
+            </w:pPr>
+            <w:r>
+              <w:rPr>
+                <w:rFonts w:ascii="Aptos" w:hAnsi="Aptos"/>
                 <w:sz w:val="20"/>
                 <w:szCs w:val="20"/>
               </w:rPr>
@@ -710,17 +753,18 @@
               <w:bottom w:val="nil"/>
               <w:right w:val="nil"/>
             </w:tcBorders>
-            <w:shd w:val="clear" w:color="auto" w:fill="auto"/>
-          </w:tcPr>
-          <w:p>
-            <w:pPr>
-              <w:rPr>
-                <w:sz w:val="20"/>
-                <w:szCs w:val="20"/>
-              </w:rPr>
-            </w:pPr>
-            <w:r>
-              <w:rPr>
+          </w:tcPr>
+          <w:p>
+            <w:pPr>
+              <w:rPr>
+                <w:rFonts w:ascii="Aptos" w:hAnsi="Aptos"/>
+                <w:sz w:val="20"/>
+                <w:szCs w:val="20"/>
+              </w:rPr>
+            </w:pPr>
+            <w:r>
+              <w:rPr>
+                <w:rFonts w:ascii="Aptos" w:hAnsi="Aptos"/>
                 <w:sz w:val="18"/>
                 <w:szCs w:val="18"/>
               </w:rPr>
@@ -738,6 +782,7 @@
             </w:r>
             <w:r>
               <w:rPr>
+                <w:rFonts w:ascii="Aptos" w:hAnsi="Aptos"/>
                 <w:sz w:val="18"/>
                 <w:szCs w:val="18"/>
               </w:rPr>
@@ -745,12 +790,14 @@
             </w:r>
             <w:r>
               <w:rPr>
+                <w:rFonts w:ascii="Aptos" w:hAnsi="Aptos"/>
                 <w:sz w:val="18"/>
                 <w:szCs w:val="18"/>
               </w:rPr>
             </w:r>
             <w:r>
               <w:rPr>
+                <w:rFonts w:ascii="Aptos" w:hAnsi="Aptos"/>
                 <w:sz w:val="18"/>
                 <w:szCs w:val="18"/>
               </w:rPr>
@@ -758,6 +805,7 @@
             </w:r>
             <w:r>
               <w:rPr>
+                <w:rFonts w:ascii="Aptos" w:hAnsi="Aptos"/>
                 <w:sz w:val="18"/>
                 <w:szCs w:val="18"/>
               </w:rPr>
@@ -774,17 +822,18 @@
               <w:left w:val="nil"/>
               <w:bottom w:val="nil"/>
             </w:tcBorders>
-            <w:shd w:val="clear" w:color="auto" w:fill="auto"/>
-          </w:tcPr>
-          <w:p>
-            <w:pPr>
-              <w:rPr>
-                <w:sz w:val="20"/>
-                <w:szCs w:val="20"/>
-              </w:rPr>
-            </w:pPr>
-            <w:r>
-              <w:rPr>
+          </w:tcPr>
+          <w:p>
+            <w:pPr>
+              <w:rPr>
+                <w:rFonts w:ascii="Aptos" w:hAnsi="Aptos"/>
+                <w:sz w:val="20"/>
+                <w:szCs w:val="20"/>
+              </w:rPr>
+            </w:pPr>
+            <w:r>
+              <w:rPr>
+                <w:rFonts w:ascii="Aptos" w:hAnsi="Aptos"/>
                 <w:sz w:val="20"/>
                 <w:szCs w:val="20"/>
               </w:rPr>
@@ -800,17 +849,18 @@
               <w:bottom w:val="nil"/>
               <w:right w:val="nil"/>
             </w:tcBorders>
-            <w:shd w:val="clear" w:color="auto" w:fill="auto"/>
-          </w:tcPr>
-          <w:p>
-            <w:pPr>
-              <w:rPr>
-                <w:sz w:val="20"/>
-                <w:szCs w:val="20"/>
-              </w:rPr>
-            </w:pPr>
-            <w:r>
-              <w:rPr>
+          </w:tcPr>
+          <w:p>
+            <w:pPr>
+              <w:rPr>
+                <w:rFonts w:ascii="Aptos" w:hAnsi="Aptos"/>
+                <w:sz w:val="20"/>
+                <w:szCs w:val="20"/>
+              </w:rPr>
+            </w:pPr>
+            <w:r>
+              <w:rPr>
+                <w:rFonts w:ascii="Aptos" w:hAnsi="Aptos"/>
                 <w:sz w:val="18"/>
                 <w:szCs w:val="18"/>
               </w:rPr>
@@ -828,6 +878,7 @@
             </w:r>
             <w:r>
               <w:rPr>
+                <w:rFonts w:ascii="Aptos" w:hAnsi="Aptos"/>
                 <w:sz w:val="18"/>
                 <w:szCs w:val="18"/>
               </w:rPr>
@@ -835,12 +886,14 @@
             </w:r>
             <w:r>
               <w:rPr>
+                <w:rFonts w:ascii="Aptos" w:hAnsi="Aptos"/>
                 <w:sz w:val="18"/>
                 <w:szCs w:val="18"/>
               </w:rPr>
             </w:r>
             <w:r>
               <w:rPr>
+                <w:rFonts w:ascii="Aptos" w:hAnsi="Aptos"/>
                 <w:sz w:val="18"/>
                 <w:szCs w:val="18"/>
               </w:rPr>
@@ -848,6 +901,7 @@
             </w:r>
             <w:r>
               <w:rPr>
+                <w:rFonts w:ascii="Aptos" w:hAnsi="Aptos"/>
                 <w:sz w:val="18"/>
                 <w:szCs w:val="18"/>
               </w:rPr>
@@ -864,17 +918,18 @@
               <w:left w:val="nil"/>
               <w:bottom w:val="nil"/>
             </w:tcBorders>
-            <w:shd w:val="clear" w:color="auto" w:fill="auto"/>
-          </w:tcPr>
-          <w:p>
-            <w:pPr>
-              <w:rPr>
-                <w:sz w:val="20"/>
-                <w:szCs w:val="20"/>
-              </w:rPr>
-            </w:pPr>
-            <w:r>
-              <w:rPr>
+          </w:tcPr>
+          <w:p>
+            <w:pPr>
+              <w:rPr>
+                <w:rFonts w:ascii="Aptos" w:hAnsi="Aptos"/>
+                <w:sz w:val="20"/>
+                <w:szCs w:val="20"/>
+              </w:rPr>
+            </w:pPr>
+            <w:r>
+              <w:rPr>
+                <w:rFonts w:ascii="Aptos" w:hAnsi="Aptos"/>
                 <w:sz w:val="20"/>
                 <w:szCs w:val="20"/>
               </w:rPr>
@@ -882,6 +937,7 @@
             </w:r>
             <w:r>
               <w:rPr>
+                <w:rFonts w:ascii="Aptos" w:hAnsi="Aptos"/>
                 <w:sz w:val="20"/>
                 <w:szCs w:val="20"/>
               </w:rPr>
@@ -896,6 +952,7 @@
             </w:r>
             <w:r>
               <w:rPr>
+                <w:rFonts w:ascii="Aptos" w:hAnsi="Aptos"/>
                 <w:sz w:val="20"/>
                 <w:szCs w:val="20"/>
               </w:rPr>
@@ -903,12 +960,14 @@
             </w:r>
             <w:r>
               <w:rPr>
-                <w:sz w:val="20"/>
-                <w:szCs w:val="20"/>
-              </w:rPr>
-            </w:r>
-            <w:r>
-              <w:rPr>
+                <w:rFonts w:ascii="Aptos" w:hAnsi="Aptos"/>
+                <w:sz w:val="20"/>
+                <w:szCs w:val="20"/>
+              </w:rPr>
+            </w:r>
+            <w:r>
+              <w:rPr>
+                <w:rFonts w:ascii="Aptos" w:hAnsi="Aptos"/>
                 <w:sz w:val="20"/>
                 <w:szCs w:val="20"/>
               </w:rPr>
@@ -916,6 +975,7 @@
             </w:r>
             <w:r>
               <w:rPr>
+                <w:rFonts w:ascii="Aptos" w:hAnsi="Aptos"/>
                 <w:noProof/>
                 <w:sz w:val="20"/>
                 <w:szCs w:val="20"/>
@@ -924,6 +984,7 @@
             </w:r>
             <w:r>
               <w:rPr>
+                <w:rFonts w:ascii="Aptos" w:hAnsi="Aptos"/>
                 <w:noProof/>
                 <w:sz w:val="20"/>
                 <w:szCs w:val="20"/>
@@ -932,6 +993,7 @@
             </w:r>
             <w:r>
               <w:rPr>
+                <w:rFonts w:ascii="Aptos" w:hAnsi="Aptos"/>
                 <w:noProof/>
                 <w:sz w:val="20"/>
                 <w:szCs w:val="20"/>
@@ -940,6 +1002,7 @@
             </w:r>
             <w:r>
               <w:rPr>
+                <w:rFonts w:ascii="Aptos" w:hAnsi="Aptos"/>
                 <w:noProof/>
                 <w:sz w:val="20"/>
                 <w:szCs w:val="20"/>
@@ -948,6 +1011,7 @@
             </w:r>
             <w:r>
               <w:rPr>
+                <w:rFonts w:ascii="Aptos" w:hAnsi="Aptos"/>
                 <w:noProof/>
                 <w:sz w:val="20"/>
                 <w:szCs w:val="20"/>
@@ -956,6 +1020,7 @@
             </w:r>
             <w:r>
               <w:rPr>
+                <w:rFonts w:ascii="Aptos" w:hAnsi="Aptos"/>
                 <w:sz w:val="20"/>
                 <w:szCs w:val="20"/>
               </w:rPr>
@@ -976,17 +1041,18 @@
               <w:top w:val="nil"/>
               <w:right w:val="nil"/>
             </w:tcBorders>
-            <w:shd w:val="clear" w:color="auto" w:fill="auto"/>
-          </w:tcPr>
-          <w:p>
-            <w:pPr>
-              <w:rPr>
-                <w:sz w:val="20"/>
-                <w:szCs w:val="20"/>
-              </w:rPr>
-            </w:pPr>
-            <w:r>
-              <w:rPr>
+          </w:tcPr>
+          <w:p>
+            <w:pPr>
+              <w:rPr>
+                <w:rFonts w:ascii="Aptos" w:hAnsi="Aptos"/>
+                <w:sz w:val="20"/>
+                <w:szCs w:val="20"/>
+              </w:rPr>
+            </w:pPr>
+            <w:r>
+              <w:rPr>
+                <w:rFonts w:ascii="Aptos" w:hAnsi="Aptos"/>
                 <w:sz w:val="18"/>
                 <w:szCs w:val="18"/>
               </w:rPr>
@@ -1004,6 +1070,7 @@
             </w:r>
             <w:r>
               <w:rPr>
+                <w:rFonts w:ascii="Aptos" w:hAnsi="Aptos"/>
                 <w:sz w:val="18"/>
                 <w:szCs w:val="18"/>
               </w:rPr>
@@ -1011,12 +1078,14 @@
             </w:r>
             <w:r>
               <w:rPr>
+                <w:rFonts w:ascii="Aptos" w:hAnsi="Aptos"/>
                 <w:sz w:val="18"/>
                 <w:szCs w:val="18"/>
               </w:rPr>
             </w:r>
             <w:r>
               <w:rPr>
+                <w:rFonts w:ascii="Aptos" w:hAnsi="Aptos"/>
                 <w:sz w:val="18"/>
                 <w:szCs w:val="18"/>
               </w:rPr>
@@ -1024,6 +1093,7 @@
             </w:r>
             <w:r>
               <w:rPr>
+                <w:rFonts w:ascii="Aptos" w:hAnsi="Aptos"/>
                 <w:sz w:val="18"/>
                 <w:szCs w:val="18"/>
               </w:rPr>
@@ -1039,17 +1109,18 @@
               <w:top w:val="nil"/>
               <w:left w:val="nil"/>
             </w:tcBorders>
-            <w:shd w:val="clear" w:color="auto" w:fill="auto"/>
-          </w:tcPr>
-          <w:p>
-            <w:pPr>
-              <w:rPr>
-                <w:sz w:val="20"/>
-                <w:szCs w:val="20"/>
-              </w:rPr>
-            </w:pPr>
-            <w:r>
-              <w:rPr>
+          </w:tcPr>
+          <w:p>
+            <w:pPr>
+              <w:rPr>
+                <w:rFonts w:ascii="Aptos" w:hAnsi="Aptos"/>
+                <w:sz w:val="20"/>
+                <w:szCs w:val="20"/>
+              </w:rPr>
+            </w:pPr>
+            <w:r>
+              <w:rPr>
+                <w:rFonts w:ascii="Aptos" w:hAnsi="Aptos"/>
                 <w:sz w:val="20"/>
                 <w:szCs w:val="20"/>
               </w:rPr>
@@ -1065,17 +1136,18 @@
               <w:top w:val="nil"/>
               <w:right w:val="nil"/>
             </w:tcBorders>
-            <w:shd w:val="clear" w:color="auto" w:fill="auto"/>
-          </w:tcPr>
-          <w:p>
-            <w:pPr>
-              <w:rPr>
-                <w:sz w:val="20"/>
-                <w:szCs w:val="20"/>
-              </w:rPr>
-            </w:pPr>
-            <w:r>
-              <w:rPr>
+          </w:tcPr>
+          <w:p>
+            <w:pPr>
+              <w:rPr>
+                <w:rFonts w:ascii="Aptos" w:hAnsi="Aptos"/>
+                <w:sz w:val="20"/>
+                <w:szCs w:val="20"/>
+              </w:rPr>
+            </w:pPr>
+            <w:r>
+              <w:rPr>
+                <w:rFonts w:ascii="Aptos" w:hAnsi="Aptos"/>
                 <w:sz w:val="18"/>
                 <w:szCs w:val="18"/>
               </w:rPr>
@@ -1093,6 +1165,7 @@
             </w:r>
             <w:r>
               <w:rPr>
+                <w:rFonts w:ascii="Aptos" w:hAnsi="Aptos"/>
                 <w:sz w:val="18"/>
                 <w:szCs w:val="18"/>
               </w:rPr>
@@ -1100,12 +1173,14 @@
             </w:r>
             <w:r>
               <w:rPr>
+                <w:rFonts w:ascii="Aptos" w:hAnsi="Aptos"/>
                 <w:sz w:val="18"/>
                 <w:szCs w:val="18"/>
               </w:rPr>
             </w:r>
             <w:r>
               <w:rPr>
+                <w:rFonts w:ascii="Aptos" w:hAnsi="Aptos"/>
                 <w:sz w:val="18"/>
                 <w:szCs w:val="18"/>
               </w:rPr>
@@ -1113,6 +1188,7 @@
             </w:r>
             <w:r>
               <w:rPr>
+                <w:rFonts w:ascii="Aptos" w:hAnsi="Aptos"/>
                 <w:sz w:val="18"/>
                 <w:szCs w:val="18"/>
               </w:rPr>
@@ -1128,17 +1204,18 @@
               <w:top w:val="nil"/>
               <w:left w:val="nil"/>
             </w:tcBorders>
-            <w:shd w:val="clear" w:color="auto" w:fill="auto"/>
-          </w:tcPr>
-          <w:p>
-            <w:pPr>
-              <w:rPr>
-                <w:sz w:val="20"/>
-                <w:szCs w:val="20"/>
-              </w:rPr>
-            </w:pPr>
-            <w:r>
-              <w:rPr>
+          </w:tcPr>
+          <w:p>
+            <w:pPr>
+              <w:rPr>
+                <w:rFonts w:ascii="Aptos" w:hAnsi="Aptos"/>
+                <w:sz w:val="20"/>
+                <w:szCs w:val="20"/>
+              </w:rPr>
+            </w:pPr>
+            <w:r>
+              <w:rPr>
+                <w:rFonts w:ascii="Aptos" w:hAnsi="Aptos"/>
                 <w:sz w:val="20"/>
                 <w:szCs w:val="20"/>
               </w:rPr>
@@ -1153,17 +1230,18 @@
               <w:top w:val="nil"/>
               <w:right w:val="nil"/>
             </w:tcBorders>
-            <w:shd w:val="clear" w:color="auto" w:fill="auto"/>
-          </w:tcPr>
-          <w:p>
-            <w:pPr>
-              <w:rPr>
-                <w:sz w:val="20"/>
-                <w:szCs w:val="20"/>
-              </w:rPr>
-            </w:pPr>
-            <w:r>
-              <w:rPr>
+          </w:tcPr>
+          <w:p>
+            <w:pPr>
+              <w:rPr>
+                <w:rFonts w:ascii="Aptos" w:hAnsi="Aptos"/>
+                <w:sz w:val="20"/>
+                <w:szCs w:val="20"/>
+              </w:rPr>
+            </w:pPr>
+            <w:r>
+              <w:rPr>
+                <w:rFonts w:ascii="Aptos" w:hAnsi="Aptos"/>
                 <w:sz w:val="18"/>
                 <w:szCs w:val="18"/>
               </w:rPr>
@@ -1181,6 +1259,7 @@
             </w:r>
             <w:r>
               <w:rPr>
+                <w:rFonts w:ascii="Aptos" w:hAnsi="Aptos"/>
                 <w:sz w:val="18"/>
                 <w:szCs w:val="18"/>
               </w:rPr>
@@ -1188,12 +1267,14 @@
             </w:r>
             <w:r>
               <w:rPr>
+                <w:rFonts w:ascii="Aptos" w:hAnsi="Aptos"/>
                 <w:sz w:val="18"/>
                 <w:szCs w:val="18"/>
               </w:rPr>
             </w:r>
             <w:r>
               <w:rPr>
+                <w:rFonts w:ascii="Aptos" w:hAnsi="Aptos"/>
                 <w:sz w:val="18"/>
                 <w:szCs w:val="18"/>
               </w:rPr>
@@ -1201,6 +1282,7 @@
             </w:r>
             <w:r>
               <w:rPr>
+                <w:rFonts w:ascii="Aptos" w:hAnsi="Aptos"/>
                 <w:sz w:val="18"/>
                 <w:szCs w:val="18"/>
               </w:rPr>
@@ -1216,17 +1298,18 @@
               <w:top w:val="nil"/>
               <w:left w:val="nil"/>
             </w:tcBorders>
-            <w:shd w:val="clear" w:color="auto" w:fill="auto"/>
-          </w:tcPr>
-          <w:p>
-            <w:pPr>
-              <w:rPr>
-                <w:sz w:val="20"/>
-                <w:szCs w:val="20"/>
-              </w:rPr>
-            </w:pPr>
-            <w:r>
-              <w:rPr>
+          </w:tcPr>
+          <w:p>
+            <w:pPr>
+              <w:rPr>
+                <w:rFonts w:ascii="Aptos" w:hAnsi="Aptos"/>
+                <w:sz w:val="20"/>
+                <w:szCs w:val="20"/>
+              </w:rPr>
+            </w:pPr>
+            <w:r>
+              <w:rPr>
+                <w:rFonts w:ascii="Aptos" w:hAnsi="Aptos"/>
                 <w:sz w:val="20"/>
                 <w:szCs w:val="20"/>
               </w:rPr>
@@ -1246,11 +1329,11 @@
           <w:tcPr>
             <w:tcW w:w="9628" w:type="dxa"/>
             <w:gridSpan w:val="22"/>
-            <w:shd w:val="clear" w:color="auto" w:fill="auto"/>
-          </w:tcPr>
-          <w:p>
-            <w:pPr>
-              <w:rPr>
+          </w:tcPr>
+          <w:p>
+            <w:pPr>
+              <w:rPr>
+                <w:rFonts w:ascii="Aptos" w:hAnsi="Aptos"/>
                 <w:sz w:val="10"/>
                 <w:szCs w:val="10"/>
               </w:rPr>
@@ -1274,13 +1357,15 @@
           <w:p>
             <w:pPr>
               <w:rPr>
-                <w:b/>
-                <w:sz w:val="20"/>
-                <w:szCs w:val="20"/>
-              </w:rPr>
-            </w:pPr>
-            <w:r>
-              <w:rPr>
+                <w:rFonts w:ascii="Aptos" w:hAnsi="Aptos"/>
+                <w:b/>
+                <w:sz w:val="20"/>
+                <w:szCs w:val="20"/>
+              </w:rPr>
+            </w:pPr>
+            <w:r>
+              <w:rPr>
+                <w:rFonts w:ascii="Aptos" w:hAnsi="Aptos"/>
                 <w:b/>
                 <w:sz w:val="20"/>
                 <w:szCs w:val="20"/>
@@ -1298,19 +1383,12 @@
           <w:p>
             <w:pPr>
               <w:rPr>
-                <w:b/>
-                <w:sz w:val="20"/>
-                <w:szCs w:val="20"/>
-              </w:rPr>
-            </w:pPr>
-            <w:r>
-              <w:rPr>
-                <w:b/>
-                <w:sz w:val="20"/>
-                <w:szCs w:val="20"/>
-              </w:rPr>
-              <w:t xml:space="preserve">TLV – IBE </w:t>
-            </w:r>
+                <w:rFonts w:ascii="Aptos" w:hAnsi="Aptos"/>
+                <w:b/>
+                <w:sz w:val="20"/>
+                <w:szCs w:val="20"/>
+              </w:rPr>
+            </w:pPr>
           </w:p>
         </w:tc>
       </w:tr>
@@ -1328,8 +1406,1062 @@
             <w:vAlign w:val="center"/>
           </w:tcPr>
           <w:p>
-            <w:r>
-              <w:rPr>
+            <w:pPr>
+              <w:rPr>
+                <w:rFonts w:ascii="Aptos" w:hAnsi="Aptos"/>
+              </w:rPr>
+            </w:pPr>
+            <w:r>
+              <w:rPr>
+                <w:rFonts w:ascii="Aptos" w:hAnsi="Aptos"/>
+              </w:rPr>
+              <w:t>Vedi SDS</w:t>
+            </w:r>
+          </w:p>
+        </w:tc>
+        <w:tc>
+          <w:tcPr>
+            <w:tcW w:w="3214" w:type="dxa"/>
+            <w:gridSpan w:val="6"/>
+            <w:vAlign w:val="center"/>
+          </w:tcPr>
+          <w:p>
+            <w:pPr>
+              <w:rPr>
+                <w:rFonts w:ascii="Aptos" w:hAnsi="Aptos"/>
+                <w:sz w:val="16"/>
+                <w:szCs w:val="16"/>
+              </w:rPr>
+            </w:pPr>
+          </w:p>
+        </w:tc>
+      </w:tr>
+      <w:tr>
+        <w:tblPrEx>
+          <w:shd w:val="clear" w:color="auto" w:fill="auto"/>
+        </w:tblPrEx>
+        <w:trPr>
+          <w:trHeight w:val="227"/>
+        </w:trPr>
+        <w:tc>
+          <w:tcPr>
+            <w:tcW w:w="6414" w:type="dxa"/>
+            <w:gridSpan w:val="16"/>
+            <w:vAlign w:val="center"/>
+          </w:tcPr>
+          <w:p>
+            <w:pPr>
+              <w:rPr>
+                <w:rFonts w:ascii="Aptos" w:hAnsi="Aptos"/>
+              </w:rPr>
+            </w:pPr>
+          </w:p>
+        </w:tc>
+        <w:tc>
+          <w:tcPr>
+            <w:tcW w:w="3214" w:type="dxa"/>
+            <w:gridSpan w:val="6"/>
+            <w:vAlign w:val="center"/>
+          </w:tcPr>
+          <w:p>
+            <w:pPr>
+              <w:rPr>
+                <w:rFonts w:ascii="Aptos" w:hAnsi="Aptos"/>
+                <w:sz w:val="16"/>
+                <w:szCs w:val="16"/>
+              </w:rPr>
+            </w:pPr>
+          </w:p>
+        </w:tc>
+      </w:tr>
+      <w:tr>
+        <w:tblPrEx>
+          <w:shd w:val="clear" w:color="auto" w:fill="auto"/>
+        </w:tblPrEx>
+        <w:trPr>
+          <w:trHeight w:val="170"/>
+        </w:trPr>
+        <w:tc>
+          <w:tcPr>
+            <w:tcW w:w="9628" w:type="dxa"/>
+            <w:gridSpan w:val="22"/>
+            <w:tcBorders>
+              <w:bottom w:val="nil"/>
+            </w:tcBorders>
+          </w:tcPr>
+          <w:p>
+            <w:pPr>
+              <w:rPr>
+                <w:rFonts w:ascii="Aptos" w:hAnsi="Aptos"/>
+                <w:b/>
+                <w:sz w:val="10"/>
+                <w:szCs w:val="10"/>
+              </w:rPr>
+            </w:pPr>
+          </w:p>
+        </w:tc>
+      </w:tr>
+      <w:tr>
+        <w:tblPrEx>
+          <w:shd w:val="clear" w:color="auto" w:fill="auto"/>
+        </w:tblPrEx>
+        <w:trPr>
+          <w:trHeight w:val="340"/>
+        </w:trPr>
+        <w:tc>
+          <w:tcPr>
+            <w:tcW w:w="2336" w:type="dxa"/>
+            <w:gridSpan w:val="5"/>
+            <w:vAlign w:val="center"/>
+          </w:tcPr>
+          <w:p>
+            <w:pPr>
+              <w:rPr>
+                <w:rFonts w:ascii="Aptos" w:hAnsi="Aptos"/>
+                <w:sz w:val="20"/>
+                <w:szCs w:val="20"/>
+              </w:rPr>
+            </w:pPr>
+            <w:r>
+              <w:rPr>
+                <w:rFonts w:ascii="Aptos" w:hAnsi="Aptos"/>
+                <w:sz w:val="20"/>
+                <w:szCs w:val="20"/>
+              </w:rPr>
+              <w:t>Classificazione H</w:t>
+            </w:r>
+          </w:p>
+        </w:tc>
+        <w:tc>
+          <w:tcPr>
+            <w:tcW w:w="7292" w:type="dxa"/>
+            <w:gridSpan w:val="17"/>
+            <w:vAlign w:val="center"/>
+          </w:tcPr>
+          <w:p>
+            <w:pPr>
+              <w:rPr>
+                <w:rFonts w:ascii="Aptos" w:hAnsi="Aptos"/>
+                <w:sz w:val="20"/>
+                <w:szCs w:val="20"/>
+              </w:rPr>
+            </w:pPr>
+            <w:r>
+              <w:rPr>
+                <w:rFonts w:ascii="Aptos" w:hAnsi="Aptos"/>
+                <w:sz w:val="20"/>
+                <w:szCs w:val="20"/>
+              </w:rPr>
+              <w:t xml:space="preserve">Non è da considerarsi nocivo per l’uomo </w:t>
+            </w:r>
+          </w:p>
+        </w:tc>
+      </w:tr>
+      <w:tr>
+        <w:tblPrEx>
+          <w:shd w:val="clear" w:color="auto" w:fill="auto"/>
+        </w:tblPrEx>
+        <w:trPr>
+          <w:trHeight w:val="340"/>
+        </w:trPr>
+        <w:tc>
+          <w:tcPr>
+            <w:tcW w:w="2336" w:type="dxa"/>
+            <w:gridSpan w:val="5"/>
+            <w:vAlign w:val="center"/>
+          </w:tcPr>
+          <w:p>
+            <w:pPr>
+              <w:rPr>
+                <w:rFonts w:ascii="Aptos" w:hAnsi="Aptos"/>
+                <w:sz w:val="20"/>
+                <w:szCs w:val="20"/>
+              </w:rPr>
+            </w:pPr>
+            <w:r>
+              <w:rPr>
+                <w:rFonts w:ascii="Aptos" w:hAnsi="Aptos"/>
+                <w:sz w:val="20"/>
+                <w:szCs w:val="20"/>
+              </w:rPr>
+              <w:t>Kg utilizzati per addetto</w:t>
+            </w:r>
+          </w:p>
+        </w:tc>
+        <w:tc>
+          <w:tcPr>
+            <w:tcW w:w="2439" w:type="dxa"/>
+            <w:gridSpan w:val="7"/>
+            <w:vAlign w:val="center"/>
+          </w:tcPr>
+          <w:p>
+            <w:pPr>
+              <w:rPr>
+                <w:rFonts w:ascii="Aptos" w:hAnsi="Aptos"/>
+                <w:sz w:val="20"/>
+                <w:szCs w:val="20"/>
+              </w:rPr>
+            </w:pPr>
+            <w:r>
+              <w:rPr>
+                <w:rFonts w:ascii="Aptos" w:hAnsi="Aptos"/>
+                <w:sz w:val="20"/>
+                <w:szCs w:val="20"/>
+              </w:rPr>
+              <w:t>10-100 a settimana</w:t>
+            </w:r>
+          </w:p>
+        </w:tc>
+        <w:tc>
+          <w:tcPr>
+            <w:tcW w:w="2410" w:type="dxa"/>
+            <w:gridSpan w:val="6"/>
+            <w:vAlign w:val="center"/>
+          </w:tcPr>
+          <w:p>
+            <w:pPr>
+              <w:rPr>
+                <w:rFonts w:ascii="Aptos" w:hAnsi="Aptos"/>
+                <w:sz w:val="20"/>
+                <w:szCs w:val="20"/>
+              </w:rPr>
+            </w:pPr>
+            <w:r>
+              <w:rPr>
+                <w:rFonts w:ascii="Aptos" w:hAnsi="Aptos"/>
+                <w:sz w:val="20"/>
+                <w:szCs w:val="20"/>
+              </w:rPr>
+              <w:t>Tempo di esposizione</w:t>
+            </w:r>
+          </w:p>
+        </w:tc>
+        <w:tc>
+          <w:tcPr>
+            <w:tcW w:w="2443" w:type="dxa"/>
+            <w:gridSpan w:val="4"/>
+            <w:vAlign w:val="center"/>
+          </w:tcPr>
+          <w:p>
+            <w:pPr>
+              <w:rPr>
+                <w:rFonts w:ascii="Aptos" w:hAnsi="Aptos"/>
+                <w:sz w:val="20"/>
+                <w:szCs w:val="20"/>
+              </w:rPr>
+            </w:pPr>
+            <w:r>
+              <w:rPr>
+                <w:rFonts w:ascii="Aptos" w:hAnsi="Aptos"/>
+                <w:sz w:val="20"/>
+                <w:szCs w:val="20"/>
+              </w:rPr>
+              <w:t>26-50% orario di lavoro</w:t>
+            </w:r>
+          </w:p>
+        </w:tc>
+      </w:tr>
+      <w:tr>
+        <w:tblPrEx>
+          <w:shd w:val="clear" w:color="auto" w:fill="auto"/>
+        </w:tblPrEx>
+        <w:trPr>
+          <w:trHeight w:val="340"/>
+        </w:trPr>
+        <w:tc>
+          <w:tcPr>
+            <w:tcW w:w="2336" w:type="dxa"/>
+            <w:gridSpan w:val="5"/>
+            <w:tcBorders>
+              <w:bottom w:val="single" w:sz="4" w:space="0" w:color="auto"/>
+            </w:tcBorders>
+            <w:vAlign w:val="center"/>
+          </w:tcPr>
+          <w:p>
+            <w:pPr>
+              <w:rPr>
+                <w:rFonts w:ascii="Aptos" w:hAnsi="Aptos"/>
+                <w:sz w:val="20"/>
+                <w:szCs w:val="20"/>
+              </w:rPr>
+            </w:pPr>
+            <w:r>
+              <w:rPr>
+                <w:rFonts w:ascii="Aptos" w:hAnsi="Aptos"/>
+                <w:sz w:val="20"/>
+                <w:szCs w:val="20"/>
+              </w:rPr>
+              <w:t>Categoria ex UNI EN 141</w:t>
+            </w:r>
+          </w:p>
+        </w:tc>
+        <w:tc>
+          <w:tcPr>
+            <w:tcW w:w="3830" w:type="dxa"/>
+            <w:gridSpan w:val="10"/>
+            <w:tcBorders>
+              <w:bottom w:val="single" w:sz="4" w:space="0" w:color="auto"/>
+            </w:tcBorders>
+            <w:vAlign w:val="center"/>
+          </w:tcPr>
+          <w:p>
+            <w:pPr>
+              <w:autoSpaceDE w:val="0"/>
+              <w:autoSpaceDN w:val="0"/>
+              <w:adjustRightInd w:val="0"/>
+              <w:rPr>
+                <w:rFonts w:ascii="Aptos" w:hAnsi="Aptos"/>
+                <w:sz w:val="16"/>
+                <w:szCs w:val="16"/>
+              </w:rPr>
+            </w:pPr>
+            <w:r>
+              <w:rPr>
+                <w:rFonts w:ascii="Aptos" w:hAnsi="Aptos"/>
+                <w:sz w:val="16"/>
+                <w:szCs w:val="16"/>
+              </w:rPr>
+              <w:fldChar w:fldCharType="begin">
+                <w:ffData>
+                  <w:name w:val=""/>
+                  <w:enabled/>
+                  <w:calcOnExit w:val="0"/>
+                  <w:checkBox>
+                    <w:sizeAuto/>
+                    <w:default w:val="0"/>
+                  </w:checkBox>
+                </w:ffData>
+              </w:fldChar>
+            </w:r>
+            <w:r>
+              <w:rPr>
+                <w:rFonts w:ascii="Aptos" w:hAnsi="Aptos"/>
+                <w:sz w:val="16"/>
+                <w:szCs w:val="16"/>
+              </w:rPr>
+              <w:instrText xml:space="preserve"> FORMCHECKBOX </w:instrText>
+            </w:r>
+            <w:r>
+              <w:rPr>
+                <w:rFonts w:ascii="Aptos" w:hAnsi="Aptos"/>
+                <w:sz w:val="16"/>
+                <w:szCs w:val="16"/>
+              </w:rPr>
+            </w:r>
+            <w:r>
+              <w:rPr>
+                <w:rFonts w:ascii="Aptos" w:hAnsi="Aptos"/>
+                <w:sz w:val="16"/>
+                <w:szCs w:val="16"/>
+              </w:rPr>
+              <w:fldChar w:fldCharType="separate"/>
+            </w:r>
+            <w:r>
+              <w:rPr>
+                <w:rFonts w:ascii="Aptos" w:hAnsi="Aptos"/>
+                <w:sz w:val="16"/>
+                <w:szCs w:val="16"/>
+              </w:rPr>
+              <w:fldChar w:fldCharType="end"/>
+            </w:r>
+            <w:r>
+              <w:rPr>
+                <w:rFonts w:ascii="Aptos" w:hAnsi="Aptos"/>
+                <w:sz w:val="16"/>
+                <w:szCs w:val="16"/>
+              </w:rPr>
+              <w:t xml:space="preserve"> A–Gas/vapori organici (punto ebollizione &gt; 65°C)</w:t>
+            </w:r>
+          </w:p>
+          <w:p>
+            <w:pPr>
+              <w:autoSpaceDE w:val="0"/>
+              <w:autoSpaceDN w:val="0"/>
+              <w:adjustRightInd w:val="0"/>
+              <w:rPr>
+                <w:rFonts w:ascii="Aptos" w:hAnsi="Aptos"/>
+                <w:sz w:val="16"/>
+                <w:szCs w:val="16"/>
+              </w:rPr>
+            </w:pPr>
+            <w:r>
+              <w:rPr>
+                <w:rFonts w:ascii="Aptos" w:hAnsi="Aptos"/>
+                <w:sz w:val="16"/>
+                <w:szCs w:val="16"/>
+              </w:rPr>
+              <w:fldChar w:fldCharType="begin">
+                <w:ffData>
+                  <w:name w:val="Controllo5"/>
+                  <w:enabled/>
+                  <w:calcOnExit w:val="0"/>
+                  <w:checkBox>
+                    <w:sizeAuto/>
+                    <w:default w:val="0"/>
+                  </w:checkBox>
+                </w:ffData>
+              </w:fldChar>
+            </w:r>
+            <w:r>
+              <w:rPr>
+                <w:rFonts w:ascii="Aptos" w:hAnsi="Aptos"/>
+                <w:sz w:val="16"/>
+                <w:szCs w:val="16"/>
+              </w:rPr>
+              <w:instrText xml:space="preserve"> FORMCHECKBOX </w:instrText>
+            </w:r>
+            <w:r>
+              <w:rPr>
+                <w:rFonts w:ascii="Aptos" w:hAnsi="Aptos"/>
+                <w:sz w:val="16"/>
+                <w:szCs w:val="16"/>
+              </w:rPr>
+            </w:r>
+            <w:r>
+              <w:rPr>
+                <w:rFonts w:ascii="Aptos" w:hAnsi="Aptos"/>
+                <w:sz w:val="16"/>
+                <w:szCs w:val="16"/>
+              </w:rPr>
+              <w:fldChar w:fldCharType="separate"/>
+            </w:r>
+            <w:r>
+              <w:rPr>
+                <w:rFonts w:ascii="Aptos" w:hAnsi="Aptos"/>
+                <w:sz w:val="16"/>
+                <w:szCs w:val="16"/>
+              </w:rPr>
+              <w:fldChar w:fldCharType="end"/>
+            </w:r>
+            <w:r>
+              <w:rPr>
+                <w:rFonts w:ascii="Aptos" w:hAnsi="Aptos"/>
+                <w:sz w:val="16"/>
+                <w:szCs w:val="16"/>
+              </w:rPr>
+              <w:t xml:space="preserve"> AX–Gas/vapori organici (punto ebollizione &lt; 65°C)</w:t>
+            </w:r>
+          </w:p>
+        </w:tc>
+        <w:tc>
+          <w:tcPr>
+            <w:tcW w:w="3462" w:type="dxa"/>
+            <w:gridSpan w:val="7"/>
+            <w:tcBorders>
+              <w:bottom w:val="single" w:sz="4" w:space="0" w:color="auto"/>
+            </w:tcBorders>
+            <w:vAlign w:val="center"/>
+          </w:tcPr>
+          <w:p>
+            <w:pPr>
+              <w:autoSpaceDE w:val="0"/>
+              <w:autoSpaceDN w:val="0"/>
+              <w:adjustRightInd w:val="0"/>
+              <w:rPr>
+                <w:rFonts w:ascii="Aptos" w:hAnsi="Aptos"/>
+                <w:sz w:val="16"/>
+                <w:szCs w:val="16"/>
+              </w:rPr>
+            </w:pPr>
+            <w:r>
+              <w:rPr>
+                <w:rFonts w:ascii="Aptos" w:hAnsi="Aptos"/>
+                <w:sz w:val="16"/>
+                <w:szCs w:val="16"/>
+              </w:rPr>
+              <w:fldChar w:fldCharType="begin">
+                <w:ffData>
+                  <w:name w:val=""/>
+                  <w:enabled/>
+                  <w:calcOnExit w:val="0"/>
+                  <w:checkBox>
+                    <w:sizeAuto/>
+                    <w:default w:val="0"/>
+                  </w:checkBox>
+                </w:ffData>
+              </w:fldChar>
+            </w:r>
+            <w:r>
+              <w:rPr>
+                <w:rFonts w:ascii="Aptos" w:hAnsi="Aptos"/>
+                <w:sz w:val="16"/>
+                <w:szCs w:val="16"/>
+              </w:rPr>
+              <w:instrText xml:space="preserve"> FORMCHECKBOX </w:instrText>
+            </w:r>
+            <w:r>
+              <w:rPr>
+                <w:rFonts w:ascii="Aptos" w:hAnsi="Aptos"/>
+                <w:sz w:val="16"/>
+                <w:szCs w:val="16"/>
+              </w:rPr>
+            </w:r>
+            <w:r>
+              <w:rPr>
+                <w:rFonts w:ascii="Aptos" w:hAnsi="Aptos"/>
+                <w:sz w:val="16"/>
+                <w:szCs w:val="16"/>
+              </w:rPr>
+              <w:fldChar w:fldCharType="separate"/>
+            </w:r>
+            <w:r>
+              <w:rPr>
+                <w:rFonts w:ascii="Aptos" w:hAnsi="Aptos"/>
+                <w:sz w:val="16"/>
+                <w:szCs w:val="16"/>
+              </w:rPr>
+              <w:fldChar w:fldCharType="end"/>
+            </w:r>
+            <w:r>
+              <w:rPr>
+                <w:rFonts w:ascii="Aptos" w:hAnsi="Aptos"/>
+                <w:sz w:val="16"/>
+                <w:szCs w:val="16"/>
+              </w:rPr>
+              <w:t xml:space="preserve"> B–Gas/vapori inorganici</w:t>
+            </w:r>
+          </w:p>
+          <w:p>
+            <w:pPr>
+              <w:autoSpaceDE w:val="0"/>
+              <w:autoSpaceDN w:val="0"/>
+              <w:adjustRightInd w:val="0"/>
+              <w:rPr>
+                <w:rFonts w:ascii="Aptos" w:hAnsi="Aptos"/>
+                <w:sz w:val="16"/>
+                <w:szCs w:val="16"/>
+              </w:rPr>
+            </w:pPr>
+            <w:r>
+              <w:rPr>
+                <w:rFonts w:ascii="Aptos" w:hAnsi="Aptos"/>
+                <w:sz w:val="16"/>
+                <w:szCs w:val="16"/>
+              </w:rPr>
+              <w:fldChar w:fldCharType="begin">
+                <w:ffData>
+                  <w:name w:val="Controllo5"/>
+                  <w:enabled/>
+                  <w:calcOnExit w:val="0"/>
+                  <w:checkBox>
+                    <w:sizeAuto/>
+                    <w:default w:val="0"/>
+                  </w:checkBox>
+                </w:ffData>
+              </w:fldChar>
+            </w:r>
+            <w:r>
+              <w:rPr>
+                <w:rFonts w:ascii="Aptos" w:hAnsi="Aptos"/>
+                <w:sz w:val="16"/>
+                <w:szCs w:val="16"/>
+              </w:rPr>
+              <w:instrText xml:space="preserve"> FORMCHECKBOX </w:instrText>
+            </w:r>
+            <w:r>
+              <w:rPr>
+                <w:rFonts w:ascii="Aptos" w:hAnsi="Aptos"/>
+                <w:sz w:val="16"/>
+                <w:szCs w:val="16"/>
+              </w:rPr>
+            </w:r>
+            <w:r>
+              <w:rPr>
+                <w:rFonts w:ascii="Aptos" w:hAnsi="Aptos"/>
+                <w:sz w:val="16"/>
+                <w:szCs w:val="16"/>
+              </w:rPr>
+              <w:fldChar w:fldCharType="separate"/>
+            </w:r>
+            <w:r>
+              <w:rPr>
+                <w:rFonts w:ascii="Aptos" w:hAnsi="Aptos"/>
+                <w:sz w:val="16"/>
+                <w:szCs w:val="16"/>
+              </w:rPr>
+              <w:fldChar w:fldCharType="end"/>
+            </w:r>
+            <w:r>
+              <w:rPr>
+                <w:rFonts w:ascii="Aptos" w:hAnsi="Aptos"/>
+                <w:sz w:val="16"/>
+                <w:szCs w:val="16"/>
+              </w:rPr>
+              <w:t xml:space="preserve"> E–Gas/vapori acidi</w:t>
+            </w:r>
+          </w:p>
+          <w:p>
+            <w:pPr>
+              <w:autoSpaceDE w:val="0"/>
+              <w:autoSpaceDN w:val="0"/>
+              <w:adjustRightInd w:val="0"/>
+              <w:rPr>
+                <w:rFonts w:ascii="Aptos" w:hAnsi="Aptos"/>
+                <w:sz w:val="16"/>
+                <w:szCs w:val="16"/>
+              </w:rPr>
+            </w:pPr>
+            <w:r>
+              <w:rPr>
+                <w:rFonts w:ascii="Aptos" w:hAnsi="Aptos"/>
+                <w:sz w:val="16"/>
+                <w:szCs w:val="16"/>
+              </w:rPr>
+              <w:fldChar w:fldCharType="begin">
+                <w:ffData>
+                  <w:name w:val="Controllo5"/>
+                  <w:enabled/>
+                  <w:calcOnExit w:val="0"/>
+                  <w:checkBox>
+                    <w:sizeAuto/>
+                    <w:default w:val="0"/>
+                  </w:checkBox>
+                </w:ffData>
+              </w:fldChar>
+            </w:r>
+            <w:r>
+              <w:rPr>
+                <w:rFonts w:ascii="Aptos" w:hAnsi="Aptos"/>
+                <w:sz w:val="16"/>
+                <w:szCs w:val="16"/>
+              </w:rPr>
+              <w:instrText xml:space="preserve"> FORMCHECKBOX </w:instrText>
+            </w:r>
+            <w:r>
+              <w:rPr>
+                <w:rFonts w:ascii="Aptos" w:hAnsi="Aptos"/>
+                <w:sz w:val="16"/>
+                <w:szCs w:val="16"/>
+              </w:rPr>
+            </w:r>
+            <w:r>
+              <w:rPr>
+                <w:rFonts w:ascii="Aptos" w:hAnsi="Aptos"/>
+                <w:sz w:val="16"/>
+                <w:szCs w:val="16"/>
+              </w:rPr>
+              <w:fldChar w:fldCharType="separate"/>
+            </w:r>
+            <w:r>
+              <w:rPr>
+                <w:rFonts w:ascii="Aptos" w:hAnsi="Aptos"/>
+                <w:sz w:val="16"/>
+                <w:szCs w:val="16"/>
+              </w:rPr>
+              <w:fldChar w:fldCharType="end"/>
+            </w:r>
+            <w:r>
+              <w:rPr>
+                <w:rFonts w:ascii="Aptos" w:hAnsi="Aptos"/>
+                <w:sz w:val="16"/>
+                <w:szCs w:val="16"/>
+              </w:rPr>
+              <w:t xml:space="preserve"> K–Ammoniaca e derivati</w:t>
+            </w:r>
+          </w:p>
+        </w:tc>
+      </w:tr>
+      <w:tr>
+        <w:tblPrEx>
+          <w:shd w:val="clear" w:color="auto" w:fill="auto"/>
+        </w:tblPrEx>
+        <w:trPr>
+          <w:trHeight w:val="170"/>
+        </w:trPr>
+        <w:tc>
+          <w:tcPr>
+            <w:tcW w:w="9628" w:type="dxa"/>
+            <w:gridSpan w:val="22"/>
+            <w:tcBorders>
+              <w:bottom w:val="nil"/>
+            </w:tcBorders>
+          </w:tcPr>
+          <w:p>
+            <w:pPr>
+              <w:rPr>
+                <w:rFonts w:ascii="Aptos" w:hAnsi="Aptos"/>
+                <w:b/>
+                <w:sz w:val="10"/>
+                <w:szCs w:val="10"/>
+              </w:rPr>
+            </w:pPr>
+          </w:p>
+        </w:tc>
+      </w:tr>
+      <w:tr>
+        <w:tblPrEx>
+          <w:shd w:val="clear" w:color="auto" w:fill="auto"/>
+        </w:tblPrEx>
+        <w:tc>
+          <w:tcPr>
+            <w:tcW w:w="391" w:type="dxa"/>
+            <w:tcBorders>
+              <w:top w:val="single" w:sz="12" w:space="0" w:color="auto"/>
+              <w:left w:val="single" w:sz="12" w:space="0" w:color="auto"/>
+              <w:bottom w:val="single" w:sz="12" w:space="0" w:color="auto"/>
+              <w:right w:val="single" w:sz="12" w:space="0" w:color="auto"/>
+            </w:tcBorders>
+            <w:vAlign w:val="center"/>
+          </w:tcPr>
+          <w:p>
+            <w:pPr>
+              <w:rPr>
+                <w:rFonts w:ascii="Aptos" w:hAnsi="Aptos"/>
+                <w:b/>
+              </w:rPr>
+            </w:pPr>
+            <w:r>
+              <w:rPr>
+                <w:rFonts w:ascii="Aptos" w:hAnsi="Aptos"/>
+                <w:b/>
+              </w:rPr>
+              <w:t>B</w:t>
+            </w:r>
+          </w:p>
+        </w:tc>
+        <w:tc>
+          <w:tcPr>
+            <w:tcW w:w="9237" w:type="dxa"/>
+            <w:gridSpan w:val="21"/>
+            <w:tcBorders>
+              <w:top w:val="nil"/>
+              <w:left w:val="single" w:sz="12" w:space="0" w:color="auto"/>
+              <w:bottom w:val="nil"/>
+            </w:tcBorders>
+            <w:vAlign w:val="center"/>
+          </w:tcPr>
+          <w:p>
+            <w:pPr>
+              <w:rPr>
+                <w:rFonts w:ascii="Aptos" w:hAnsi="Aptos"/>
+                <w:b/>
+              </w:rPr>
+            </w:pPr>
+            <w:r>
+              <w:rPr>
+                <w:rFonts w:ascii="Aptos" w:hAnsi="Aptos"/>
+                <w:b/>
+              </w:rPr>
+              <w:t>VALUTAZIONE DEL RISCHIO PER FATTORI (rischio stimato)</w:t>
+            </w:r>
+          </w:p>
+        </w:tc>
+      </w:tr>
+      <w:tr>
+        <w:tblPrEx>
+          <w:shd w:val="clear" w:color="auto" w:fill="auto"/>
+        </w:tblPrEx>
+        <w:trPr>
+          <w:trHeight w:val="170"/>
+        </w:trPr>
+        <w:tc>
+          <w:tcPr>
+            <w:tcW w:w="9628" w:type="dxa"/>
+            <w:gridSpan w:val="22"/>
+            <w:tcBorders>
+              <w:top w:val="nil"/>
+            </w:tcBorders>
+          </w:tcPr>
+          <w:p>
+            <w:pPr>
+              <w:rPr>
+                <w:rFonts w:ascii="Aptos" w:hAnsi="Aptos"/>
+                <w:b/>
+                <w:sz w:val="10"/>
+                <w:szCs w:val="10"/>
+              </w:rPr>
+            </w:pPr>
+          </w:p>
+        </w:tc>
+      </w:tr>
+      <w:tr>
+        <w:tblPrEx>
+          <w:shd w:val="clear" w:color="auto" w:fill="auto"/>
+        </w:tblPrEx>
+        <w:trPr>
+          <w:trHeight w:val="340"/>
+        </w:trPr>
+        <w:tc>
+          <w:tcPr>
+            <w:tcW w:w="1619" w:type="dxa"/>
+            <w:gridSpan w:val="4"/>
+            <w:vAlign w:val="center"/>
+          </w:tcPr>
+          <w:p>
+            <w:pPr>
+              <w:rPr>
+                <w:rFonts w:ascii="Aptos" w:hAnsi="Aptos"/>
+                <w:b/>
+                <w:sz w:val="20"/>
+                <w:szCs w:val="20"/>
+              </w:rPr>
+            </w:pPr>
+            <w:r>
+              <w:rPr>
+                <w:rFonts w:ascii="Aptos" w:hAnsi="Aptos"/>
+                <w:b/>
+                <w:sz w:val="20"/>
+                <w:szCs w:val="20"/>
+              </w:rPr>
+              <w:t>Fattore gravità</w:t>
+            </w:r>
+          </w:p>
+        </w:tc>
+        <w:tc>
+          <w:tcPr>
+            <w:tcW w:w="1588" w:type="dxa"/>
+            <w:gridSpan w:val="4"/>
+            <w:vAlign w:val="center"/>
+          </w:tcPr>
+          <w:p>
+            <w:pPr>
+              <w:rPr>
+                <w:rFonts w:ascii="Aptos" w:hAnsi="Aptos"/>
+                <w:b/>
+                <w:sz w:val="20"/>
+                <w:szCs w:val="20"/>
+              </w:rPr>
+            </w:pPr>
+            <w:r>
+              <w:rPr>
+                <w:rFonts w:ascii="Aptos" w:hAnsi="Aptos"/>
+                <w:b/>
+                <w:sz w:val="20"/>
+                <w:szCs w:val="20"/>
+              </w:rPr>
+              <w:t>Fattore durata</w:t>
+            </w:r>
+          </w:p>
+        </w:tc>
+        <w:tc>
+          <w:tcPr>
+            <w:tcW w:w="1686" w:type="dxa"/>
+            <w:gridSpan w:val="6"/>
+            <w:tcBorders>
+              <w:right w:val="single" w:sz="12" w:space="0" w:color="auto"/>
+            </w:tcBorders>
+            <w:vAlign w:val="center"/>
+          </w:tcPr>
+          <w:p>
+            <w:pPr>
+              <w:jc w:val="center"/>
+              <w:rPr>
+                <w:rFonts w:ascii="Aptos" w:hAnsi="Aptos"/>
+                <w:b/>
+                <w:sz w:val="20"/>
+                <w:szCs w:val="20"/>
+              </w:rPr>
+            </w:pPr>
+            <w:r>
+              <w:rPr>
+                <w:rFonts w:ascii="Aptos" w:hAnsi="Aptos"/>
+                <w:b/>
+                <w:sz w:val="20"/>
+                <w:szCs w:val="20"/>
+              </w:rPr>
+              <w:t>Fattore livello esposizione</w:t>
+            </w:r>
+          </w:p>
+        </w:tc>
+        <w:tc>
+          <w:tcPr>
+            <w:tcW w:w="2349" w:type="dxa"/>
+            <w:gridSpan w:val="5"/>
+            <w:tcBorders>
+              <w:top w:val="single" w:sz="12" w:space="0" w:color="auto"/>
+              <w:left w:val="single" w:sz="12" w:space="0" w:color="auto"/>
+            </w:tcBorders>
+            <w:vAlign w:val="center"/>
+          </w:tcPr>
+          <w:p>
+            <w:pPr>
+              <w:jc w:val="center"/>
+              <w:rPr>
+                <w:rFonts w:ascii="Aptos" w:hAnsi="Aptos"/>
+                <w:b/>
+                <w:sz w:val="20"/>
+                <w:szCs w:val="20"/>
+              </w:rPr>
+            </w:pPr>
+            <w:r>
+              <w:rPr>
+                <w:rFonts w:ascii="Aptos" w:hAnsi="Aptos"/>
+                <w:b/>
+                <w:sz w:val="20"/>
+                <w:szCs w:val="20"/>
+              </w:rPr>
+              <w:t>Totale</w:t>
+            </w:r>
+          </w:p>
+        </w:tc>
+        <w:tc>
+          <w:tcPr>
+            <w:tcW w:w="2386" w:type="dxa"/>
+            <w:gridSpan w:val="3"/>
+            <w:tcBorders>
+              <w:top w:val="single" w:sz="12" w:space="0" w:color="auto"/>
+              <w:bottom w:val="single" w:sz="4" w:space="0" w:color="auto"/>
+              <w:right w:val="single" w:sz="12" w:space="0" w:color="auto"/>
+            </w:tcBorders>
+            <w:vAlign w:val="center"/>
+          </w:tcPr>
+          <w:p>
+            <w:pPr>
+              <w:jc w:val="center"/>
+              <w:rPr>
+                <w:rFonts w:ascii="Aptos" w:hAnsi="Aptos"/>
+                <w:b/>
+                <w:sz w:val="20"/>
+                <w:szCs w:val="20"/>
+              </w:rPr>
+            </w:pPr>
+            <w:r>
+              <w:rPr>
+                <w:rFonts w:ascii="Aptos" w:hAnsi="Aptos"/>
+                <w:b/>
+                <w:sz w:val="20"/>
+                <w:szCs w:val="20"/>
+              </w:rPr>
+              <w:t>Classe di rischio</w:t>
+            </w:r>
+          </w:p>
+        </w:tc>
+      </w:tr>
+      <w:tr>
+        <w:tblPrEx>
+          <w:shd w:val="clear" w:color="auto" w:fill="auto"/>
+        </w:tblPrEx>
+        <w:trPr>
+          <w:trHeight w:val="340"/>
+        </w:trPr>
+        <w:tc>
+          <w:tcPr>
+            <w:tcW w:w="1619" w:type="dxa"/>
+            <w:gridSpan w:val="4"/>
+            <w:vAlign w:val="center"/>
+          </w:tcPr>
+          <w:p>
+            <w:pPr>
+              <w:jc w:val="center"/>
+              <w:rPr>
+                <w:rFonts w:ascii="Aptos" w:hAnsi="Aptos"/>
+              </w:rPr>
+            </w:pPr>
+            <w:r>
+              <w:rPr>
+                <w:rFonts w:ascii="Aptos" w:hAnsi="Aptos"/>
+              </w:rPr>
+              <w:t>1</w:t>
+            </w:r>
+          </w:p>
+        </w:tc>
+        <w:tc>
+          <w:tcPr>
+            <w:tcW w:w="1588" w:type="dxa"/>
+            <w:gridSpan w:val="4"/>
+            <w:vAlign w:val="center"/>
+          </w:tcPr>
+          <w:p>
+            <w:pPr>
+              <w:jc w:val="center"/>
+              <w:rPr>
+                <w:rFonts w:ascii="Aptos" w:hAnsi="Aptos"/>
+                <w:sz w:val="20"/>
+                <w:szCs w:val="20"/>
+              </w:rPr>
+            </w:pPr>
+            <w:r>
+              <w:rPr>
+                <w:rFonts w:ascii="Aptos" w:hAnsi="Aptos"/>
+                <w:sz w:val="20"/>
+                <w:szCs w:val="20"/>
+              </w:rPr>
+              <w:t>3</w:t>
+            </w:r>
+          </w:p>
+        </w:tc>
+        <w:tc>
+          <w:tcPr>
+            <w:tcW w:w="1686" w:type="dxa"/>
+            <w:gridSpan w:val="6"/>
+            <w:tcBorders>
+              <w:right w:val="single" w:sz="12" w:space="0" w:color="auto"/>
+            </w:tcBorders>
+            <w:vAlign w:val="center"/>
+          </w:tcPr>
+          <w:p>
+            <w:pPr>
+              <w:jc w:val="center"/>
+              <w:rPr>
+                <w:rFonts w:ascii="Aptos" w:hAnsi="Aptos"/>
+                <w:sz w:val="20"/>
+                <w:szCs w:val="20"/>
+              </w:rPr>
+            </w:pPr>
+            <w:r>
+              <w:rPr>
+                <w:rFonts w:ascii="Aptos" w:hAnsi="Aptos"/>
+                <w:sz w:val="20"/>
+                <w:szCs w:val="20"/>
+              </w:rPr>
+              <w:t>3</w:t>
+            </w:r>
+          </w:p>
+        </w:tc>
+        <w:tc>
+          <w:tcPr>
+            <w:tcW w:w="2349" w:type="dxa"/>
+            <w:gridSpan w:val="5"/>
+            <w:tcBorders>
+              <w:left w:val="single" w:sz="12" w:space="0" w:color="auto"/>
+              <w:bottom w:val="single" w:sz="12" w:space="0" w:color="auto"/>
+            </w:tcBorders>
+            <w:vAlign w:val="center"/>
+          </w:tcPr>
+          <w:p>
+            <w:pPr>
+              <w:jc w:val="center"/>
+              <w:rPr>
+                <w:rFonts w:ascii="Aptos" w:hAnsi="Aptos"/>
+                <w:b/>
+                <w:sz w:val="28"/>
+                <w:szCs w:val="28"/>
+              </w:rPr>
+            </w:pPr>
+            <w:r>
+              <w:rPr>
+                <w:rFonts w:ascii="Aptos" w:hAnsi="Aptos"/>
+                <w:b/>
+                <w:sz w:val="28"/>
+                <w:szCs w:val="28"/>
+              </w:rPr>
+              <w:t>9</w:t>
+            </w:r>
+          </w:p>
+        </w:tc>
+        <w:tc>
+          <w:tcPr>
+            <w:tcW w:w="612" w:type="dxa"/>
+            <w:gridSpan w:val="2"/>
+            <w:tcBorders>
+              <w:bottom w:val="single" w:sz="12" w:space="0" w:color="auto"/>
+              <w:right w:val="single" w:sz="4" w:space="0" w:color="auto"/>
+            </w:tcBorders>
+            <w:vAlign w:val="center"/>
+          </w:tcPr>
+          <w:p>
+            <w:pPr>
+              <w:rPr>
+                <w:rFonts w:ascii="Aptos" w:hAnsi="Aptos"/>
+                <w:b/>
+                <w:sz w:val="16"/>
+                <w:szCs w:val="16"/>
+              </w:rPr>
+            </w:pPr>
+            <w:r>
+              <w:rPr>
+                <w:rFonts w:ascii="Aptos" w:hAnsi="Aptos"/>
+                <w:b/>
                 <w:sz w:val="16"/>
                 <w:szCs w:val="16"/>
               </w:rPr>
@@ -1347,6 +2479,8 @@
             </w:r>
             <w:r>
               <w:rPr>
+                <w:rFonts w:ascii="Aptos" w:hAnsi="Aptos"/>
+                <w:b/>
                 <w:sz w:val="16"/>
                 <w:szCs w:val="16"/>
               </w:rPr>
@@ -1354,12 +2488,16 @@
             </w:r>
             <w:r>
               <w:rPr>
-                <w:sz w:val="16"/>
-                <w:szCs w:val="16"/>
-              </w:rPr>
-            </w:r>
-            <w:r>
-              <w:rPr>
+                <w:rFonts w:ascii="Aptos" w:hAnsi="Aptos"/>
+                <w:b/>
+                <w:sz w:val="16"/>
+                <w:szCs w:val="16"/>
+              </w:rPr>
+            </w:r>
+            <w:r>
+              <w:rPr>
+                <w:rFonts w:ascii="Aptos" w:hAnsi="Aptos"/>
+                <w:b/>
                 <w:sz w:val="16"/>
                 <w:szCs w:val="16"/>
               </w:rPr>
@@ -1367,40 +2505,375 @@
             </w:r>
             <w:r>
               <w:rPr>
+                <w:rFonts w:ascii="Aptos" w:hAnsi="Aptos"/>
+                <w:b/>
                 <w:sz w:val="16"/>
                 <w:szCs w:val="16"/>
               </w:rPr>
               <w:fldChar w:fldCharType="end"/>
             </w:r>
-            <w:r>
-              <w:rPr>
-                <w:sz w:val="16"/>
-                <w:szCs w:val="16"/>
-              </w:rPr>
-              <w:t xml:space="preserve"> </w:t>
-            </w:r>
-            <w:r>
-              <w:rPr>
-                <w:sz w:val="16"/>
-                <w:szCs w:val="16"/>
-              </w:rPr>
-              <w:t xml:space="preserve">Resina poliammidica </w:t>
-            </w:r>
-          </w:p>
-        </w:tc>
-        <w:tc>
-          <w:tcPr>
-            <w:tcW w:w="3214" w:type="dxa"/>
-            <w:gridSpan w:val="6"/>
+          </w:p>
+          <w:p>
+            <w:pPr>
+              <w:rPr>
+                <w:rFonts w:ascii="Aptos" w:hAnsi="Aptos"/>
+                <w:b/>
+                <w:sz w:val="16"/>
+                <w:szCs w:val="16"/>
+              </w:rPr>
+            </w:pPr>
+            <w:r>
+              <w:rPr>
+                <w:rFonts w:ascii="Aptos" w:hAnsi="Aptos"/>
+                <w:b/>
+                <w:sz w:val="16"/>
+                <w:szCs w:val="16"/>
+              </w:rPr>
+              <w:fldChar w:fldCharType="begin">
+                <w:ffData>
+                  <w:name w:val="Controllo4"/>
+                  <w:enabled/>
+                  <w:calcOnExit w:val="0"/>
+                  <w:checkBox>
+                    <w:sizeAuto/>
+                    <w:default w:val="0"/>
+                  </w:checkBox>
+                </w:ffData>
+              </w:fldChar>
+            </w:r>
+            <w:r>
+              <w:rPr>
+                <w:rFonts w:ascii="Aptos" w:hAnsi="Aptos"/>
+                <w:b/>
+                <w:sz w:val="16"/>
+                <w:szCs w:val="16"/>
+              </w:rPr>
+              <w:instrText xml:space="preserve"> FORMCHECKBOX </w:instrText>
+            </w:r>
+            <w:r>
+              <w:rPr>
+                <w:rFonts w:ascii="Aptos" w:hAnsi="Aptos"/>
+                <w:b/>
+                <w:sz w:val="16"/>
+                <w:szCs w:val="16"/>
+              </w:rPr>
+            </w:r>
+            <w:r>
+              <w:rPr>
+                <w:rFonts w:ascii="Aptos" w:hAnsi="Aptos"/>
+                <w:b/>
+                <w:sz w:val="16"/>
+                <w:szCs w:val="16"/>
+              </w:rPr>
+              <w:fldChar w:fldCharType="separate"/>
+            </w:r>
+            <w:r>
+              <w:rPr>
+                <w:rFonts w:ascii="Aptos" w:hAnsi="Aptos"/>
+                <w:b/>
+                <w:sz w:val="16"/>
+                <w:szCs w:val="16"/>
+              </w:rPr>
+              <w:fldChar w:fldCharType="end"/>
+            </w:r>
+          </w:p>
+          <w:p>
+            <w:pPr>
+              <w:rPr>
+                <w:rFonts w:ascii="Aptos" w:hAnsi="Aptos"/>
+                <w:b/>
+                <w:sz w:val="16"/>
+                <w:szCs w:val="16"/>
+              </w:rPr>
+            </w:pPr>
+            <w:r>
+              <w:rPr>
+                <w:rFonts w:ascii="Aptos" w:hAnsi="Aptos"/>
+                <w:b/>
+                <w:sz w:val="16"/>
+                <w:szCs w:val="16"/>
+              </w:rPr>
+              <w:fldChar w:fldCharType="begin">
+                <w:ffData>
+                  <w:name w:val=""/>
+                  <w:enabled/>
+                  <w:calcOnExit w:val="0"/>
+                  <w:checkBox>
+                    <w:sizeAuto/>
+                    <w:default w:val="0"/>
+                  </w:checkBox>
+                </w:ffData>
+              </w:fldChar>
+            </w:r>
+            <w:r>
+              <w:rPr>
+                <w:rFonts w:ascii="Aptos" w:hAnsi="Aptos"/>
+                <w:b/>
+                <w:sz w:val="16"/>
+                <w:szCs w:val="16"/>
+              </w:rPr>
+              <w:instrText xml:space="preserve"> FORMCHECKBOX </w:instrText>
+            </w:r>
+            <w:r>
+              <w:rPr>
+                <w:rFonts w:ascii="Aptos" w:hAnsi="Aptos"/>
+                <w:b/>
+                <w:sz w:val="16"/>
+                <w:szCs w:val="16"/>
+              </w:rPr>
+            </w:r>
+            <w:r>
+              <w:rPr>
+                <w:rFonts w:ascii="Aptos" w:hAnsi="Aptos"/>
+                <w:b/>
+                <w:sz w:val="16"/>
+                <w:szCs w:val="16"/>
+              </w:rPr>
+              <w:fldChar w:fldCharType="separate"/>
+            </w:r>
+            <w:r>
+              <w:rPr>
+                <w:rFonts w:ascii="Aptos" w:hAnsi="Aptos"/>
+                <w:b/>
+                <w:sz w:val="16"/>
+                <w:szCs w:val="16"/>
+              </w:rPr>
+              <w:fldChar w:fldCharType="end"/>
+            </w:r>
+          </w:p>
+          <w:p>
+            <w:pPr>
+              <w:rPr>
+                <w:rFonts w:ascii="Aptos" w:hAnsi="Aptos"/>
+                <w:b/>
+                <w:sz w:val="16"/>
+                <w:szCs w:val="16"/>
+              </w:rPr>
+            </w:pPr>
+            <w:r>
+              <w:rPr>
+                <w:rFonts w:ascii="Aptos" w:hAnsi="Aptos"/>
+                <w:b/>
+                <w:sz w:val="16"/>
+                <w:szCs w:val="16"/>
+              </w:rPr>
+              <w:fldChar w:fldCharType="begin">
+                <w:ffData>
+                  <w:name w:val="Controllo4"/>
+                  <w:enabled/>
+                  <w:calcOnExit w:val="0"/>
+                  <w:checkBox>
+                    <w:sizeAuto/>
+                    <w:default w:val="0"/>
+                  </w:checkBox>
+                </w:ffData>
+              </w:fldChar>
+            </w:r>
+            <w:r>
+              <w:rPr>
+                <w:rFonts w:ascii="Aptos" w:hAnsi="Aptos"/>
+                <w:b/>
+                <w:sz w:val="16"/>
+                <w:szCs w:val="16"/>
+              </w:rPr>
+              <w:instrText xml:space="preserve"> FORMCHECKBOX </w:instrText>
+            </w:r>
+            <w:r>
+              <w:rPr>
+                <w:rFonts w:ascii="Aptos" w:hAnsi="Aptos"/>
+                <w:b/>
+                <w:sz w:val="16"/>
+                <w:szCs w:val="16"/>
+              </w:rPr>
+            </w:r>
+            <w:r>
+              <w:rPr>
+                <w:rFonts w:ascii="Aptos" w:hAnsi="Aptos"/>
+                <w:b/>
+                <w:sz w:val="16"/>
+                <w:szCs w:val="16"/>
+              </w:rPr>
+              <w:fldChar w:fldCharType="separate"/>
+            </w:r>
+            <w:r>
+              <w:rPr>
+                <w:rFonts w:ascii="Aptos" w:hAnsi="Aptos"/>
+                <w:b/>
+                <w:sz w:val="16"/>
+                <w:szCs w:val="16"/>
+              </w:rPr>
+              <w:fldChar w:fldCharType="end"/>
+            </w:r>
+          </w:p>
+          <w:p>
+            <w:pPr>
+              <w:rPr>
+                <w:rFonts w:ascii="Aptos" w:hAnsi="Aptos"/>
+                <w:b/>
+                <w:sz w:val="16"/>
+                <w:szCs w:val="16"/>
+              </w:rPr>
+            </w:pPr>
+            <w:r>
+              <w:rPr>
+                <w:rFonts w:ascii="Aptos" w:hAnsi="Aptos"/>
+                <w:b/>
+                <w:sz w:val="16"/>
+                <w:szCs w:val="16"/>
+              </w:rPr>
+              <w:fldChar w:fldCharType="begin">
+                <w:ffData>
+                  <w:name w:val="Controllo4"/>
+                  <w:enabled/>
+                  <w:calcOnExit w:val="0"/>
+                  <w:checkBox>
+                    <w:sizeAuto/>
+                    <w:default w:val="0"/>
+                  </w:checkBox>
+                </w:ffData>
+              </w:fldChar>
+            </w:r>
+            <w:r>
+              <w:rPr>
+                <w:rFonts w:ascii="Aptos" w:hAnsi="Aptos"/>
+                <w:b/>
+                <w:sz w:val="16"/>
+                <w:szCs w:val="16"/>
+              </w:rPr>
+              <w:instrText xml:space="preserve"> FORMCHECKBOX </w:instrText>
+            </w:r>
+            <w:r>
+              <w:rPr>
+                <w:rFonts w:ascii="Aptos" w:hAnsi="Aptos"/>
+                <w:b/>
+                <w:sz w:val="16"/>
+                <w:szCs w:val="16"/>
+              </w:rPr>
+            </w:r>
+            <w:r>
+              <w:rPr>
+                <w:rFonts w:ascii="Aptos" w:hAnsi="Aptos"/>
+                <w:b/>
+                <w:sz w:val="16"/>
+                <w:szCs w:val="16"/>
+              </w:rPr>
+              <w:fldChar w:fldCharType="separate"/>
+            </w:r>
+            <w:r>
+              <w:rPr>
+                <w:rFonts w:ascii="Aptos" w:hAnsi="Aptos"/>
+                <w:b/>
+                <w:sz w:val="16"/>
+                <w:szCs w:val="16"/>
+              </w:rPr>
+              <w:fldChar w:fldCharType="end"/>
+            </w:r>
+          </w:p>
+        </w:tc>
+        <w:tc>
+          <w:tcPr>
+            <w:tcW w:w="1774" w:type="dxa"/>
+            <w:tcBorders>
+              <w:left w:val="single" w:sz="4" w:space="0" w:color="auto"/>
+              <w:bottom w:val="single" w:sz="12" w:space="0" w:color="auto"/>
+              <w:right w:val="single" w:sz="12" w:space="0" w:color="auto"/>
+            </w:tcBorders>
             <w:vAlign w:val="center"/>
           </w:tcPr>
           <w:p>
             <w:pPr>
               <w:rPr>
-                <w:sz w:val="16"/>
-                <w:szCs w:val="16"/>
-              </w:rPr>
-            </w:pPr>
+                <w:rFonts w:ascii="Aptos" w:hAnsi="Aptos"/>
+                <w:b/>
+                <w:sz w:val="16"/>
+                <w:szCs w:val="16"/>
+              </w:rPr>
+            </w:pPr>
+            <w:r>
+              <w:rPr>
+                <w:rFonts w:ascii="Aptos" w:hAnsi="Aptos"/>
+                <w:b/>
+                <w:sz w:val="16"/>
+                <w:szCs w:val="16"/>
+              </w:rPr>
+              <w:t>&lt; 10 Irrilevante/Basso</w:t>
+            </w:r>
+          </w:p>
+          <w:p>
+            <w:pPr>
+              <w:rPr>
+                <w:rFonts w:ascii="Aptos" w:hAnsi="Aptos"/>
+                <w:b/>
+                <w:sz w:val="16"/>
+                <w:szCs w:val="16"/>
+              </w:rPr>
+            </w:pPr>
+            <w:r>
+              <w:rPr>
+                <w:rFonts w:ascii="Aptos" w:hAnsi="Aptos"/>
+                <w:b/>
+                <w:sz w:val="16"/>
+                <w:szCs w:val="16"/>
+              </w:rPr>
+              <w:t>11-25 Modesto</w:t>
+            </w:r>
+          </w:p>
+          <w:p>
+            <w:pPr>
+              <w:rPr>
+                <w:rFonts w:ascii="Aptos" w:hAnsi="Aptos"/>
+                <w:b/>
+                <w:sz w:val="16"/>
+                <w:szCs w:val="16"/>
+              </w:rPr>
+            </w:pPr>
+            <w:r>
+              <w:rPr>
+                <w:rFonts w:ascii="Aptos" w:hAnsi="Aptos"/>
+                <w:b/>
+                <w:sz w:val="16"/>
+                <w:szCs w:val="16"/>
+              </w:rPr>
+              <w:t>26-50 Medio</w:t>
+            </w:r>
+          </w:p>
+          <w:p>
+            <w:pPr>
+              <w:rPr>
+                <w:rFonts w:ascii="Aptos" w:hAnsi="Aptos"/>
+                <w:b/>
+                <w:sz w:val="16"/>
+                <w:szCs w:val="16"/>
+              </w:rPr>
+            </w:pPr>
+            <w:r>
+              <w:rPr>
+                <w:rFonts w:ascii="Aptos" w:hAnsi="Aptos"/>
+                <w:b/>
+                <w:sz w:val="16"/>
+                <w:szCs w:val="16"/>
+              </w:rPr>
+              <w:t>51-75 Alto</w:t>
+            </w:r>
+          </w:p>
+          <w:p>
+            <w:pPr>
+              <w:rPr>
+                <w:rFonts w:ascii="Aptos" w:hAnsi="Aptos"/>
+                <w:b/>
+                <w:sz w:val="16"/>
+                <w:szCs w:val="16"/>
+              </w:rPr>
+            </w:pPr>
+            <w:r>
+              <w:rPr>
+                <w:rFonts w:ascii="Aptos" w:hAnsi="Aptos"/>
+                <w:b/>
+                <w:sz w:val="16"/>
+                <w:szCs w:val="16"/>
+              </w:rPr>
+              <w:t>76-100 Alto</w:t>
+            </w:r>
           </w:p>
         </w:tc>
       </w:tr>
@@ -1409,17 +2882,184 @@
           <w:shd w:val="clear" w:color="auto" w:fill="auto"/>
         </w:tblPrEx>
         <w:trPr>
-          <w:trHeight w:val="227"/>
+          <w:trHeight w:val="170"/>
         </w:trPr>
         <w:tc>
           <w:tcPr>
-            <w:tcW w:w="6414" w:type="dxa"/>
-            <w:gridSpan w:val="16"/>
+            <w:tcW w:w="9628" w:type="dxa"/>
+            <w:gridSpan w:val="22"/>
+            <w:tcBorders>
+              <w:bottom w:val="nil"/>
+            </w:tcBorders>
+          </w:tcPr>
+          <w:p>
+            <w:pPr>
+              <w:rPr>
+                <w:rFonts w:ascii="Aptos" w:hAnsi="Aptos"/>
+                <w:b/>
+                <w:sz w:val="10"/>
+                <w:szCs w:val="10"/>
+              </w:rPr>
+            </w:pPr>
+          </w:p>
+        </w:tc>
+      </w:tr>
+      <w:tr>
+        <w:tblPrEx>
+          <w:shd w:val="clear" w:color="auto" w:fill="auto"/>
+        </w:tblPrEx>
+        <w:tc>
+          <w:tcPr>
+            <w:tcW w:w="391" w:type="dxa"/>
+            <w:tcBorders>
+              <w:top w:val="single" w:sz="12" w:space="0" w:color="auto"/>
+              <w:left w:val="single" w:sz="12" w:space="0" w:color="auto"/>
+              <w:bottom w:val="single" w:sz="12" w:space="0" w:color="auto"/>
+              <w:right w:val="single" w:sz="12" w:space="0" w:color="auto"/>
+            </w:tcBorders>
             <w:vAlign w:val="center"/>
           </w:tcPr>
           <w:p>
-            <w:r>
-              <w:rPr>
+            <w:pPr>
+              <w:rPr>
+                <w:rFonts w:ascii="Aptos" w:hAnsi="Aptos"/>
+                <w:b/>
+              </w:rPr>
+            </w:pPr>
+            <w:r>
+              <w:rPr>
+                <w:rFonts w:ascii="Aptos" w:hAnsi="Aptos"/>
+                <w:b/>
+              </w:rPr>
+              <w:t>C</w:t>
+            </w:r>
+          </w:p>
+        </w:tc>
+        <w:tc>
+          <w:tcPr>
+            <w:tcW w:w="6851" w:type="dxa"/>
+            <w:gridSpan w:val="18"/>
+            <w:tcBorders>
+              <w:top w:val="nil"/>
+              <w:left w:val="single" w:sz="12" w:space="0" w:color="auto"/>
+              <w:bottom w:val="nil"/>
+              <w:right w:val="single" w:sz="4" w:space="0" w:color="auto"/>
+            </w:tcBorders>
+            <w:vAlign w:val="center"/>
+          </w:tcPr>
+          <w:p>
+            <w:pPr>
+              <w:rPr>
+                <w:rFonts w:ascii="Aptos" w:hAnsi="Aptos"/>
+                <w:b/>
+              </w:rPr>
+            </w:pPr>
+            <w:r>
+              <w:rPr>
+                <w:rFonts w:ascii="Aptos" w:hAnsi="Aptos"/>
+                <w:b/>
+              </w:rPr>
+              <w:t>VALUTAZIONE DEL RISCHIO MISURATO</w:t>
+            </w:r>
+          </w:p>
+        </w:tc>
+        <w:tc>
+          <w:tcPr>
+            <w:tcW w:w="2386" w:type="dxa"/>
+            <w:gridSpan w:val="3"/>
+            <w:tcBorders>
+              <w:top w:val="single" w:sz="4" w:space="0" w:color="auto"/>
+              <w:left w:val="single" w:sz="4" w:space="0" w:color="auto"/>
+              <w:bottom w:val="single" w:sz="4" w:space="0" w:color="auto"/>
+            </w:tcBorders>
+            <w:vAlign w:val="center"/>
+          </w:tcPr>
+          <w:p>
+            <w:pPr>
+              <w:jc w:val="center"/>
+              <w:rPr>
+                <w:rFonts w:ascii="Aptos" w:hAnsi="Aptos"/>
+                <w:b/>
+                <w:sz w:val="16"/>
+                <w:szCs w:val="16"/>
+              </w:rPr>
+            </w:pPr>
+            <w:r>
+              <w:rPr>
+                <w:rFonts w:ascii="Aptos" w:hAnsi="Aptos"/>
+                <w:b/>
+                <w:sz w:val="16"/>
+                <w:szCs w:val="16"/>
+              </w:rPr>
+              <w:t xml:space="preserve">Necessaria </w:t>
+            </w:r>
+            <w:r>
+              <w:rPr>
+                <w:rFonts w:ascii="Aptos" w:hAnsi="Aptos"/>
+                <w:b/>
+                <w:sz w:val="16"/>
+                <w:szCs w:val="16"/>
+              </w:rPr>
+              <w:fldChar w:fldCharType="begin">
+                <w:ffData>
+                  <w:name w:val=""/>
+                  <w:enabled/>
+                  <w:calcOnExit w:val="0"/>
+                  <w:checkBox>
+                    <w:sizeAuto/>
+                    <w:default w:val="0"/>
+                  </w:checkBox>
+                </w:ffData>
+              </w:fldChar>
+            </w:r>
+            <w:r>
+              <w:rPr>
+                <w:rFonts w:ascii="Aptos" w:hAnsi="Aptos"/>
+                <w:b/>
+                <w:sz w:val="16"/>
+                <w:szCs w:val="16"/>
+              </w:rPr>
+              <w:instrText xml:space="preserve"> FORMCHECKBOX </w:instrText>
+            </w:r>
+            <w:r>
+              <w:rPr>
+                <w:rFonts w:ascii="Aptos" w:hAnsi="Aptos"/>
+                <w:b/>
+                <w:sz w:val="16"/>
+                <w:szCs w:val="16"/>
+              </w:rPr>
+            </w:r>
+            <w:r>
+              <w:rPr>
+                <w:rFonts w:ascii="Aptos" w:hAnsi="Aptos"/>
+                <w:b/>
+                <w:sz w:val="16"/>
+                <w:szCs w:val="16"/>
+              </w:rPr>
+              <w:fldChar w:fldCharType="separate"/>
+            </w:r>
+            <w:r>
+              <w:rPr>
+                <w:rFonts w:ascii="Aptos" w:hAnsi="Aptos"/>
+                <w:b/>
+                <w:sz w:val="16"/>
+                <w:szCs w:val="16"/>
+              </w:rPr>
+              <w:fldChar w:fldCharType="end"/>
+            </w:r>
+            <w:r>
+              <w:rPr>
+                <w:rFonts w:ascii="Aptos" w:hAnsi="Aptos"/>
+                <w:b/>
+                <w:sz w:val="16"/>
+                <w:szCs w:val="16"/>
+              </w:rPr>
+              <w:t xml:space="preserve"> Sì  </w:t>
+            </w:r>
+            <w:r>
+              <w:rPr>
+                <w:rFonts w:ascii="Aptos" w:hAnsi="Aptos"/>
+                <w:b/>
                 <w:sz w:val="16"/>
                 <w:szCs w:val="16"/>
               </w:rPr>
@@ -1437,6 +3077,8 @@
             </w:r>
             <w:r>
               <w:rPr>
+                <w:rFonts w:ascii="Aptos" w:hAnsi="Aptos"/>
+                <w:b/>
                 <w:sz w:val="16"/>
                 <w:szCs w:val="16"/>
               </w:rPr>
@@ -1444,12 +3086,25 @@
             </w:r>
             <w:r>
               <w:rPr>
-                <w:sz w:val="16"/>
-                <w:szCs w:val="16"/>
-              </w:rPr>
-            </w:r>
-            <w:r>
-              <w:rPr>
+                <w:rFonts w:ascii="Aptos" w:hAnsi="Aptos"/>
+                <w:b/>
+                <w:sz w:val="16"/>
+                <w:szCs w:val="16"/>
+              </w:rPr>
+            </w:r>
+            <w:r>
+              <w:rPr>
+                <w:rFonts w:ascii="Aptos" w:hAnsi="Aptos"/>
+                <w:b/>
+                <w:sz w:val="16"/>
+                <w:szCs w:val="16"/>
+              </w:rPr>
+              <w:fldChar w:fldCharType="separate"/>
+            </w:r>
+            <w:r>
+              <w:rPr>
+                <w:rFonts w:ascii="Aptos" w:hAnsi="Aptos"/>
+                <w:b/>
                 <w:sz w:val="16"/>
                 <w:szCs w:val="16"/>
               </w:rPr>
@@ -1457,65 +3112,13 @@
             </w:r>
             <w:r>
               <w:rPr>
-                <w:sz w:val="16"/>
-                <w:szCs w:val="16"/>
-              </w:rPr>
-              <w:t xml:space="preserve"> </w:t>
-            </w:r>
-            <w:r>
-              <w:rPr>
-                <w:sz w:val="16"/>
-                <w:szCs w:val="16"/>
-              </w:rPr>
-              <w:t>N-</w:t>
-            </w:r>
-            <w:proofErr w:type="spellStart"/>
-            <w:r>
-              <w:rPr>
-                <w:sz w:val="16"/>
-                <w:szCs w:val="16"/>
-              </w:rPr>
-              <w:t>fenil</w:t>
-            </w:r>
-            <w:proofErr w:type="spellEnd"/>
-            <w:r>
-              <w:rPr>
-                <w:sz w:val="16"/>
-                <w:szCs w:val="16"/>
-              </w:rPr>
-              <w:t xml:space="preserve"> </w:t>
-            </w:r>
-            <w:proofErr w:type="spellStart"/>
-            <w:r>
-              <w:rPr>
-                <w:sz w:val="16"/>
-                <w:szCs w:val="16"/>
-              </w:rPr>
-              <w:t>benznamina</w:t>
-            </w:r>
-            <w:proofErr w:type="spellEnd"/>
-            <w:r>
-              <w:rPr>
-                <w:sz w:val="16"/>
-                <w:szCs w:val="16"/>
-              </w:rPr>
-              <w:t xml:space="preserve"> con 2.4.4-trimetilpentene </w:t>
-            </w:r>
-          </w:p>
-        </w:tc>
-        <w:tc>
-          <w:tcPr>
-            <w:tcW w:w="3214" w:type="dxa"/>
-            <w:gridSpan w:val="6"/>
-            <w:vAlign w:val="center"/>
-          </w:tcPr>
-          <w:p>
-            <w:pPr>
-              <w:rPr>
-                <w:sz w:val="16"/>
-                <w:szCs w:val="16"/>
-              </w:rPr>
-            </w:pPr>
+                <w:rFonts w:ascii="Aptos" w:hAnsi="Aptos"/>
+                <w:b/>
+                <w:sz w:val="16"/>
+                <w:szCs w:val="16"/>
+              </w:rPr>
+              <w:t xml:space="preserve"> No</w:t>
+            </w:r>
           </w:p>
         </w:tc>
       </w:tr>
@@ -1531,12 +3134,13 @@
             <w:tcW w:w="9628" w:type="dxa"/>
             <w:gridSpan w:val="22"/>
             <w:tcBorders>
-              <w:bottom w:val="nil"/>
+              <w:top w:val="nil"/>
             </w:tcBorders>
           </w:tcPr>
           <w:p>
             <w:pPr>
               <w:rPr>
+                <w:rFonts w:ascii="Aptos" w:hAnsi="Aptos"/>
                 <w:b/>
                 <w:sz w:val="10"/>
                 <w:szCs w:val="10"/>
@@ -1550,56 +3154,83 @@
           <w:shd w:val="clear" w:color="auto" w:fill="auto"/>
         </w:tblPrEx>
         <w:trPr>
-          <w:trHeight w:val="340"/>
+          <w:trHeight w:val="170"/>
         </w:trPr>
         <w:tc>
           <w:tcPr>
-            <w:tcW w:w="2336" w:type="dxa"/>
-            <w:gridSpan w:val="5"/>
+            <w:tcW w:w="9628" w:type="dxa"/>
+            <w:gridSpan w:val="22"/>
+            <w:tcBorders>
+              <w:bottom w:val="nil"/>
+            </w:tcBorders>
+          </w:tcPr>
+          <w:p>
+            <w:pPr>
+              <w:rPr>
+                <w:rFonts w:ascii="Aptos" w:hAnsi="Aptos"/>
+                <w:b/>
+                <w:sz w:val="10"/>
+                <w:szCs w:val="10"/>
+              </w:rPr>
+            </w:pPr>
+          </w:p>
+        </w:tc>
+      </w:tr>
+      <w:tr>
+        <w:tblPrEx>
+          <w:shd w:val="clear" w:color="auto" w:fill="auto"/>
+        </w:tblPrEx>
+        <w:tc>
+          <w:tcPr>
+            <w:tcW w:w="391" w:type="dxa"/>
+            <w:tcBorders>
+              <w:top w:val="single" w:sz="12" w:space="0" w:color="auto"/>
+              <w:left w:val="single" w:sz="12" w:space="0" w:color="auto"/>
+              <w:bottom w:val="single" w:sz="12" w:space="0" w:color="auto"/>
+              <w:right w:val="single" w:sz="12" w:space="0" w:color="auto"/>
+            </w:tcBorders>
             <w:vAlign w:val="center"/>
           </w:tcPr>
           <w:p>
             <w:pPr>
               <w:rPr>
-                <w:sz w:val="20"/>
-                <w:szCs w:val="20"/>
-              </w:rPr>
-            </w:pPr>
-            <w:r>
-              <w:rPr>
-                <w:sz w:val="20"/>
-                <w:szCs w:val="20"/>
-              </w:rPr>
-              <w:t xml:space="preserve">Classificazione </w:t>
-            </w:r>
-            <w:r>
-              <w:rPr>
-                <w:sz w:val="20"/>
-                <w:szCs w:val="20"/>
-              </w:rPr>
-              <w:t>H</w:t>
-            </w:r>
-          </w:p>
-        </w:tc>
-        <w:tc>
-          <w:tcPr>
-            <w:tcW w:w="7292" w:type="dxa"/>
-            <w:gridSpan w:val="17"/>
+                <w:rFonts w:ascii="Aptos" w:hAnsi="Aptos"/>
+                <w:b/>
+              </w:rPr>
+            </w:pPr>
+            <w:r>
+              <w:rPr>
+                <w:rFonts w:ascii="Aptos" w:hAnsi="Aptos"/>
+                <w:b/>
+              </w:rPr>
+              <w:t>D</w:t>
+            </w:r>
+          </w:p>
+        </w:tc>
+        <w:tc>
+          <w:tcPr>
+            <w:tcW w:w="9237" w:type="dxa"/>
+            <w:gridSpan w:val="21"/>
+            <w:tcBorders>
+              <w:top w:val="nil"/>
+              <w:left w:val="single" w:sz="12" w:space="0" w:color="auto"/>
+              <w:bottom w:val="nil"/>
+            </w:tcBorders>
             <w:vAlign w:val="center"/>
           </w:tcPr>
           <w:p>
             <w:pPr>
               <w:rPr>
-                <w:sz w:val="20"/>
-                <w:szCs w:val="20"/>
-              </w:rPr>
-            </w:pPr>
-            <w:r>
-              <w:rPr>
-                <w:sz w:val="20"/>
-                <w:szCs w:val="20"/>
-              </w:rPr>
-              <w:t xml:space="preserve">Non è da considerarsi nocivo per l’uomo </w:t>
+                <w:rFonts w:ascii="Aptos" w:hAnsi="Aptos"/>
+                <w:b/>
+              </w:rPr>
+            </w:pPr>
+            <w:r>
+              <w:rPr>
+                <w:rFonts w:ascii="Aptos" w:hAnsi="Aptos"/>
+                <w:b/>
+              </w:rPr>
+              <w:t>MISURE DI PREVENZIONE E PROTEZIONE (artt. 224, 225)</w:t>
             </w:r>
           </w:p>
         </w:tc>
@@ -1609,94 +3240,26 @@
           <w:shd w:val="clear" w:color="auto" w:fill="auto"/>
         </w:tblPrEx>
         <w:trPr>
-          <w:trHeight w:val="340"/>
+          <w:trHeight w:val="170"/>
         </w:trPr>
         <w:tc>
           <w:tcPr>
-            <w:tcW w:w="2336" w:type="dxa"/>
-            <w:gridSpan w:val="5"/>
-            <w:vAlign w:val="center"/>
-          </w:tcPr>
-          <w:p>
-            <w:pPr>
-              <w:rPr>
-                <w:sz w:val="20"/>
-                <w:szCs w:val="20"/>
-              </w:rPr>
-            </w:pPr>
-            <w:r>
-              <w:rPr>
-                <w:sz w:val="20"/>
-                <w:szCs w:val="20"/>
-              </w:rPr>
-              <w:t>Kg utilizzati per addetto</w:t>
-            </w:r>
-          </w:p>
-        </w:tc>
-        <w:tc>
-          <w:tcPr>
-            <w:tcW w:w="2439" w:type="dxa"/>
-            <w:gridSpan w:val="7"/>
-            <w:vAlign w:val="center"/>
-          </w:tcPr>
-          <w:p>
-            <w:pPr>
-              <w:rPr>
-                <w:sz w:val="20"/>
-                <w:szCs w:val="20"/>
-              </w:rPr>
-            </w:pPr>
-            <w:r>
-              <w:rPr>
-                <w:sz w:val="20"/>
-                <w:szCs w:val="20"/>
-              </w:rPr>
-              <w:t>10-100 a settimana</w:t>
-            </w:r>
-          </w:p>
-        </w:tc>
-        <w:tc>
-          <w:tcPr>
-            <w:tcW w:w="2410" w:type="dxa"/>
-            <w:gridSpan w:val="6"/>
-            <w:vAlign w:val="center"/>
-          </w:tcPr>
-          <w:p>
-            <w:pPr>
-              <w:rPr>
-                <w:sz w:val="20"/>
-                <w:szCs w:val="20"/>
-              </w:rPr>
-            </w:pPr>
-            <w:r>
-              <w:rPr>
-                <w:sz w:val="20"/>
-                <w:szCs w:val="20"/>
-              </w:rPr>
-              <w:t>Tempo di esposizione</w:t>
-            </w:r>
-          </w:p>
-        </w:tc>
-        <w:tc>
-          <w:tcPr>
-            <w:tcW w:w="2443" w:type="dxa"/>
-            <w:gridSpan w:val="4"/>
-            <w:vAlign w:val="center"/>
-          </w:tcPr>
-          <w:p>
-            <w:pPr>
-              <w:rPr>
-                <w:sz w:val="20"/>
-                <w:szCs w:val="20"/>
-              </w:rPr>
-            </w:pPr>
-            <w:r>
-              <w:rPr>
-                <w:sz w:val="20"/>
-                <w:szCs w:val="20"/>
-              </w:rPr>
-              <w:t>26-50% orario di lavoro</w:t>
-            </w:r>
+            <w:tcW w:w="9628" w:type="dxa"/>
+            <w:gridSpan w:val="22"/>
+            <w:tcBorders>
+              <w:top w:val="nil"/>
+              <w:bottom w:val="single" w:sz="4" w:space="0" w:color="auto"/>
+            </w:tcBorders>
+          </w:tcPr>
+          <w:p>
+            <w:pPr>
+              <w:rPr>
+                <w:rFonts w:ascii="Aptos" w:hAnsi="Aptos"/>
+                <w:b/>
+                <w:sz w:val="10"/>
+                <w:szCs w:val="10"/>
+              </w:rPr>
+            </w:pPr>
           </w:p>
         </w:tc>
       </w:tr>
@@ -1705,60 +3268,34 @@
           <w:shd w:val="clear" w:color="auto" w:fill="auto"/>
         </w:tblPrEx>
         <w:trPr>
-          <w:trHeight w:val="340"/>
+          <w:trHeight w:val="227"/>
         </w:trPr>
         <w:tc>
           <w:tcPr>
-            <w:tcW w:w="2336" w:type="dxa"/>
-            <w:gridSpan w:val="5"/>
+            <w:tcW w:w="4822" w:type="dxa"/>
+            <w:gridSpan w:val="13"/>
             <w:tcBorders>
-              <w:bottom w:val="single" w:sz="4" w:space="0" w:color="auto"/>
+              <w:right w:val="nil"/>
             </w:tcBorders>
-            <w:vAlign w:val="center"/>
-          </w:tcPr>
-          <w:p>
-            <w:pPr>
-              <w:rPr>
-                <w:sz w:val="20"/>
-                <w:szCs w:val="20"/>
-              </w:rPr>
-            </w:pPr>
-            <w:r>
-              <w:rPr>
-                <w:sz w:val="20"/>
-                <w:szCs w:val="20"/>
-              </w:rPr>
-              <w:t>Categoria ex UNI EN 141</w:t>
-            </w:r>
-          </w:p>
-        </w:tc>
-        <w:tc>
-          <w:tcPr>
-            <w:tcW w:w="3830" w:type="dxa"/>
-            <w:gridSpan w:val="10"/>
-            <w:tcBorders>
-              <w:bottom w:val="single" w:sz="4" w:space="0" w:color="auto"/>
-            </w:tcBorders>
-            <w:vAlign w:val="center"/>
-          </w:tcPr>
-          <w:p>
-            <w:pPr>
-              <w:autoSpaceDE w:val="0"/>
-              <w:autoSpaceDN w:val="0"/>
-              <w:adjustRightInd w:val="0"/>
-              <w:rPr>
-                <w:sz w:val="16"/>
-                <w:szCs w:val="16"/>
-              </w:rPr>
-            </w:pPr>
-            <w:r>
-              <w:rPr>
+          </w:tcPr>
+          <w:p>
+            <w:pPr>
+              <w:rPr>
+                <w:rFonts w:ascii="Aptos" w:hAnsi="Aptos"/>
+                <w:sz w:val="16"/>
+                <w:szCs w:val="16"/>
+              </w:rPr>
+            </w:pPr>
+            <w:r>
+              <w:rPr>
+                <w:rFonts w:ascii="Aptos" w:hAnsi="Aptos"/>
+                <w:b/>
                 <w:sz w:val="16"/>
                 <w:szCs w:val="16"/>
               </w:rPr>
               <w:fldChar w:fldCharType="begin">
                 <w:ffData>
-                  <w:name w:val=""/>
+                  <w:name w:val="Controllo4"/>
                   <w:enabled/>
                   <w:calcOnExit w:val="0"/>
                   <w:checkBox>
@@ -1770,6 +3307,8 @@
             </w:r>
             <w:r>
               <w:rPr>
+                <w:rFonts w:ascii="Aptos" w:hAnsi="Aptos"/>
+                <w:b/>
                 <w:sz w:val="16"/>
                 <w:szCs w:val="16"/>
               </w:rPr>
@@ -1777,12 +3316,16 @@
             </w:r>
             <w:r>
               <w:rPr>
-                <w:sz w:val="16"/>
-                <w:szCs w:val="16"/>
-              </w:rPr>
-            </w:r>
-            <w:r>
-              <w:rPr>
+                <w:rFonts w:ascii="Aptos" w:hAnsi="Aptos"/>
+                <w:b/>
+                <w:sz w:val="16"/>
+                <w:szCs w:val="16"/>
+              </w:rPr>
+            </w:r>
+            <w:r>
+              <w:rPr>
+                <w:rFonts w:ascii="Aptos" w:hAnsi="Aptos"/>
+                <w:b/>
                 <w:sz w:val="16"/>
                 <w:szCs w:val="16"/>
               </w:rPr>
@@ -1790,6 +3333,8 @@
             </w:r>
             <w:r>
               <w:rPr>
+                <w:rFonts w:ascii="Aptos" w:hAnsi="Aptos"/>
+                <w:b/>
                 <w:sz w:val="16"/>
                 <w:szCs w:val="16"/>
               </w:rPr>
@@ -1797,30 +3342,138 @@
             </w:r>
             <w:r>
               <w:rPr>
-                <w:sz w:val="16"/>
-                <w:szCs w:val="16"/>
-              </w:rPr>
-              <w:t xml:space="preserve"> A–Gas/vapori organici (punto ebollizione &gt; 65°C)</w:t>
-            </w:r>
-          </w:p>
-          <w:p>
-            <w:pPr>
-              <w:autoSpaceDE w:val="0"/>
-              <w:autoSpaceDN w:val="0"/>
-              <w:adjustRightInd w:val="0"/>
-              <w:rPr>
-                <w:sz w:val="16"/>
-                <w:szCs w:val="16"/>
-              </w:rPr>
-            </w:pPr>
-            <w:r>
-              <w:rPr>
+                <w:rFonts w:ascii="Aptos" w:hAnsi="Aptos"/>
+                <w:b/>
+                <w:sz w:val="16"/>
+                <w:szCs w:val="16"/>
+              </w:rPr>
+              <w:t xml:space="preserve"> </w:t>
+            </w:r>
+            <w:r>
+              <w:rPr>
+                <w:rFonts w:ascii="Aptos" w:hAnsi="Aptos"/>
+                <w:sz w:val="16"/>
+                <w:szCs w:val="16"/>
+              </w:rPr>
+              <w:t>Riorganizzazione dei sistemi di lavorazione (</w:t>
+            </w:r>
+            <w:r>
+              <w:rPr>
+                <w:rFonts w:ascii="Aptos" w:hAnsi="Aptos"/>
                 <w:sz w:val="16"/>
                 <w:szCs w:val="16"/>
               </w:rPr>
               <w:fldChar w:fldCharType="begin">
                 <w:ffData>
-                  <w:name w:val="Controllo5"/>
+                  <w:name w:val="Testo27"/>
+                  <w:enabled/>
+                  <w:calcOnExit w:val="0"/>
+                  <w:textInput/>
+                </w:ffData>
+              </w:fldChar>
+            </w:r>
+            <w:r>
+              <w:rPr>
+                <w:rFonts w:ascii="Aptos" w:hAnsi="Aptos"/>
+                <w:sz w:val="16"/>
+                <w:szCs w:val="16"/>
+              </w:rPr>
+              <w:instrText xml:space="preserve"> FORMTEXT </w:instrText>
+            </w:r>
+            <w:r>
+              <w:rPr>
+                <w:rFonts w:ascii="Aptos" w:hAnsi="Aptos"/>
+                <w:sz w:val="16"/>
+                <w:szCs w:val="16"/>
+              </w:rPr>
+            </w:r>
+            <w:r>
+              <w:rPr>
+                <w:rFonts w:ascii="Aptos" w:hAnsi="Aptos"/>
+                <w:sz w:val="16"/>
+                <w:szCs w:val="16"/>
+              </w:rPr>
+              <w:fldChar w:fldCharType="separate"/>
+            </w:r>
+            <w:r>
+              <w:rPr>
+                <w:rFonts w:ascii="Aptos" w:hAnsi="Aptos"/>
+                <w:noProof/>
+                <w:sz w:val="16"/>
+                <w:szCs w:val="16"/>
+              </w:rPr>
+              <w:t> </w:t>
+            </w:r>
+            <w:r>
+              <w:rPr>
+                <w:rFonts w:ascii="Aptos" w:hAnsi="Aptos"/>
+                <w:noProof/>
+                <w:sz w:val="16"/>
+                <w:szCs w:val="16"/>
+              </w:rPr>
+              <w:t> </w:t>
+            </w:r>
+            <w:r>
+              <w:rPr>
+                <w:rFonts w:ascii="Aptos" w:hAnsi="Aptos"/>
+                <w:noProof/>
+                <w:sz w:val="16"/>
+                <w:szCs w:val="16"/>
+              </w:rPr>
+              <w:t> </w:t>
+            </w:r>
+            <w:r>
+              <w:rPr>
+                <w:rFonts w:ascii="Aptos" w:hAnsi="Aptos"/>
+                <w:noProof/>
+                <w:sz w:val="16"/>
+                <w:szCs w:val="16"/>
+              </w:rPr>
+              <w:t> </w:t>
+            </w:r>
+            <w:r>
+              <w:rPr>
+                <w:rFonts w:ascii="Aptos" w:hAnsi="Aptos"/>
+                <w:noProof/>
+                <w:sz w:val="16"/>
+                <w:szCs w:val="16"/>
+              </w:rPr>
+              <w:t> </w:t>
+            </w:r>
+            <w:r>
+              <w:rPr>
+                <w:rFonts w:ascii="Aptos" w:hAnsi="Aptos"/>
+                <w:sz w:val="16"/>
+                <w:szCs w:val="16"/>
+              </w:rPr>
+              <w:fldChar w:fldCharType="end"/>
+            </w:r>
+            <w:r>
+              <w:rPr>
+                <w:rFonts w:ascii="Aptos" w:hAnsi="Aptos"/>
+                <w:sz w:val="16"/>
+                <w:szCs w:val="16"/>
+              </w:rPr>
+              <w:t>)</w:t>
+            </w:r>
+          </w:p>
+          <w:p>
+            <w:pPr>
+              <w:rPr>
+                <w:rFonts w:ascii="Aptos" w:hAnsi="Aptos"/>
+                <w:sz w:val="16"/>
+                <w:szCs w:val="16"/>
+              </w:rPr>
+            </w:pPr>
+            <w:r>
+              <w:rPr>
+                <w:rFonts w:ascii="Aptos" w:hAnsi="Aptos"/>
+                <w:sz w:val="16"/>
+                <w:szCs w:val="16"/>
+              </w:rPr>
+              <w:fldChar w:fldCharType="begin">
+                <w:ffData>
+                  <w:name w:val="Controllo4"/>
                   <w:enabled/>
                   <w:calcOnExit w:val="0"/>
                   <w:checkBox>
@@ -1832,6 +3485,7 @@
             </w:r>
             <w:r>
               <w:rPr>
+                <w:rFonts w:ascii="Aptos" w:hAnsi="Aptos"/>
                 <w:sz w:val="16"/>
                 <w:szCs w:val="16"/>
               </w:rPr>
@@ -1839,12 +3493,14 @@
             </w:r>
             <w:r>
               <w:rPr>
-                <w:sz w:val="16"/>
-                <w:szCs w:val="16"/>
-              </w:rPr>
-            </w:r>
-            <w:r>
-              <w:rPr>
+                <w:rFonts w:ascii="Aptos" w:hAnsi="Aptos"/>
+                <w:sz w:val="16"/>
+                <w:szCs w:val="16"/>
+              </w:rPr>
+            </w:r>
+            <w:r>
+              <w:rPr>
+                <w:rFonts w:ascii="Aptos" w:hAnsi="Aptos"/>
                 <w:sz w:val="16"/>
                 <w:szCs w:val="16"/>
               </w:rPr>
@@ -1852,6 +3508,7 @@
             </w:r>
             <w:r>
               <w:rPr>
+                <w:rFonts w:ascii="Aptos" w:hAnsi="Aptos"/>
                 <w:sz w:val="16"/>
                 <w:szCs w:val="16"/>
               </w:rPr>
@@ -1859,40 +3516,130 @@
             </w:r>
             <w:r>
               <w:rPr>
-                <w:sz w:val="16"/>
-                <w:szCs w:val="16"/>
-              </w:rPr>
-              <w:t xml:space="preserve"> AX–Gas/vapori organici (punto ebollizione &lt; 65°C)</w:t>
-            </w:r>
-          </w:p>
-        </w:tc>
-        <w:tc>
-          <w:tcPr>
-            <w:tcW w:w="3462" w:type="dxa"/>
-            <w:gridSpan w:val="7"/>
-            <w:tcBorders>
-              <w:bottom w:val="single" w:sz="4" w:space="0" w:color="auto"/>
-            </w:tcBorders>
-            <w:vAlign w:val="center"/>
-          </w:tcPr>
-          <w:p>
-            <w:pPr>
-              <w:autoSpaceDE w:val="0"/>
-              <w:autoSpaceDN w:val="0"/>
-              <w:adjustRightInd w:val="0"/>
-              <w:rPr>
-                <w:sz w:val="16"/>
-                <w:szCs w:val="16"/>
-              </w:rPr>
-            </w:pPr>
-            <w:r>
-              <w:rPr>
+                <w:rFonts w:ascii="Aptos" w:hAnsi="Aptos"/>
+                <w:sz w:val="16"/>
+                <w:szCs w:val="16"/>
+              </w:rPr>
+              <w:t xml:space="preserve"> Fornitura di attrezzature per il lavoro specifico (</w:t>
+            </w:r>
+            <w:r>
+              <w:rPr>
+                <w:rFonts w:ascii="Aptos" w:hAnsi="Aptos"/>
                 <w:sz w:val="16"/>
                 <w:szCs w:val="16"/>
               </w:rPr>
               <w:fldChar w:fldCharType="begin">
                 <w:ffData>
-                  <w:name w:val=""/>
+                  <w:name w:val="Testo28"/>
+                  <w:enabled/>
+                  <w:calcOnExit w:val="0"/>
+                  <w:textInput/>
+                </w:ffData>
+              </w:fldChar>
+            </w:r>
+            <w:r>
+              <w:rPr>
+                <w:rFonts w:ascii="Aptos" w:hAnsi="Aptos"/>
+                <w:sz w:val="16"/>
+                <w:szCs w:val="16"/>
+              </w:rPr>
+              <w:instrText xml:space="preserve"> FORMTEXT </w:instrText>
+            </w:r>
+            <w:r>
+              <w:rPr>
+                <w:rFonts w:ascii="Aptos" w:hAnsi="Aptos"/>
+                <w:sz w:val="16"/>
+                <w:szCs w:val="16"/>
+              </w:rPr>
+            </w:r>
+            <w:r>
+              <w:rPr>
+                <w:rFonts w:ascii="Aptos" w:hAnsi="Aptos"/>
+                <w:sz w:val="16"/>
+                <w:szCs w:val="16"/>
+              </w:rPr>
+              <w:fldChar w:fldCharType="separate"/>
+            </w:r>
+            <w:r>
+              <w:rPr>
+                <w:rFonts w:ascii="Aptos" w:hAnsi="Aptos"/>
+                <w:noProof/>
+                <w:sz w:val="16"/>
+                <w:szCs w:val="16"/>
+              </w:rPr>
+              <w:t> </w:t>
+            </w:r>
+            <w:r>
+              <w:rPr>
+                <w:rFonts w:ascii="Aptos" w:hAnsi="Aptos"/>
+                <w:noProof/>
+                <w:sz w:val="16"/>
+                <w:szCs w:val="16"/>
+              </w:rPr>
+              <w:t> </w:t>
+            </w:r>
+            <w:r>
+              <w:rPr>
+                <w:rFonts w:ascii="Aptos" w:hAnsi="Aptos"/>
+                <w:noProof/>
+                <w:sz w:val="16"/>
+                <w:szCs w:val="16"/>
+              </w:rPr>
+              <w:t> </w:t>
+            </w:r>
+            <w:r>
+              <w:rPr>
+                <w:rFonts w:ascii="Aptos" w:hAnsi="Aptos"/>
+                <w:noProof/>
+                <w:sz w:val="16"/>
+                <w:szCs w:val="16"/>
+              </w:rPr>
+              <w:t> </w:t>
+            </w:r>
+            <w:r>
+              <w:rPr>
+                <w:rFonts w:ascii="Aptos" w:hAnsi="Aptos"/>
+                <w:noProof/>
+                <w:sz w:val="16"/>
+                <w:szCs w:val="16"/>
+              </w:rPr>
+              <w:t> </w:t>
+            </w:r>
+            <w:r>
+              <w:rPr>
+                <w:rFonts w:ascii="Aptos" w:hAnsi="Aptos"/>
+                <w:sz w:val="16"/>
+                <w:szCs w:val="16"/>
+              </w:rPr>
+              <w:fldChar w:fldCharType="end"/>
+            </w:r>
+            <w:r>
+              <w:rPr>
+                <w:rFonts w:ascii="Aptos" w:hAnsi="Aptos"/>
+                <w:sz w:val="16"/>
+                <w:szCs w:val="16"/>
+              </w:rPr>
+              <w:t>)</w:t>
+            </w:r>
+          </w:p>
+          <w:p>
+            <w:pPr>
+              <w:rPr>
+                <w:rFonts w:ascii="Aptos" w:hAnsi="Aptos"/>
+                <w:b/>
+                <w:sz w:val="16"/>
+                <w:szCs w:val="16"/>
+              </w:rPr>
+            </w:pPr>
+            <w:r>
+              <w:rPr>
+                <w:rFonts w:ascii="Aptos" w:hAnsi="Aptos"/>
+                <w:sz w:val="16"/>
+                <w:szCs w:val="16"/>
+              </w:rPr>
+              <w:fldChar w:fldCharType="begin">
+                <w:ffData>
+                  <w:name w:val="Controllo4"/>
                   <w:enabled/>
                   <w:calcOnExit w:val="0"/>
                   <w:checkBox>
@@ -1904,6 +3651,7 @@
             </w:r>
             <w:r>
               <w:rPr>
+                <w:rFonts w:ascii="Aptos" w:hAnsi="Aptos"/>
                 <w:sz w:val="16"/>
                 <w:szCs w:val="16"/>
               </w:rPr>
@@ -1911,12 +3659,14 @@
             </w:r>
             <w:r>
               <w:rPr>
-                <w:sz w:val="16"/>
-                <w:szCs w:val="16"/>
-              </w:rPr>
-            </w:r>
-            <w:r>
-              <w:rPr>
+                <w:rFonts w:ascii="Aptos" w:hAnsi="Aptos"/>
+                <w:sz w:val="16"/>
+                <w:szCs w:val="16"/>
+              </w:rPr>
+            </w:r>
+            <w:r>
+              <w:rPr>
+                <w:rFonts w:ascii="Aptos" w:hAnsi="Aptos"/>
                 <w:sz w:val="16"/>
                 <w:szCs w:val="16"/>
               </w:rPr>
@@ -1924,6 +3674,7 @@
             </w:r>
             <w:r>
               <w:rPr>
+                <w:rFonts w:ascii="Aptos" w:hAnsi="Aptos"/>
                 <w:sz w:val="16"/>
                 <w:szCs w:val="16"/>
               </w:rPr>
@@ -1931,30 +3682,30 @@
             </w:r>
             <w:r>
               <w:rPr>
-                <w:sz w:val="16"/>
-                <w:szCs w:val="16"/>
-              </w:rPr>
-              <w:t xml:space="preserve"> B–Gas/vapori inorganici</w:t>
-            </w:r>
-          </w:p>
-          <w:p>
-            <w:pPr>
-              <w:autoSpaceDE w:val="0"/>
-              <w:autoSpaceDN w:val="0"/>
-              <w:adjustRightInd w:val="0"/>
-              <w:rPr>
-                <w:sz w:val="16"/>
-                <w:szCs w:val="16"/>
-              </w:rPr>
-            </w:pPr>
-            <w:r>
-              <w:rPr>
+                <w:rFonts w:ascii="Aptos" w:hAnsi="Aptos"/>
+                <w:sz w:val="16"/>
+                <w:szCs w:val="16"/>
+              </w:rPr>
+              <w:t xml:space="preserve"> Riduzione al minimo degli esposti </w:t>
+            </w:r>
+          </w:p>
+          <w:p>
+            <w:pPr>
+              <w:rPr>
+                <w:rFonts w:ascii="Aptos" w:hAnsi="Aptos"/>
+                <w:sz w:val="16"/>
+                <w:szCs w:val="16"/>
+              </w:rPr>
+            </w:pPr>
+            <w:r>
+              <w:rPr>
+                <w:rFonts w:ascii="Aptos" w:hAnsi="Aptos"/>
                 <w:sz w:val="16"/>
                 <w:szCs w:val="16"/>
               </w:rPr>
               <w:fldChar w:fldCharType="begin">
                 <w:ffData>
-                  <w:name w:val="Controllo5"/>
+                  <w:name w:val="Controllo4"/>
                   <w:enabled/>
                   <w:calcOnExit w:val="0"/>
                   <w:checkBox>
@@ -1966,6 +3717,7 @@
             </w:r>
             <w:r>
               <w:rPr>
+                <w:rFonts w:ascii="Aptos" w:hAnsi="Aptos"/>
                 <w:sz w:val="16"/>
                 <w:szCs w:val="16"/>
               </w:rPr>
@@ -1973,12 +3725,14 @@
             </w:r>
             <w:r>
               <w:rPr>
-                <w:sz w:val="16"/>
-                <w:szCs w:val="16"/>
-              </w:rPr>
-            </w:r>
-            <w:r>
-              <w:rPr>
+                <w:rFonts w:ascii="Aptos" w:hAnsi="Aptos"/>
+                <w:sz w:val="16"/>
+                <w:szCs w:val="16"/>
+              </w:rPr>
+            </w:r>
+            <w:r>
+              <w:rPr>
+                <w:rFonts w:ascii="Aptos" w:hAnsi="Aptos"/>
                 <w:sz w:val="16"/>
                 <w:szCs w:val="16"/>
               </w:rPr>
@@ -1986,6 +3740,7 @@
             </w:r>
             <w:r>
               <w:rPr>
+                <w:rFonts w:ascii="Aptos" w:hAnsi="Aptos"/>
                 <w:sz w:val="16"/>
                 <w:szCs w:val="16"/>
               </w:rPr>
@@ -1993,447 +3748,24 @@
             </w:r>
             <w:r>
               <w:rPr>
-                <w:sz w:val="16"/>
-                <w:szCs w:val="16"/>
-              </w:rPr>
-              <w:t xml:space="preserve"> E–Gas/vapori acidi</w:t>
-            </w:r>
-          </w:p>
-          <w:p>
-            <w:pPr>
-              <w:autoSpaceDE w:val="0"/>
-              <w:autoSpaceDN w:val="0"/>
-              <w:adjustRightInd w:val="0"/>
-              <w:rPr>
-                <w:sz w:val="16"/>
-                <w:szCs w:val="16"/>
-              </w:rPr>
-            </w:pPr>
-            <w:r>
-              <w:rPr>
-                <w:sz w:val="16"/>
-                <w:szCs w:val="16"/>
-              </w:rPr>
-              <w:fldChar w:fldCharType="begin">
-                <w:ffData>
-                  <w:name w:val="Controllo5"/>
-                  <w:enabled/>
-                  <w:calcOnExit w:val="0"/>
-                  <w:checkBox>
-                    <w:sizeAuto/>
-                    <w:default w:val="0"/>
-                  </w:checkBox>
-                </w:ffData>
-              </w:fldChar>
-            </w:r>
-            <w:r>
-              <w:rPr>
-                <w:sz w:val="16"/>
-                <w:szCs w:val="16"/>
-              </w:rPr>
-              <w:instrText xml:space="preserve"> FORMCHECKBOX </w:instrText>
-            </w:r>
-            <w:r>
-              <w:rPr>
-                <w:sz w:val="16"/>
-                <w:szCs w:val="16"/>
-              </w:rPr>
-            </w:r>
-            <w:r>
-              <w:rPr>
-                <w:sz w:val="16"/>
-                <w:szCs w:val="16"/>
-              </w:rPr>
-              <w:fldChar w:fldCharType="separate"/>
-            </w:r>
-            <w:r>
-              <w:rPr>
-                <w:sz w:val="16"/>
-                <w:szCs w:val="16"/>
-              </w:rPr>
-              <w:fldChar w:fldCharType="end"/>
-            </w:r>
-            <w:r>
-              <w:rPr>
-                <w:sz w:val="16"/>
-                <w:szCs w:val="16"/>
-              </w:rPr>
-              <w:t xml:space="preserve"> K–Ammoniaca e derivati</w:t>
-            </w:r>
-          </w:p>
-        </w:tc>
-      </w:tr>
-      <w:tr>
-        <w:tblPrEx>
-          <w:shd w:val="clear" w:color="auto" w:fill="auto"/>
-        </w:tblPrEx>
-        <w:trPr>
-          <w:trHeight w:val="170"/>
-        </w:trPr>
-        <w:tc>
-          <w:tcPr>
-            <w:tcW w:w="9628" w:type="dxa"/>
-            <w:gridSpan w:val="22"/>
-            <w:tcBorders>
-              <w:bottom w:val="nil"/>
-            </w:tcBorders>
-          </w:tcPr>
-          <w:p>
-            <w:pPr>
-              <w:rPr>
-                <w:b/>
-                <w:sz w:val="10"/>
-                <w:szCs w:val="10"/>
-              </w:rPr>
-            </w:pPr>
-          </w:p>
-        </w:tc>
-      </w:tr>
-      <w:tr>
-        <w:tblPrEx>
-          <w:shd w:val="clear" w:color="auto" w:fill="auto"/>
-        </w:tblPrEx>
-        <w:tc>
-          <w:tcPr>
-            <w:tcW w:w="391" w:type="dxa"/>
-            <w:tcBorders>
-              <w:top w:val="single" w:sz="12" w:space="0" w:color="auto"/>
-              <w:left w:val="single" w:sz="12" w:space="0" w:color="auto"/>
-              <w:bottom w:val="single" w:sz="12" w:space="0" w:color="auto"/>
-              <w:right w:val="single" w:sz="12" w:space="0" w:color="auto"/>
-            </w:tcBorders>
-            <w:vAlign w:val="center"/>
-          </w:tcPr>
-          <w:p>
-            <w:pPr>
-              <w:rPr>
-                <w:b/>
-              </w:rPr>
-            </w:pPr>
-            <w:r>
-              <w:rPr>
-                <w:b/>
-              </w:rPr>
-              <w:t>B</w:t>
-            </w:r>
-          </w:p>
-        </w:tc>
-        <w:tc>
-          <w:tcPr>
-            <w:tcW w:w="9237" w:type="dxa"/>
-            <w:gridSpan w:val="21"/>
-            <w:tcBorders>
-              <w:top w:val="nil"/>
-              <w:left w:val="single" w:sz="12" w:space="0" w:color="auto"/>
-              <w:bottom w:val="nil"/>
-            </w:tcBorders>
-            <w:vAlign w:val="center"/>
-          </w:tcPr>
-          <w:p>
-            <w:pPr>
-              <w:rPr>
-                <w:b/>
-              </w:rPr>
-            </w:pPr>
-            <w:r>
-              <w:rPr>
-                <w:b/>
-              </w:rPr>
-              <w:t>VALUTAZIONE DEL RISCHIO PER FATTORI (rischio stimato)</w:t>
-            </w:r>
-          </w:p>
-        </w:tc>
-      </w:tr>
-      <w:tr>
-        <w:tblPrEx>
-          <w:shd w:val="clear" w:color="auto" w:fill="auto"/>
-        </w:tblPrEx>
-        <w:trPr>
-          <w:trHeight w:val="170"/>
-        </w:trPr>
-        <w:tc>
-          <w:tcPr>
-            <w:tcW w:w="9628" w:type="dxa"/>
-            <w:gridSpan w:val="22"/>
-            <w:tcBorders>
-              <w:top w:val="nil"/>
-            </w:tcBorders>
-          </w:tcPr>
-          <w:p>
-            <w:pPr>
-              <w:rPr>
-                <w:b/>
-                <w:sz w:val="10"/>
-                <w:szCs w:val="10"/>
-              </w:rPr>
-            </w:pPr>
-          </w:p>
-        </w:tc>
-      </w:tr>
-      <w:tr>
-        <w:tblPrEx>
-          <w:shd w:val="clear" w:color="auto" w:fill="auto"/>
-        </w:tblPrEx>
-        <w:trPr>
-          <w:trHeight w:val="340"/>
-        </w:trPr>
-        <w:tc>
-          <w:tcPr>
-            <w:tcW w:w="1619" w:type="dxa"/>
-            <w:gridSpan w:val="4"/>
-            <w:vAlign w:val="center"/>
-          </w:tcPr>
-          <w:p>
-            <w:pPr>
-              <w:rPr>
-                <w:b/>
-                <w:sz w:val="20"/>
-                <w:szCs w:val="20"/>
-              </w:rPr>
-            </w:pPr>
-            <w:r>
-              <w:rPr>
-                <w:b/>
-                <w:sz w:val="20"/>
-                <w:szCs w:val="20"/>
-              </w:rPr>
-              <w:t>Fattore gravità</w:t>
-            </w:r>
-          </w:p>
-        </w:tc>
-        <w:tc>
-          <w:tcPr>
-            <w:tcW w:w="1588" w:type="dxa"/>
-            <w:gridSpan w:val="4"/>
-            <w:vAlign w:val="center"/>
-          </w:tcPr>
-          <w:p>
-            <w:pPr>
-              <w:rPr>
-                <w:b/>
-                <w:sz w:val="20"/>
-                <w:szCs w:val="20"/>
-              </w:rPr>
-            </w:pPr>
-            <w:r>
-              <w:rPr>
-                <w:b/>
-                <w:sz w:val="20"/>
-                <w:szCs w:val="20"/>
-              </w:rPr>
-              <w:t>Fattore durata</w:t>
-            </w:r>
-          </w:p>
-        </w:tc>
-        <w:tc>
-          <w:tcPr>
-            <w:tcW w:w="1686" w:type="dxa"/>
-            <w:gridSpan w:val="6"/>
-            <w:tcBorders>
-              <w:right w:val="single" w:sz="12" w:space="0" w:color="auto"/>
-            </w:tcBorders>
-            <w:vAlign w:val="center"/>
-          </w:tcPr>
-          <w:p>
-            <w:pPr>
-              <w:jc w:val="center"/>
-              <w:rPr>
-                <w:b/>
-                <w:sz w:val="20"/>
-                <w:szCs w:val="20"/>
-              </w:rPr>
-            </w:pPr>
-            <w:r>
-              <w:rPr>
-                <w:b/>
-                <w:sz w:val="20"/>
-                <w:szCs w:val="20"/>
-              </w:rPr>
-              <w:t>Fattore livello esposizione</w:t>
-            </w:r>
-          </w:p>
-        </w:tc>
-        <w:tc>
-          <w:tcPr>
-            <w:tcW w:w="2349" w:type="dxa"/>
-            <w:gridSpan w:val="5"/>
-            <w:tcBorders>
-              <w:top w:val="single" w:sz="12" w:space="0" w:color="auto"/>
-              <w:left w:val="single" w:sz="12" w:space="0" w:color="auto"/>
-            </w:tcBorders>
-            <w:vAlign w:val="center"/>
-          </w:tcPr>
-          <w:p>
-            <w:pPr>
-              <w:jc w:val="center"/>
-              <w:rPr>
-                <w:b/>
-                <w:sz w:val="20"/>
-                <w:szCs w:val="20"/>
-              </w:rPr>
-            </w:pPr>
-            <w:r>
-              <w:rPr>
-                <w:b/>
-                <w:sz w:val="20"/>
-                <w:szCs w:val="20"/>
-              </w:rPr>
-              <w:t>Totale</w:t>
-            </w:r>
-          </w:p>
-        </w:tc>
-        <w:tc>
-          <w:tcPr>
-            <w:tcW w:w="2386" w:type="dxa"/>
-            <w:gridSpan w:val="3"/>
-            <w:tcBorders>
-              <w:top w:val="single" w:sz="12" w:space="0" w:color="auto"/>
-              <w:bottom w:val="single" w:sz="4" w:space="0" w:color="auto"/>
-              <w:right w:val="single" w:sz="12" w:space="0" w:color="auto"/>
-            </w:tcBorders>
-            <w:vAlign w:val="center"/>
-          </w:tcPr>
-          <w:p>
-            <w:pPr>
-              <w:jc w:val="center"/>
-              <w:rPr>
-                <w:b/>
-                <w:sz w:val="20"/>
-                <w:szCs w:val="20"/>
-              </w:rPr>
-            </w:pPr>
-            <w:r>
-              <w:rPr>
-                <w:b/>
-                <w:sz w:val="20"/>
-                <w:szCs w:val="20"/>
-              </w:rPr>
-              <w:t>Classe di rischio</w:t>
-            </w:r>
-          </w:p>
-        </w:tc>
-      </w:tr>
-      <w:tr>
-        <w:tblPrEx>
-          <w:shd w:val="clear" w:color="auto" w:fill="auto"/>
-        </w:tblPrEx>
-        <w:trPr>
-          <w:trHeight w:val="340"/>
-        </w:trPr>
-        <w:tc>
-          <w:tcPr>
-            <w:tcW w:w="1619" w:type="dxa"/>
-            <w:gridSpan w:val="4"/>
-            <w:vAlign w:val="center"/>
-          </w:tcPr>
-          <w:p>
-            <w:pPr>
-              <w:jc w:val="center"/>
-            </w:pPr>
-            <w:r>
-              <w:t>1</w:t>
-            </w:r>
-          </w:p>
-        </w:tc>
-        <w:tc>
-          <w:tcPr>
-            <w:tcW w:w="1588" w:type="dxa"/>
-            <w:gridSpan w:val="4"/>
-            <w:vAlign w:val="center"/>
-          </w:tcPr>
-          <w:p>
-            <w:pPr>
-              <w:jc w:val="center"/>
-              <w:rPr>
-                <w:sz w:val="20"/>
-                <w:szCs w:val="20"/>
-              </w:rPr>
-            </w:pPr>
-            <w:r>
-              <w:rPr>
-                <w:sz w:val="20"/>
-                <w:szCs w:val="20"/>
-              </w:rPr>
-              <w:t>3</w:t>
-            </w:r>
-          </w:p>
-        </w:tc>
-        <w:tc>
-          <w:tcPr>
-            <w:tcW w:w="1686" w:type="dxa"/>
-            <w:gridSpan w:val="6"/>
-            <w:tcBorders>
-              <w:right w:val="single" w:sz="12" w:space="0" w:color="auto"/>
-            </w:tcBorders>
-            <w:vAlign w:val="center"/>
-          </w:tcPr>
-          <w:p>
-            <w:pPr>
-              <w:jc w:val="center"/>
-              <w:rPr>
-                <w:sz w:val="20"/>
-                <w:szCs w:val="20"/>
-              </w:rPr>
-            </w:pPr>
-            <w:r>
-              <w:rPr>
-                <w:sz w:val="20"/>
-                <w:szCs w:val="20"/>
-              </w:rPr>
-              <w:t>3</w:t>
-            </w:r>
-          </w:p>
-        </w:tc>
-        <w:tc>
-          <w:tcPr>
-            <w:tcW w:w="2349" w:type="dxa"/>
-            <w:gridSpan w:val="5"/>
-            <w:tcBorders>
-              <w:left w:val="single" w:sz="12" w:space="0" w:color="auto"/>
-              <w:bottom w:val="single" w:sz="12" w:space="0" w:color="auto"/>
-            </w:tcBorders>
-            <w:vAlign w:val="center"/>
-          </w:tcPr>
-          <w:p>
-            <w:pPr>
-              <w:jc w:val="center"/>
-              <w:rPr>
-                <w:b/>
-                <w:sz w:val="28"/>
-                <w:szCs w:val="28"/>
-              </w:rPr>
-            </w:pPr>
-            <w:r>
-              <w:rPr>
-                <w:b/>
-                <w:sz w:val="28"/>
-                <w:szCs w:val="28"/>
-              </w:rPr>
-              <w:t>9</w:t>
-            </w:r>
-          </w:p>
-        </w:tc>
-        <w:tc>
-          <w:tcPr>
-            <w:tcW w:w="612" w:type="dxa"/>
-            <w:gridSpan w:val="2"/>
-            <w:tcBorders>
-              <w:bottom w:val="single" w:sz="12" w:space="0" w:color="auto"/>
-              <w:right w:val="single" w:sz="4" w:space="0" w:color="auto"/>
-            </w:tcBorders>
-            <w:vAlign w:val="center"/>
-          </w:tcPr>
-          <w:p>
-            <w:pPr>
-              <w:rPr>
-                <w:b/>
-                <w:sz w:val="16"/>
-                <w:szCs w:val="16"/>
-              </w:rPr>
-            </w:pPr>
-            <w:r>
-              <w:rPr>
-                <w:b/>
+                <w:rFonts w:ascii="Aptos" w:hAnsi="Aptos"/>
+                <w:sz w:val="16"/>
+                <w:szCs w:val="16"/>
+              </w:rPr>
+              <w:t xml:space="preserve"> Riduzione della durata e dell’intensità dell’esposizione</w:t>
+            </w:r>
+          </w:p>
+          <w:p>
+            <w:pPr>
+              <w:rPr>
+                <w:rFonts w:ascii="Aptos" w:hAnsi="Aptos"/>
+                <w:sz w:val="16"/>
+                <w:szCs w:val="16"/>
+              </w:rPr>
+            </w:pPr>
+            <w:r>
+              <w:rPr>
+                <w:rFonts w:ascii="Aptos" w:hAnsi="Aptos"/>
                 <w:sz w:val="16"/>
                 <w:szCs w:val="16"/>
               </w:rPr>
@@ -2451,7 +3783,7 @@
             </w:r>
             <w:r>
               <w:rPr>
-                <w:b/>
+                <w:rFonts w:ascii="Aptos" w:hAnsi="Aptos"/>
                 <w:sz w:val="16"/>
                 <w:szCs w:val="16"/>
               </w:rPr>
@@ -2459,31 +3791,146 @@
             </w:r>
             <w:r>
               <w:rPr>
-                <w:b/>
-                <w:sz w:val="16"/>
-                <w:szCs w:val="16"/>
-              </w:rPr>
-            </w:r>
-            <w:r>
-              <w:rPr>
-                <w:b/>
+                <w:rFonts w:ascii="Aptos" w:hAnsi="Aptos"/>
+                <w:sz w:val="16"/>
+                <w:szCs w:val="16"/>
+              </w:rPr>
+            </w:r>
+            <w:r>
+              <w:rPr>
+                <w:rFonts w:ascii="Aptos" w:hAnsi="Aptos"/>
+                <w:sz w:val="16"/>
+                <w:szCs w:val="16"/>
+              </w:rPr>
+              <w:fldChar w:fldCharType="separate"/>
+            </w:r>
+            <w:r>
+              <w:rPr>
+                <w:rFonts w:ascii="Aptos" w:hAnsi="Aptos"/>
                 <w:sz w:val="16"/>
                 <w:szCs w:val="16"/>
               </w:rPr>
               <w:fldChar w:fldCharType="end"/>
             </w:r>
-          </w:p>
-          <w:p>
-            <w:pPr>
-              <w:rPr>
-                <w:b/>
-                <w:sz w:val="16"/>
-                <w:szCs w:val="16"/>
-              </w:rPr>
-            </w:pPr>
-            <w:r>
-              <w:rPr>
-                <w:b/>
+            <w:r>
+              <w:rPr>
+                <w:rFonts w:ascii="Aptos" w:hAnsi="Aptos"/>
+                <w:sz w:val="16"/>
+                <w:szCs w:val="16"/>
+              </w:rPr>
+              <w:t xml:space="preserve"> Attuazione di misure igieniche idonee (</w:t>
+            </w:r>
+            <w:r>
+              <w:rPr>
+                <w:rFonts w:ascii="Aptos" w:hAnsi="Aptos"/>
+                <w:sz w:val="16"/>
+                <w:szCs w:val="16"/>
+              </w:rPr>
+              <w:fldChar w:fldCharType="begin">
+                <w:ffData>
+                  <w:name w:val="Testo28"/>
+                  <w:enabled/>
+                  <w:calcOnExit w:val="0"/>
+                  <w:textInput/>
+                </w:ffData>
+              </w:fldChar>
+            </w:r>
+            <w:r>
+              <w:rPr>
+                <w:rFonts w:ascii="Aptos" w:hAnsi="Aptos"/>
+                <w:sz w:val="16"/>
+                <w:szCs w:val="16"/>
+              </w:rPr>
+              <w:instrText xml:space="preserve"> FORMTEXT </w:instrText>
+            </w:r>
+            <w:r>
+              <w:rPr>
+                <w:rFonts w:ascii="Aptos" w:hAnsi="Aptos"/>
+                <w:sz w:val="16"/>
+                <w:szCs w:val="16"/>
+              </w:rPr>
+            </w:r>
+            <w:r>
+              <w:rPr>
+                <w:rFonts w:ascii="Aptos" w:hAnsi="Aptos"/>
+                <w:sz w:val="16"/>
+                <w:szCs w:val="16"/>
+              </w:rPr>
+              <w:fldChar w:fldCharType="separate"/>
+            </w:r>
+            <w:r>
+              <w:rPr>
+                <w:rFonts w:ascii="Aptos" w:hAnsi="Aptos"/>
+                <w:noProof/>
+                <w:sz w:val="16"/>
+                <w:szCs w:val="16"/>
+              </w:rPr>
+              <w:t> </w:t>
+            </w:r>
+            <w:r>
+              <w:rPr>
+                <w:rFonts w:ascii="Aptos" w:hAnsi="Aptos"/>
+                <w:noProof/>
+                <w:sz w:val="16"/>
+                <w:szCs w:val="16"/>
+              </w:rPr>
+              <w:t> </w:t>
+            </w:r>
+            <w:r>
+              <w:rPr>
+                <w:rFonts w:ascii="Aptos" w:hAnsi="Aptos"/>
+                <w:noProof/>
+                <w:sz w:val="16"/>
+                <w:szCs w:val="16"/>
+              </w:rPr>
+              <w:t> </w:t>
+            </w:r>
+            <w:r>
+              <w:rPr>
+                <w:rFonts w:ascii="Aptos" w:hAnsi="Aptos"/>
+                <w:noProof/>
+                <w:sz w:val="16"/>
+                <w:szCs w:val="16"/>
+              </w:rPr>
+              <w:t> </w:t>
+            </w:r>
+            <w:r>
+              <w:rPr>
+                <w:rFonts w:ascii="Aptos" w:hAnsi="Aptos"/>
+                <w:noProof/>
+                <w:sz w:val="16"/>
+                <w:szCs w:val="16"/>
+              </w:rPr>
+              <w:t> </w:t>
+            </w:r>
+            <w:r>
+              <w:rPr>
+                <w:rFonts w:ascii="Aptos" w:hAnsi="Aptos"/>
+                <w:sz w:val="16"/>
+                <w:szCs w:val="16"/>
+              </w:rPr>
+              <w:fldChar w:fldCharType="end"/>
+            </w:r>
+            <w:r>
+              <w:rPr>
+                <w:rFonts w:ascii="Aptos" w:hAnsi="Aptos"/>
+                <w:sz w:val="16"/>
+                <w:szCs w:val="16"/>
+              </w:rPr>
+              <w:t>)</w:t>
+            </w:r>
+          </w:p>
+          <w:p>
+            <w:pPr>
+              <w:rPr>
+                <w:rFonts w:ascii="Aptos" w:hAnsi="Aptos"/>
+                <w:sz w:val="16"/>
+                <w:szCs w:val="16"/>
+              </w:rPr>
+            </w:pPr>
+            <w:r>
+              <w:rPr>
+                <w:rFonts w:ascii="Aptos" w:hAnsi="Aptos"/>
                 <w:sz w:val="16"/>
                 <w:szCs w:val="16"/>
               </w:rPr>
@@ -2501,7 +3948,7 @@
             </w:r>
             <w:r>
               <w:rPr>
-                <w:b/>
+                <w:rFonts w:ascii="Aptos" w:hAnsi="Aptos"/>
                 <w:sz w:val="16"/>
                 <w:szCs w:val="16"/>
               </w:rPr>
@@ -2509,14 +3956,14 @@
             </w:r>
             <w:r>
               <w:rPr>
-                <w:b/>
-                <w:sz w:val="16"/>
-                <w:szCs w:val="16"/>
-              </w:rPr>
-            </w:r>
-            <w:r>
-              <w:rPr>
-                <w:b/>
+                <w:rFonts w:ascii="Aptos" w:hAnsi="Aptos"/>
+                <w:sz w:val="16"/>
+                <w:szCs w:val="16"/>
+              </w:rPr>
+            </w:r>
+            <w:r>
+              <w:rPr>
+                <w:rFonts w:ascii="Aptos" w:hAnsi="Aptos"/>
                 <w:sz w:val="16"/>
                 <w:szCs w:val="16"/>
               </w:rPr>
@@ -2524,74 +3971,32 @@
             </w:r>
             <w:r>
               <w:rPr>
-                <w:b/>
+                <w:rFonts w:ascii="Aptos" w:hAnsi="Aptos"/>
                 <w:sz w:val="16"/>
                 <w:szCs w:val="16"/>
               </w:rPr>
               <w:fldChar w:fldCharType="end"/>
             </w:r>
-          </w:p>
-          <w:p>
-            <w:pPr>
-              <w:rPr>
-                <w:b/>
-                <w:sz w:val="16"/>
-                <w:szCs w:val="16"/>
-              </w:rPr>
-            </w:pPr>
-            <w:r>
-              <w:rPr>
-                <w:b/>
-                <w:sz w:val="16"/>
-                <w:szCs w:val="16"/>
-              </w:rPr>
-              <w:fldChar w:fldCharType="begin">
-                <w:ffData>
-                  <w:name w:val=""/>
-                  <w:enabled/>
-                  <w:calcOnExit w:val="0"/>
-                  <w:checkBox>
-                    <w:sizeAuto/>
-                    <w:default w:val="0"/>
-                  </w:checkBox>
-                </w:ffData>
-              </w:fldChar>
-            </w:r>
-            <w:r>
-              <w:rPr>
-                <w:b/>
-                <w:sz w:val="16"/>
-                <w:szCs w:val="16"/>
-              </w:rPr>
-              <w:instrText xml:space="preserve"> FORMCHECKBOX </w:instrText>
-            </w:r>
-            <w:r>
-              <w:rPr>
-                <w:b/>
-                <w:sz w:val="16"/>
-                <w:szCs w:val="16"/>
-              </w:rPr>
-            </w:r>
-            <w:r>
-              <w:rPr>
-                <w:b/>
-                <w:sz w:val="16"/>
-                <w:szCs w:val="16"/>
-              </w:rPr>
-              <w:fldChar w:fldCharType="end"/>
-            </w:r>
-          </w:p>
-          <w:p>
-            <w:pPr>
-              <w:rPr>
-                <w:b/>
-                <w:sz w:val="16"/>
-                <w:szCs w:val="16"/>
-              </w:rPr>
-            </w:pPr>
-            <w:r>
-              <w:rPr>
-                <w:b/>
+            <w:r>
+              <w:rPr>
+                <w:rFonts w:ascii="Aptos" w:hAnsi="Aptos"/>
+                <w:sz w:val="16"/>
+                <w:szCs w:val="16"/>
+              </w:rPr>
+              <w:t xml:space="preserve"> Riduzione della quantità degli agenti presenti </w:t>
+            </w:r>
+          </w:p>
+          <w:p>
+            <w:pPr>
+              <w:rPr>
+                <w:rFonts w:ascii="Aptos" w:hAnsi="Aptos"/>
+                <w:sz w:val="16"/>
+                <w:szCs w:val="16"/>
+              </w:rPr>
+            </w:pPr>
+            <w:r>
+              <w:rPr>
+                <w:rFonts w:ascii="Aptos" w:hAnsi="Aptos"/>
                 <w:sz w:val="16"/>
                 <w:szCs w:val="16"/>
               </w:rPr>
@@ -2609,7 +4014,7 @@
             </w:r>
             <w:r>
               <w:rPr>
-                <w:b/>
+                <w:rFonts w:ascii="Aptos" w:hAnsi="Aptos"/>
                 <w:sz w:val="16"/>
                 <w:szCs w:val="16"/>
               </w:rPr>
@@ -2617,14 +4022,14 @@
             </w:r>
             <w:r>
               <w:rPr>
-                <w:b/>
-                <w:sz w:val="16"/>
-                <w:szCs w:val="16"/>
-              </w:rPr>
-            </w:r>
-            <w:r>
-              <w:rPr>
-                <w:b/>
+                <w:rFonts w:ascii="Aptos" w:hAnsi="Aptos"/>
+                <w:sz w:val="16"/>
+                <w:szCs w:val="16"/>
+              </w:rPr>
+            </w:r>
+            <w:r>
+              <w:rPr>
+                <w:rFonts w:ascii="Aptos" w:hAnsi="Aptos"/>
                 <w:sz w:val="16"/>
                 <w:szCs w:val="16"/>
               </w:rPr>
@@ -2632,57 +4037,53 @@
             </w:r>
             <w:r>
               <w:rPr>
-                <w:b/>
+                <w:rFonts w:ascii="Aptos" w:hAnsi="Aptos"/>
                 <w:sz w:val="16"/>
                 <w:szCs w:val="16"/>
               </w:rPr>
               <w:fldChar w:fldCharType="end"/>
             </w:r>
-          </w:p>
-          <w:p>
-            <w:pPr>
-              <w:rPr>
-                <w:b/>
-                <w:sz w:val="16"/>
-                <w:szCs w:val="16"/>
-              </w:rPr>
-            </w:pPr>
-            <w:r>
-              <w:rPr>
-                <w:b/>
+            <w:r>
+              <w:rPr>
+                <w:rFonts w:ascii="Aptos" w:hAnsi="Aptos"/>
+                <w:sz w:val="16"/>
+                <w:szCs w:val="16"/>
+              </w:rPr>
+              <w:t xml:space="preserve"> Attuazione di metodi di lavoro appropriati (</w:t>
+            </w:r>
+            <w:r>
+              <w:rPr>
+                <w:rFonts w:ascii="Aptos" w:hAnsi="Aptos"/>
                 <w:sz w:val="16"/>
                 <w:szCs w:val="16"/>
               </w:rPr>
               <w:fldChar w:fldCharType="begin">
                 <w:ffData>
-                  <w:name w:val="Controllo4"/>
+                  <w:name w:val="Testo28"/>
                   <w:enabled/>
                   <w:calcOnExit w:val="0"/>
-                  <w:checkBox>
-                    <w:sizeAuto/>
-                    <w:default w:val="0"/>
-                  </w:checkBox>
+                  <w:textInput/>
                 </w:ffData>
               </w:fldChar>
             </w:r>
             <w:r>
               <w:rPr>
-                <w:b/>
-                <w:sz w:val="16"/>
-                <w:szCs w:val="16"/>
-              </w:rPr>
-              <w:instrText xml:space="preserve"> FORMCHECKBOX </w:instrText>
-            </w:r>
-            <w:r>
-              <w:rPr>
-                <w:b/>
-                <w:sz w:val="16"/>
-                <w:szCs w:val="16"/>
-              </w:rPr>
-            </w:r>
-            <w:r>
-              <w:rPr>
-                <w:b/>
+                <w:rFonts w:ascii="Aptos" w:hAnsi="Aptos"/>
+                <w:sz w:val="16"/>
+                <w:szCs w:val="16"/>
+              </w:rPr>
+              <w:instrText xml:space="preserve"> FORMTEXT </w:instrText>
+            </w:r>
+            <w:r>
+              <w:rPr>
+                <w:rFonts w:ascii="Aptos" w:hAnsi="Aptos"/>
+                <w:sz w:val="16"/>
+                <w:szCs w:val="16"/>
+              </w:rPr>
+            </w:r>
+            <w:r>
+              <w:rPr>
+                <w:rFonts w:ascii="Aptos" w:hAnsi="Aptos"/>
                 <w:sz w:val="16"/>
                 <w:szCs w:val="16"/>
               </w:rPr>
@@ -2690,272 +4091,95 @@
             </w:r>
             <w:r>
               <w:rPr>
-                <w:b/>
+                <w:rFonts w:ascii="Aptos" w:hAnsi="Aptos"/>
+                <w:noProof/>
+                <w:sz w:val="16"/>
+                <w:szCs w:val="16"/>
+              </w:rPr>
+              <w:t> </w:t>
+            </w:r>
+            <w:r>
+              <w:rPr>
+                <w:rFonts w:ascii="Aptos" w:hAnsi="Aptos"/>
+                <w:noProof/>
+                <w:sz w:val="16"/>
+                <w:szCs w:val="16"/>
+              </w:rPr>
+              <w:t> </w:t>
+            </w:r>
+            <w:r>
+              <w:rPr>
+                <w:rFonts w:ascii="Aptos" w:hAnsi="Aptos"/>
+                <w:noProof/>
+                <w:sz w:val="16"/>
+                <w:szCs w:val="16"/>
+              </w:rPr>
+              <w:t> </w:t>
+            </w:r>
+            <w:r>
+              <w:rPr>
+                <w:rFonts w:ascii="Aptos" w:hAnsi="Aptos"/>
+                <w:noProof/>
+                <w:sz w:val="16"/>
+                <w:szCs w:val="16"/>
+              </w:rPr>
+              <w:t> </w:t>
+            </w:r>
+            <w:r>
+              <w:rPr>
+                <w:rFonts w:ascii="Aptos" w:hAnsi="Aptos"/>
+                <w:noProof/>
+                <w:sz w:val="16"/>
+                <w:szCs w:val="16"/>
+              </w:rPr>
+              <w:t> </w:t>
+            </w:r>
+            <w:r>
+              <w:rPr>
+                <w:rFonts w:ascii="Aptos" w:hAnsi="Aptos"/>
                 <w:sz w:val="16"/>
                 <w:szCs w:val="16"/>
               </w:rPr>
               <w:fldChar w:fldCharType="end"/>
             </w:r>
-          </w:p>
-        </w:tc>
-        <w:tc>
-          <w:tcPr>
-            <w:tcW w:w="1774" w:type="dxa"/>
+            <w:r>
+              <w:rPr>
+                <w:rFonts w:ascii="Aptos" w:hAnsi="Aptos"/>
+                <w:sz w:val="16"/>
+                <w:szCs w:val="16"/>
+              </w:rPr>
+              <w:t>)</w:t>
+            </w:r>
+          </w:p>
+          <w:p>
+            <w:pPr>
+              <w:rPr>
+                <w:rFonts w:ascii="Aptos" w:hAnsi="Aptos"/>
+                <w:sz w:val="16"/>
+                <w:szCs w:val="16"/>
+              </w:rPr>
+            </w:pPr>
+          </w:p>
+        </w:tc>
+        <w:tc>
+          <w:tcPr>
+            <w:tcW w:w="4806" w:type="dxa"/>
+            <w:gridSpan w:val="9"/>
             <w:tcBorders>
-              <w:left w:val="single" w:sz="4" w:space="0" w:color="auto"/>
-              <w:bottom w:val="single" w:sz="12" w:space="0" w:color="auto"/>
-              <w:right w:val="single" w:sz="12" w:space="0" w:color="auto"/>
+              <w:left w:val="nil"/>
             </w:tcBorders>
-            <w:vAlign w:val="center"/>
-          </w:tcPr>
-          <w:p>
-            <w:pPr>
-              <w:rPr>
-                <w:b/>
-                <w:sz w:val="16"/>
-                <w:szCs w:val="16"/>
-              </w:rPr>
-            </w:pPr>
-            <w:r>
-              <w:rPr>
-                <w:b/>
-                <w:sz w:val="16"/>
-                <w:szCs w:val="16"/>
-              </w:rPr>
-              <w:t>&lt; 10 Irrilevante/Basso</w:t>
-            </w:r>
-          </w:p>
-          <w:p>
-            <w:pPr>
-              <w:rPr>
-                <w:b/>
-                <w:sz w:val="16"/>
-                <w:szCs w:val="16"/>
-              </w:rPr>
-            </w:pPr>
-            <w:r>
-              <w:rPr>
-                <w:b/>
-                <w:sz w:val="16"/>
-                <w:szCs w:val="16"/>
-              </w:rPr>
-              <w:t>11-25 Modesto</w:t>
-            </w:r>
-          </w:p>
-          <w:p>
-            <w:pPr>
-              <w:rPr>
-                <w:b/>
-                <w:sz w:val="16"/>
-                <w:szCs w:val="16"/>
-              </w:rPr>
-            </w:pPr>
-            <w:r>
-              <w:rPr>
-                <w:b/>
-                <w:sz w:val="16"/>
-                <w:szCs w:val="16"/>
-              </w:rPr>
-              <w:t>26-50 Medio</w:t>
-            </w:r>
-          </w:p>
-          <w:p>
-            <w:pPr>
-              <w:rPr>
-                <w:b/>
-                <w:sz w:val="16"/>
-                <w:szCs w:val="16"/>
-              </w:rPr>
-            </w:pPr>
-            <w:r>
-              <w:rPr>
-                <w:b/>
-                <w:sz w:val="16"/>
-                <w:szCs w:val="16"/>
-              </w:rPr>
-              <w:t>51-75 Alto</w:t>
-            </w:r>
-          </w:p>
-          <w:p>
-            <w:pPr>
-              <w:rPr>
-                <w:b/>
-                <w:sz w:val="16"/>
-                <w:szCs w:val="16"/>
-              </w:rPr>
-            </w:pPr>
-            <w:r>
-              <w:rPr>
-                <w:b/>
-                <w:sz w:val="16"/>
-                <w:szCs w:val="16"/>
-              </w:rPr>
-              <w:t>76-100 Alto</w:t>
-            </w:r>
-          </w:p>
-        </w:tc>
-      </w:tr>
-      <w:tr>
-        <w:tblPrEx>
-          <w:shd w:val="clear" w:color="auto" w:fill="auto"/>
-        </w:tblPrEx>
-        <w:trPr>
-          <w:trHeight w:val="170"/>
-        </w:trPr>
-        <w:tc>
-          <w:tcPr>
-            <w:tcW w:w="9628" w:type="dxa"/>
-            <w:gridSpan w:val="22"/>
-            <w:tcBorders>
-              <w:bottom w:val="nil"/>
-            </w:tcBorders>
-          </w:tcPr>
-          <w:p>
-            <w:pPr>
-              <w:rPr>
-                <w:b/>
-                <w:sz w:val="10"/>
-                <w:szCs w:val="10"/>
-              </w:rPr>
-            </w:pPr>
-          </w:p>
-        </w:tc>
-      </w:tr>
-      <w:tr>
-        <w:tblPrEx>
-          <w:shd w:val="clear" w:color="auto" w:fill="auto"/>
-        </w:tblPrEx>
-        <w:tc>
-          <w:tcPr>
-            <w:tcW w:w="391" w:type="dxa"/>
-            <w:tcBorders>
-              <w:top w:val="single" w:sz="12" w:space="0" w:color="auto"/>
-              <w:left w:val="single" w:sz="12" w:space="0" w:color="auto"/>
-              <w:bottom w:val="single" w:sz="12" w:space="0" w:color="auto"/>
-              <w:right w:val="single" w:sz="12" w:space="0" w:color="auto"/>
-            </w:tcBorders>
-            <w:vAlign w:val="center"/>
-          </w:tcPr>
-          <w:p>
-            <w:pPr>
-              <w:rPr>
-                <w:b/>
-              </w:rPr>
-            </w:pPr>
-            <w:r>
-              <w:rPr>
-                <w:b/>
-              </w:rPr>
-              <w:t>C</w:t>
-            </w:r>
-          </w:p>
-        </w:tc>
-        <w:tc>
-          <w:tcPr>
-            <w:tcW w:w="6851" w:type="dxa"/>
-            <w:gridSpan w:val="18"/>
-            <w:tcBorders>
-              <w:top w:val="nil"/>
-              <w:left w:val="single" w:sz="12" w:space="0" w:color="auto"/>
-              <w:bottom w:val="nil"/>
-              <w:right w:val="single" w:sz="4" w:space="0" w:color="auto"/>
-            </w:tcBorders>
-            <w:vAlign w:val="center"/>
-          </w:tcPr>
-          <w:p>
-            <w:pPr>
-              <w:rPr>
-                <w:b/>
-              </w:rPr>
-            </w:pPr>
-            <w:r>
-              <w:rPr>
-                <w:b/>
-              </w:rPr>
-              <w:t>VALUTAZIONE DEL RISCHIO MISURATO</w:t>
-            </w:r>
-          </w:p>
-        </w:tc>
-        <w:tc>
-          <w:tcPr>
-            <w:tcW w:w="2386" w:type="dxa"/>
-            <w:gridSpan w:val="3"/>
-            <w:tcBorders>
-              <w:top w:val="single" w:sz="4" w:space="0" w:color="auto"/>
-              <w:left w:val="single" w:sz="4" w:space="0" w:color="auto"/>
-              <w:bottom w:val="single" w:sz="4" w:space="0" w:color="auto"/>
-            </w:tcBorders>
-            <w:vAlign w:val="center"/>
-          </w:tcPr>
-          <w:p>
-            <w:pPr>
-              <w:jc w:val="center"/>
-              <w:rPr>
-                <w:b/>
-                <w:sz w:val="16"/>
-                <w:szCs w:val="16"/>
-              </w:rPr>
-            </w:pPr>
-            <w:r>
-              <w:rPr>
-                <w:b/>
-                <w:sz w:val="16"/>
-                <w:szCs w:val="16"/>
-              </w:rPr>
-              <w:t xml:space="preserve">Necessaria </w:t>
-            </w:r>
-            <w:r>
-              <w:rPr>
-                <w:b/>
-                <w:sz w:val="16"/>
-                <w:szCs w:val="16"/>
-              </w:rPr>
-              <w:fldChar w:fldCharType="begin">
-                <w:ffData>
-                  <w:name w:val=""/>
-                  <w:enabled/>
-                  <w:calcOnExit w:val="0"/>
-                  <w:checkBox>
-                    <w:sizeAuto/>
-                    <w:default w:val="0"/>
-                  </w:checkBox>
-                </w:ffData>
-              </w:fldChar>
-            </w:r>
-            <w:r>
-              <w:rPr>
-                <w:b/>
-                <w:sz w:val="16"/>
-                <w:szCs w:val="16"/>
-              </w:rPr>
-              <w:instrText xml:space="preserve"> FORMCHECKBOX </w:instrText>
-            </w:r>
-            <w:r>
-              <w:rPr>
-                <w:b/>
-                <w:sz w:val="16"/>
-                <w:szCs w:val="16"/>
-              </w:rPr>
-            </w:r>
-            <w:r>
-              <w:rPr>
-                <w:b/>
-                <w:sz w:val="16"/>
-                <w:szCs w:val="16"/>
-              </w:rPr>
-              <w:fldChar w:fldCharType="end"/>
-            </w:r>
-            <w:r>
-              <w:rPr>
-                <w:b/>
-                <w:sz w:val="16"/>
-                <w:szCs w:val="16"/>
-              </w:rPr>
-              <w:t xml:space="preserve"> Sì  </w:t>
-            </w:r>
-            <w:r>
-              <w:rPr>
-                <w:b/>
+          </w:tcPr>
+          <w:p>
+            <w:pPr>
+              <w:rPr>
+                <w:rFonts w:ascii="Aptos" w:hAnsi="Aptos"/>
+                <w:sz w:val="16"/>
+                <w:szCs w:val="16"/>
+              </w:rPr>
+            </w:pPr>
+            <w:r>
+              <w:rPr>
+                <w:rFonts w:ascii="Aptos" w:hAnsi="Aptos"/>
                 <w:sz w:val="16"/>
                 <w:szCs w:val="16"/>
               </w:rPr>
@@ -2973,7 +4197,7 @@
             </w:r>
             <w:r>
               <w:rPr>
-                <w:b/>
+                <w:rFonts w:ascii="Aptos" w:hAnsi="Aptos"/>
                 <w:sz w:val="16"/>
                 <w:szCs w:val="16"/>
               </w:rPr>
@@ -2981,14 +4205,22 @@
             </w:r>
             <w:r>
               <w:rPr>
-                <w:b/>
-                <w:sz w:val="16"/>
-                <w:szCs w:val="16"/>
-              </w:rPr>
-            </w:r>
-            <w:r>
-              <w:rPr>
-                <w:b/>
+                <w:rFonts w:ascii="Aptos" w:hAnsi="Aptos"/>
+                <w:sz w:val="16"/>
+                <w:szCs w:val="16"/>
+              </w:rPr>
+            </w:r>
+            <w:r>
+              <w:rPr>
+                <w:rFonts w:ascii="Aptos" w:hAnsi="Aptos"/>
+                <w:sz w:val="16"/>
+                <w:szCs w:val="16"/>
+              </w:rPr>
+              <w:fldChar w:fldCharType="separate"/>
+            </w:r>
+            <w:r>
+              <w:rPr>
+                <w:rFonts w:ascii="Aptos" w:hAnsi="Aptos"/>
                 <w:sz w:val="16"/>
                 <w:szCs w:val="16"/>
               </w:rPr>
@@ -2996,1013 +4228,7 @@
             </w:r>
             <w:r>
               <w:rPr>
-                <w:b/>
-                <w:sz w:val="16"/>
-                <w:szCs w:val="16"/>
-              </w:rPr>
-              <w:t xml:space="preserve"> No</w:t>
-            </w:r>
-          </w:p>
-        </w:tc>
-      </w:tr>
-      <w:tr>
-        <w:tblPrEx>
-          <w:shd w:val="clear" w:color="auto" w:fill="auto"/>
-        </w:tblPrEx>
-        <w:trPr>
-          <w:trHeight w:val="170"/>
-        </w:trPr>
-        <w:tc>
-          <w:tcPr>
-            <w:tcW w:w="9628" w:type="dxa"/>
-            <w:gridSpan w:val="22"/>
-            <w:tcBorders>
-              <w:top w:val="nil"/>
-            </w:tcBorders>
-          </w:tcPr>
-          <w:p>
-            <w:pPr>
-              <w:rPr>
-                <w:b/>
-                <w:sz w:val="10"/>
-                <w:szCs w:val="10"/>
-              </w:rPr>
-            </w:pPr>
-          </w:p>
-        </w:tc>
-      </w:tr>
-      <w:tr>
-        <w:tblPrEx>
-          <w:shd w:val="clear" w:color="auto" w:fill="auto"/>
-        </w:tblPrEx>
-        <w:trPr>
-          <w:trHeight w:val="170"/>
-        </w:trPr>
-        <w:tc>
-          <w:tcPr>
-            <w:tcW w:w="9628" w:type="dxa"/>
-            <w:gridSpan w:val="22"/>
-            <w:tcBorders>
-              <w:bottom w:val="nil"/>
-            </w:tcBorders>
-          </w:tcPr>
-          <w:p>
-            <w:pPr>
-              <w:rPr>
-                <w:b/>
-                <w:sz w:val="10"/>
-                <w:szCs w:val="10"/>
-              </w:rPr>
-            </w:pPr>
-          </w:p>
-        </w:tc>
-      </w:tr>
-      <w:tr>
-        <w:tblPrEx>
-          <w:shd w:val="clear" w:color="auto" w:fill="auto"/>
-        </w:tblPrEx>
-        <w:tc>
-          <w:tcPr>
-            <w:tcW w:w="391" w:type="dxa"/>
-            <w:tcBorders>
-              <w:top w:val="single" w:sz="12" w:space="0" w:color="auto"/>
-              <w:left w:val="single" w:sz="12" w:space="0" w:color="auto"/>
-              <w:bottom w:val="single" w:sz="12" w:space="0" w:color="auto"/>
-              <w:right w:val="single" w:sz="12" w:space="0" w:color="auto"/>
-            </w:tcBorders>
-            <w:vAlign w:val="center"/>
-          </w:tcPr>
-          <w:p>
-            <w:pPr>
-              <w:rPr>
-                <w:b/>
-              </w:rPr>
-            </w:pPr>
-            <w:r>
-              <w:rPr>
-                <w:b/>
-              </w:rPr>
-              <w:t>D</w:t>
-            </w:r>
-          </w:p>
-        </w:tc>
-        <w:tc>
-          <w:tcPr>
-            <w:tcW w:w="9237" w:type="dxa"/>
-            <w:gridSpan w:val="21"/>
-            <w:tcBorders>
-              <w:top w:val="nil"/>
-              <w:left w:val="single" w:sz="12" w:space="0" w:color="auto"/>
-              <w:bottom w:val="nil"/>
-            </w:tcBorders>
-            <w:vAlign w:val="center"/>
-          </w:tcPr>
-          <w:p>
-            <w:pPr>
-              <w:rPr>
-                <w:b/>
-              </w:rPr>
-            </w:pPr>
-            <w:r>
-              <w:rPr>
-                <w:b/>
-              </w:rPr>
-              <w:t>MISURE DI PREVENZIONE E PROTEZIONE (artt. 224, 225)</w:t>
-            </w:r>
-          </w:p>
-        </w:tc>
-      </w:tr>
-      <w:tr>
-        <w:tblPrEx>
-          <w:shd w:val="clear" w:color="auto" w:fill="auto"/>
-        </w:tblPrEx>
-        <w:trPr>
-          <w:trHeight w:val="170"/>
-        </w:trPr>
-        <w:tc>
-          <w:tcPr>
-            <w:tcW w:w="9628" w:type="dxa"/>
-            <w:gridSpan w:val="22"/>
-            <w:tcBorders>
-              <w:top w:val="nil"/>
-              <w:bottom w:val="single" w:sz="4" w:space="0" w:color="auto"/>
-            </w:tcBorders>
-          </w:tcPr>
-          <w:p>
-            <w:pPr>
-              <w:rPr>
-                <w:b/>
-                <w:sz w:val="10"/>
-                <w:szCs w:val="10"/>
-              </w:rPr>
-            </w:pPr>
-          </w:p>
-        </w:tc>
-      </w:tr>
-      <w:tr>
-        <w:tblPrEx>
-          <w:shd w:val="clear" w:color="auto" w:fill="auto"/>
-        </w:tblPrEx>
-        <w:trPr>
-          <w:trHeight w:val="227"/>
-        </w:trPr>
-        <w:tc>
-          <w:tcPr>
-            <w:tcW w:w="4822" w:type="dxa"/>
-            <w:gridSpan w:val="13"/>
-            <w:tcBorders>
-              <w:right w:val="nil"/>
-            </w:tcBorders>
-          </w:tcPr>
-          <w:p>
-            <w:pPr>
-              <w:rPr>
-                <w:sz w:val="16"/>
-                <w:szCs w:val="16"/>
-              </w:rPr>
-            </w:pPr>
-            <w:r>
-              <w:rPr>
-                <w:b/>
-                <w:sz w:val="16"/>
-                <w:szCs w:val="16"/>
-              </w:rPr>
-              <w:fldChar w:fldCharType="begin">
-                <w:ffData>
-                  <w:name w:val="Controllo4"/>
-                  <w:enabled/>
-                  <w:calcOnExit w:val="0"/>
-                  <w:checkBox>
-                    <w:sizeAuto/>
-                    <w:default w:val="0"/>
-                  </w:checkBox>
-                </w:ffData>
-              </w:fldChar>
-            </w:r>
-            <w:r>
-              <w:rPr>
-                <w:b/>
-                <w:sz w:val="16"/>
-                <w:szCs w:val="16"/>
-              </w:rPr>
-              <w:instrText xml:space="preserve"> FORMCHECKBOX </w:instrText>
-            </w:r>
-            <w:r>
-              <w:rPr>
-                <w:b/>
-                <w:sz w:val="16"/>
-                <w:szCs w:val="16"/>
-              </w:rPr>
-            </w:r>
-            <w:r>
-              <w:rPr>
-                <w:b/>
-                <w:sz w:val="16"/>
-                <w:szCs w:val="16"/>
-              </w:rPr>
-              <w:fldChar w:fldCharType="separate"/>
-            </w:r>
-            <w:r>
-              <w:rPr>
-                <w:b/>
-                <w:sz w:val="16"/>
-                <w:szCs w:val="16"/>
-              </w:rPr>
-              <w:fldChar w:fldCharType="end"/>
-            </w:r>
-            <w:r>
-              <w:rPr>
-                <w:b/>
-                <w:sz w:val="16"/>
-                <w:szCs w:val="16"/>
-              </w:rPr>
-              <w:t xml:space="preserve"> </w:t>
-            </w:r>
-            <w:r>
-              <w:rPr>
-                <w:sz w:val="16"/>
-                <w:szCs w:val="16"/>
-              </w:rPr>
-              <w:t>Riorganizzazione dei sistemi di lavorazione (</w:t>
-            </w:r>
-            <w:r>
-              <w:rPr>
-                <w:sz w:val="16"/>
-                <w:szCs w:val="16"/>
-              </w:rPr>
-              <w:fldChar w:fldCharType="begin">
-                <w:ffData>
-                  <w:name w:val="Testo27"/>
-                  <w:enabled/>
-                  <w:calcOnExit w:val="0"/>
-                  <w:textInput/>
-                </w:ffData>
-              </w:fldChar>
-            </w:r>
-            <w:r>
-              <w:rPr>
-                <w:sz w:val="16"/>
-                <w:szCs w:val="16"/>
-              </w:rPr>
-              <w:instrText xml:space="preserve"> FORMTEXT </w:instrText>
-            </w:r>
-            <w:r>
-              <w:rPr>
-                <w:sz w:val="16"/>
-                <w:szCs w:val="16"/>
-              </w:rPr>
-            </w:r>
-            <w:r>
-              <w:rPr>
-                <w:sz w:val="16"/>
-                <w:szCs w:val="16"/>
-              </w:rPr>
-              <w:fldChar w:fldCharType="separate"/>
-            </w:r>
-            <w:r>
-              <w:rPr>
-                <w:noProof/>
-                <w:sz w:val="16"/>
-                <w:szCs w:val="16"/>
-              </w:rPr>
-              <w:t> </w:t>
-            </w:r>
-            <w:r>
-              <w:rPr>
-                <w:noProof/>
-                <w:sz w:val="16"/>
-                <w:szCs w:val="16"/>
-              </w:rPr>
-              <w:t> </w:t>
-            </w:r>
-            <w:r>
-              <w:rPr>
-                <w:noProof/>
-                <w:sz w:val="16"/>
-                <w:szCs w:val="16"/>
-              </w:rPr>
-              <w:t> </w:t>
-            </w:r>
-            <w:r>
-              <w:rPr>
-                <w:noProof/>
-                <w:sz w:val="16"/>
-                <w:szCs w:val="16"/>
-              </w:rPr>
-              <w:t> </w:t>
-            </w:r>
-            <w:r>
-              <w:rPr>
-                <w:noProof/>
-                <w:sz w:val="16"/>
-                <w:szCs w:val="16"/>
-              </w:rPr>
-              <w:t> </w:t>
-            </w:r>
-            <w:r>
-              <w:rPr>
-                <w:sz w:val="16"/>
-                <w:szCs w:val="16"/>
-              </w:rPr>
-              <w:fldChar w:fldCharType="end"/>
-            </w:r>
-            <w:r>
-              <w:rPr>
-                <w:sz w:val="16"/>
-                <w:szCs w:val="16"/>
-              </w:rPr>
-              <w:t>)</w:t>
-            </w:r>
-          </w:p>
-          <w:p>
-            <w:pPr>
-              <w:rPr>
-                <w:sz w:val="16"/>
-                <w:szCs w:val="16"/>
-              </w:rPr>
-            </w:pPr>
-            <w:r>
-              <w:rPr>
-                <w:sz w:val="16"/>
-                <w:szCs w:val="16"/>
-              </w:rPr>
-              <w:fldChar w:fldCharType="begin">
-                <w:ffData>
-                  <w:name w:val="Controllo4"/>
-                  <w:enabled/>
-                  <w:calcOnExit w:val="0"/>
-                  <w:checkBox>
-                    <w:sizeAuto/>
-                    <w:default w:val="0"/>
-                  </w:checkBox>
-                </w:ffData>
-              </w:fldChar>
-            </w:r>
-            <w:r>
-              <w:rPr>
-                <w:sz w:val="16"/>
-                <w:szCs w:val="16"/>
-              </w:rPr>
-              <w:instrText xml:space="preserve"> FORMCHECKBOX </w:instrText>
-            </w:r>
-            <w:r>
-              <w:rPr>
-                <w:sz w:val="16"/>
-                <w:szCs w:val="16"/>
-              </w:rPr>
-            </w:r>
-            <w:r>
-              <w:rPr>
-                <w:sz w:val="16"/>
-                <w:szCs w:val="16"/>
-              </w:rPr>
-              <w:fldChar w:fldCharType="separate"/>
-            </w:r>
-            <w:r>
-              <w:rPr>
-                <w:sz w:val="16"/>
-                <w:szCs w:val="16"/>
-              </w:rPr>
-              <w:fldChar w:fldCharType="end"/>
-            </w:r>
-            <w:r>
-              <w:rPr>
-                <w:sz w:val="16"/>
-                <w:szCs w:val="16"/>
-              </w:rPr>
-              <w:t xml:space="preserve"> Fornitura di attrezzature per il lavoro specifico (</w:t>
-            </w:r>
-            <w:r>
-              <w:rPr>
-                <w:sz w:val="16"/>
-                <w:szCs w:val="16"/>
-              </w:rPr>
-              <w:fldChar w:fldCharType="begin">
-                <w:ffData>
-                  <w:name w:val="Testo28"/>
-                  <w:enabled/>
-                  <w:calcOnExit w:val="0"/>
-                  <w:textInput/>
-                </w:ffData>
-              </w:fldChar>
-            </w:r>
-            <w:r>
-              <w:rPr>
-                <w:sz w:val="16"/>
-                <w:szCs w:val="16"/>
-              </w:rPr>
-              <w:instrText xml:space="preserve"> FORMTEXT </w:instrText>
-            </w:r>
-            <w:r>
-              <w:rPr>
-                <w:sz w:val="16"/>
-                <w:szCs w:val="16"/>
-              </w:rPr>
-            </w:r>
-            <w:r>
-              <w:rPr>
-                <w:sz w:val="16"/>
-                <w:szCs w:val="16"/>
-              </w:rPr>
-              <w:fldChar w:fldCharType="separate"/>
-            </w:r>
-            <w:r>
-              <w:rPr>
-                <w:noProof/>
-                <w:sz w:val="16"/>
-                <w:szCs w:val="16"/>
-              </w:rPr>
-              <w:t> </w:t>
-            </w:r>
-            <w:r>
-              <w:rPr>
-                <w:noProof/>
-                <w:sz w:val="16"/>
-                <w:szCs w:val="16"/>
-              </w:rPr>
-              <w:t> </w:t>
-            </w:r>
-            <w:r>
-              <w:rPr>
-                <w:noProof/>
-                <w:sz w:val="16"/>
-                <w:szCs w:val="16"/>
-              </w:rPr>
-              <w:t> </w:t>
-            </w:r>
-            <w:r>
-              <w:rPr>
-                <w:noProof/>
-                <w:sz w:val="16"/>
-                <w:szCs w:val="16"/>
-              </w:rPr>
-              <w:t> </w:t>
-            </w:r>
-            <w:r>
-              <w:rPr>
-                <w:noProof/>
-                <w:sz w:val="16"/>
-                <w:szCs w:val="16"/>
-              </w:rPr>
-              <w:t> </w:t>
-            </w:r>
-            <w:r>
-              <w:rPr>
-                <w:sz w:val="16"/>
-                <w:szCs w:val="16"/>
-              </w:rPr>
-              <w:fldChar w:fldCharType="end"/>
-            </w:r>
-            <w:r>
-              <w:rPr>
-                <w:sz w:val="16"/>
-                <w:szCs w:val="16"/>
-              </w:rPr>
-              <w:t>)</w:t>
-            </w:r>
-          </w:p>
-          <w:p>
-            <w:pPr>
-              <w:rPr>
-                <w:b/>
-                <w:sz w:val="16"/>
-                <w:szCs w:val="16"/>
-              </w:rPr>
-            </w:pPr>
-            <w:r>
-              <w:rPr>
-                <w:sz w:val="16"/>
-                <w:szCs w:val="16"/>
-              </w:rPr>
-              <w:fldChar w:fldCharType="begin">
-                <w:ffData>
-                  <w:name w:val="Controllo4"/>
-                  <w:enabled/>
-                  <w:calcOnExit w:val="0"/>
-                  <w:checkBox>
-                    <w:sizeAuto/>
-                    <w:default w:val="0"/>
-                  </w:checkBox>
-                </w:ffData>
-              </w:fldChar>
-            </w:r>
-            <w:r>
-              <w:rPr>
-                <w:sz w:val="16"/>
-                <w:szCs w:val="16"/>
-              </w:rPr>
-              <w:instrText xml:space="preserve"> FORMCHECKBOX </w:instrText>
-            </w:r>
-            <w:r>
-              <w:rPr>
-                <w:sz w:val="16"/>
-                <w:szCs w:val="16"/>
-              </w:rPr>
-            </w:r>
-            <w:r>
-              <w:rPr>
-                <w:sz w:val="16"/>
-                <w:szCs w:val="16"/>
-              </w:rPr>
-              <w:fldChar w:fldCharType="separate"/>
-            </w:r>
-            <w:r>
-              <w:rPr>
-                <w:sz w:val="16"/>
-                <w:szCs w:val="16"/>
-              </w:rPr>
-              <w:fldChar w:fldCharType="end"/>
-            </w:r>
-            <w:r>
-              <w:rPr>
-                <w:sz w:val="16"/>
-                <w:szCs w:val="16"/>
-              </w:rPr>
-              <w:t xml:space="preserve"> Riduzione al minimo degli esposti </w:t>
-            </w:r>
-          </w:p>
-          <w:p>
-            <w:pPr>
-              <w:rPr>
-                <w:sz w:val="16"/>
-                <w:szCs w:val="16"/>
-              </w:rPr>
-            </w:pPr>
-            <w:r>
-              <w:rPr>
-                <w:sz w:val="16"/>
-                <w:szCs w:val="16"/>
-              </w:rPr>
-              <w:fldChar w:fldCharType="begin">
-                <w:ffData>
-                  <w:name w:val="Controllo4"/>
-                  <w:enabled/>
-                  <w:calcOnExit w:val="0"/>
-                  <w:checkBox>
-                    <w:sizeAuto/>
-                    <w:default w:val="0"/>
-                  </w:checkBox>
-                </w:ffData>
-              </w:fldChar>
-            </w:r>
-            <w:r>
-              <w:rPr>
-                <w:sz w:val="16"/>
-                <w:szCs w:val="16"/>
-              </w:rPr>
-              <w:instrText xml:space="preserve"> FORMCHECKBOX </w:instrText>
-            </w:r>
-            <w:r>
-              <w:rPr>
-                <w:sz w:val="16"/>
-                <w:szCs w:val="16"/>
-              </w:rPr>
-            </w:r>
-            <w:r>
-              <w:rPr>
-                <w:sz w:val="16"/>
-                <w:szCs w:val="16"/>
-              </w:rPr>
-              <w:fldChar w:fldCharType="separate"/>
-            </w:r>
-            <w:r>
-              <w:rPr>
-                <w:sz w:val="16"/>
-                <w:szCs w:val="16"/>
-              </w:rPr>
-              <w:fldChar w:fldCharType="end"/>
-            </w:r>
-            <w:r>
-              <w:rPr>
-                <w:sz w:val="16"/>
-                <w:szCs w:val="16"/>
-              </w:rPr>
-              <w:t xml:space="preserve"> Riduzione della durata e dell’intensità dell’esposizione</w:t>
-            </w:r>
-          </w:p>
-          <w:p>
-            <w:pPr>
-              <w:rPr>
-                <w:sz w:val="16"/>
-                <w:szCs w:val="16"/>
-              </w:rPr>
-            </w:pPr>
-            <w:r>
-              <w:rPr>
-                <w:sz w:val="16"/>
-                <w:szCs w:val="16"/>
-              </w:rPr>
-              <w:fldChar w:fldCharType="begin">
-                <w:ffData>
-                  <w:name w:val=""/>
-                  <w:enabled/>
-                  <w:calcOnExit w:val="0"/>
-                  <w:checkBox>
-                    <w:sizeAuto/>
-                    <w:default w:val="1"/>
-                  </w:checkBox>
-                </w:ffData>
-              </w:fldChar>
-            </w:r>
-            <w:r>
-              <w:rPr>
-                <w:sz w:val="16"/>
-                <w:szCs w:val="16"/>
-              </w:rPr>
-              <w:instrText xml:space="preserve"> FORMCHECKBOX </w:instrText>
-            </w:r>
-            <w:r>
-              <w:rPr>
-                <w:sz w:val="16"/>
-                <w:szCs w:val="16"/>
-              </w:rPr>
-            </w:r>
-            <w:r>
-              <w:rPr>
-                <w:sz w:val="16"/>
-                <w:szCs w:val="16"/>
-              </w:rPr>
-              <w:fldChar w:fldCharType="separate"/>
-            </w:r>
-            <w:r>
-              <w:rPr>
-                <w:sz w:val="16"/>
-                <w:szCs w:val="16"/>
-              </w:rPr>
-              <w:fldChar w:fldCharType="end"/>
-            </w:r>
-            <w:r>
-              <w:rPr>
-                <w:sz w:val="16"/>
-                <w:szCs w:val="16"/>
-              </w:rPr>
-              <w:t xml:space="preserve"> Attuazione di misure igieniche idonee (</w:t>
-            </w:r>
-            <w:r>
-              <w:rPr>
-                <w:sz w:val="16"/>
-                <w:szCs w:val="16"/>
-              </w:rPr>
-              <w:fldChar w:fldCharType="begin">
-                <w:ffData>
-                  <w:name w:val="Testo28"/>
-                  <w:enabled/>
-                  <w:calcOnExit w:val="0"/>
-                  <w:textInput/>
-                </w:ffData>
-              </w:fldChar>
-            </w:r>
-            <w:r>
-              <w:rPr>
-                <w:sz w:val="16"/>
-                <w:szCs w:val="16"/>
-              </w:rPr>
-              <w:instrText xml:space="preserve"> FORMTEXT </w:instrText>
-            </w:r>
-            <w:r>
-              <w:rPr>
-                <w:sz w:val="16"/>
-                <w:szCs w:val="16"/>
-              </w:rPr>
-            </w:r>
-            <w:r>
-              <w:rPr>
-                <w:sz w:val="16"/>
-                <w:szCs w:val="16"/>
-              </w:rPr>
-              <w:fldChar w:fldCharType="separate"/>
-            </w:r>
-            <w:r>
-              <w:rPr>
-                <w:noProof/>
-                <w:sz w:val="16"/>
-                <w:szCs w:val="16"/>
-              </w:rPr>
-              <w:t> </w:t>
-            </w:r>
-            <w:r>
-              <w:rPr>
-                <w:noProof/>
-                <w:sz w:val="16"/>
-                <w:szCs w:val="16"/>
-              </w:rPr>
-              <w:t> </w:t>
-            </w:r>
-            <w:r>
-              <w:rPr>
-                <w:noProof/>
-                <w:sz w:val="16"/>
-                <w:szCs w:val="16"/>
-              </w:rPr>
-              <w:t> </w:t>
-            </w:r>
-            <w:r>
-              <w:rPr>
-                <w:noProof/>
-                <w:sz w:val="16"/>
-                <w:szCs w:val="16"/>
-              </w:rPr>
-              <w:t> </w:t>
-            </w:r>
-            <w:r>
-              <w:rPr>
-                <w:noProof/>
-                <w:sz w:val="16"/>
-                <w:szCs w:val="16"/>
-              </w:rPr>
-              <w:t> </w:t>
-            </w:r>
-            <w:r>
-              <w:rPr>
-                <w:sz w:val="16"/>
-                <w:szCs w:val="16"/>
-              </w:rPr>
-              <w:fldChar w:fldCharType="end"/>
-            </w:r>
-            <w:r>
-              <w:rPr>
-                <w:sz w:val="16"/>
-                <w:szCs w:val="16"/>
-              </w:rPr>
-              <w:t>)</w:t>
-            </w:r>
-          </w:p>
-          <w:p>
-            <w:pPr>
-              <w:rPr>
-                <w:sz w:val="16"/>
-                <w:szCs w:val="16"/>
-              </w:rPr>
-            </w:pPr>
-            <w:r>
-              <w:rPr>
-                <w:sz w:val="16"/>
-                <w:szCs w:val="16"/>
-              </w:rPr>
-              <w:fldChar w:fldCharType="begin">
-                <w:ffData>
-                  <w:name w:val="Controllo4"/>
-                  <w:enabled/>
-                  <w:calcOnExit w:val="0"/>
-                  <w:checkBox>
-                    <w:sizeAuto/>
-                    <w:default w:val="0"/>
-                  </w:checkBox>
-                </w:ffData>
-              </w:fldChar>
-            </w:r>
-            <w:r>
-              <w:rPr>
-                <w:sz w:val="16"/>
-                <w:szCs w:val="16"/>
-              </w:rPr>
-              <w:instrText xml:space="preserve"> FORMCHECKBOX </w:instrText>
-            </w:r>
-            <w:r>
-              <w:rPr>
-                <w:sz w:val="16"/>
-                <w:szCs w:val="16"/>
-              </w:rPr>
-            </w:r>
-            <w:r>
-              <w:rPr>
-                <w:sz w:val="16"/>
-                <w:szCs w:val="16"/>
-              </w:rPr>
-              <w:fldChar w:fldCharType="separate"/>
-            </w:r>
-            <w:r>
-              <w:rPr>
-                <w:sz w:val="16"/>
-                <w:szCs w:val="16"/>
-              </w:rPr>
-              <w:fldChar w:fldCharType="end"/>
-            </w:r>
-            <w:r>
-              <w:rPr>
-                <w:sz w:val="16"/>
-                <w:szCs w:val="16"/>
-              </w:rPr>
-              <w:t xml:space="preserve"> Riduzione della quantità degli agenti presenti </w:t>
-            </w:r>
-          </w:p>
-          <w:p>
-            <w:pPr>
-              <w:rPr>
-                <w:sz w:val="16"/>
-                <w:szCs w:val="16"/>
-              </w:rPr>
-            </w:pPr>
-            <w:r>
-              <w:rPr>
-                <w:sz w:val="16"/>
-                <w:szCs w:val="16"/>
-              </w:rPr>
-              <w:fldChar w:fldCharType="begin">
-                <w:ffData>
-                  <w:name w:val="Controllo4"/>
-                  <w:enabled/>
-                  <w:calcOnExit w:val="0"/>
-                  <w:checkBox>
-                    <w:sizeAuto/>
-                    <w:default w:val="0"/>
-                  </w:checkBox>
-                </w:ffData>
-              </w:fldChar>
-            </w:r>
-            <w:r>
-              <w:rPr>
-                <w:sz w:val="16"/>
-                <w:szCs w:val="16"/>
-              </w:rPr>
-              <w:instrText xml:space="preserve"> FORMCHECKBOX </w:instrText>
-            </w:r>
-            <w:r>
-              <w:rPr>
-                <w:sz w:val="16"/>
-                <w:szCs w:val="16"/>
-              </w:rPr>
-            </w:r>
-            <w:r>
-              <w:rPr>
-                <w:sz w:val="16"/>
-                <w:szCs w:val="16"/>
-              </w:rPr>
-              <w:fldChar w:fldCharType="separate"/>
-            </w:r>
-            <w:r>
-              <w:rPr>
-                <w:sz w:val="16"/>
-                <w:szCs w:val="16"/>
-              </w:rPr>
-              <w:fldChar w:fldCharType="end"/>
-            </w:r>
-            <w:r>
-              <w:rPr>
-                <w:sz w:val="16"/>
-                <w:szCs w:val="16"/>
-              </w:rPr>
-              <w:t xml:space="preserve"> Attuazione di metodi di lavoro appropriati (</w:t>
-            </w:r>
-            <w:r>
-              <w:rPr>
-                <w:sz w:val="16"/>
-                <w:szCs w:val="16"/>
-              </w:rPr>
-              <w:fldChar w:fldCharType="begin">
-                <w:ffData>
-                  <w:name w:val="Testo28"/>
-                  <w:enabled/>
-                  <w:calcOnExit w:val="0"/>
-                  <w:textInput/>
-                </w:ffData>
-              </w:fldChar>
-            </w:r>
-            <w:r>
-              <w:rPr>
-                <w:sz w:val="16"/>
-                <w:szCs w:val="16"/>
-              </w:rPr>
-              <w:instrText xml:space="preserve"> FORMTEXT </w:instrText>
-            </w:r>
-            <w:r>
-              <w:rPr>
-                <w:sz w:val="16"/>
-                <w:szCs w:val="16"/>
-              </w:rPr>
-            </w:r>
-            <w:r>
-              <w:rPr>
-                <w:sz w:val="16"/>
-                <w:szCs w:val="16"/>
-              </w:rPr>
-              <w:fldChar w:fldCharType="separate"/>
-            </w:r>
-            <w:r>
-              <w:rPr>
-                <w:noProof/>
-                <w:sz w:val="16"/>
-                <w:szCs w:val="16"/>
-              </w:rPr>
-              <w:t> </w:t>
-            </w:r>
-            <w:r>
-              <w:rPr>
-                <w:noProof/>
-                <w:sz w:val="16"/>
-                <w:szCs w:val="16"/>
-              </w:rPr>
-              <w:t> </w:t>
-            </w:r>
-            <w:r>
-              <w:rPr>
-                <w:noProof/>
-                <w:sz w:val="16"/>
-                <w:szCs w:val="16"/>
-              </w:rPr>
-              <w:t> </w:t>
-            </w:r>
-            <w:r>
-              <w:rPr>
-                <w:noProof/>
-                <w:sz w:val="16"/>
-                <w:szCs w:val="16"/>
-              </w:rPr>
-              <w:t> </w:t>
-            </w:r>
-            <w:r>
-              <w:rPr>
-                <w:noProof/>
-                <w:sz w:val="16"/>
-                <w:szCs w:val="16"/>
-              </w:rPr>
-              <w:t> </w:t>
-            </w:r>
-            <w:r>
-              <w:rPr>
-                <w:sz w:val="16"/>
-                <w:szCs w:val="16"/>
-              </w:rPr>
-              <w:fldChar w:fldCharType="end"/>
-            </w:r>
-            <w:r>
-              <w:rPr>
-                <w:sz w:val="16"/>
-                <w:szCs w:val="16"/>
-              </w:rPr>
-              <w:t>)</w:t>
-            </w:r>
-          </w:p>
-          <w:p>
-            <w:pPr>
-              <w:rPr>
-                <w:sz w:val="16"/>
-                <w:szCs w:val="16"/>
-              </w:rPr>
-            </w:pPr>
-          </w:p>
-        </w:tc>
-        <w:tc>
-          <w:tcPr>
-            <w:tcW w:w="4806" w:type="dxa"/>
-            <w:gridSpan w:val="9"/>
-            <w:tcBorders>
-              <w:left w:val="nil"/>
-            </w:tcBorders>
-          </w:tcPr>
-          <w:p>
-            <w:pPr>
-              <w:rPr>
-                <w:sz w:val="16"/>
-                <w:szCs w:val="16"/>
-              </w:rPr>
-            </w:pPr>
-            <w:r>
-              <w:rPr>
-                <w:sz w:val="16"/>
-                <w:szCs w:val="16"/>
-              </w:rPr>
-              <w:fldChar w:fldCharType="begin">
-                <w:ffData>
-                  <w:name w:val=""/>
-                  <w:enabled/>
-                  <w:calcOnExit w:val="0"/>
-                  <w:checkBox>
-                    <w:sizeAuto/>
-                    <w:default w:val="1"/>
-                  </w:checkBox>
-                </w:ffData>
-              </w:fldChar>
-            </w:r>
-            <w:r>
-              <w:rPr>
-                <w:sz w:val="16"/>
-                <w:szCs w:val="16"/>
-              </w:rPr>
-              <w:instrText xml:space="preserve"> FORMCHECKBOX </w:instrText>
-            </w:r>
-            <w:r>
-              <w:rPr>
-                <w:sz w:val="16"/>
-                <w:szCs w:val="16"/>
-              </w:rPr>
-            </w:r>
-            <w:r>
-              <w:rPr>
-                <w:sz w:val="16"/>
-                <w:szCs w:val="16"/>
-              </w:rPr>
-              <w:fldChar w:fldCharType="separate"/>
-            </w:r>
-            <w:r>
-              <w:rPr>
-                <w:sz w:val="16"/>
-                <w:szCs w:val="16"/>
-              </w:rPr>
-              <w:fldChar w:fldCharType="end"/>
-            </w:r>
-            <w:r>
-              <w:rPr>
+                <w:rFonts w:ascii="Aptos" w:hAnsi="Aptos"/>
                 <w:sz w:val="16"/>
                 <w:szCs w:val="16"/>
               </w:rPr>
@@ -4012,12 +4238,14 @@
           <w:p>
             <w:pPr>
               <w:rPr>
-                <w:sz w:val="16"/>
-                <w:szCs w:val="16"/>
-              </w:rPr>
-            </w:pPr>
-            <w:r>
-              <w:rPr>
+                <w:rFonts w:ascii="Aptos" w:hAnsi="Aptos"/>
+                <w:sz w:val="16"/>
+                <w:szCs w:val="16"/>
+              </w:rPr>
+            </w:pPr>
+            <w:r>
+              <w:rPr>
+                <w:rFonts w:ascii="Aptos" w:hAnsi="Aptos"/>
                 <w:sz w:val="16"/>
                 <w:szCs w:val="16"/>
               </w:rPr>
@@ -4036,6 +4264,7 @@
             </w:r>
             <w:r>
               <w:rPr>
+                <w:rFonts w:ascii="Aptos" w:hAnsi="Aptos"/>
                 <w:sz w:val="16"/>
                 <w:szCs w:val="16"/>
               </w:rPr>
@@ -4043,12 +4272,14 @@
             </w:r>
             <w:r>
               <w:rPr>
-                <w:sz w:val="16"/>
-                <w:szCs w:val="16"/>
-              </w:rPr>
-            </w:r>
-            <w:r>
-              <w:rPr>
+                <w:rFonts w:ascii="Aptos" w:hAnsi="Aptos"/>
+                <w:sz w:val="16"/>
+                <w:szCs w:val="16"/>
+              </w:rPr>
+            </w:r>
+            <w:r>
+              <w:rPr>
+                <w:rFonts w:ascii="Aptos" w:hAnsi="Aptos"/>
                 <w:sz w:val="16"/>
                 <w:szCs w:val="16"/>
               </w:rPr>
@@ -4056,6 +4287,7 @@
             </w:r>
             <w:r>
               <w:rPr>
+                <w:rFonts w:ascii="Aptos" w:hAnsi="Aptos"/>
                 <w:sz w:val="16"/>
                 <w:szCs w:val="16"/>
               </w:rPr>
@@ -4063,6 +4295,7 @@
             </w:r>
             <w:r>
               <w:rPr>
+                <w:rFonts w:ascii="Aptos" w:hAnsi="Aptos"/>
                 <w:sz w:val="16"/>
                 <w:szCs w:val="16"/>
               </w:rPr>
@@ -4072,12 +4305,14 @@
           <w:p>
             <w:pPr>
               <w:rPr>
-                <w:sz w:val="16"/>
-                <w:szCs w:val="16"/>
-              </w:rPr>
-            </w:pPr>
-            <w:r>
-              <w:rPr>
+                <w:rFonts w:ascii="Aptos" w:hAnsi="Aptos"/>
+                <w:sz w:val="16"/>
+                <w:szCs w:val="16"/>
+              </w:rPr>
+            </w:pPr>
+            <w:r>
+              <w:rPr>
+                <w:rFonts w:ascii="Aptos" w:hAnsi="Aptos"/>
                 <w:sz w:val="16"/>
                 <w:szCs w:val="16"/>
               </w:rPr>
@@ -4095,6 +4330,7 @@
             </w:r>
             <w:r>
               <w:rPr>
+                <w:rFonts w:ascii="Aptos" w:hAnsi="Aptos"/>
                 <w:sz w:val="16"/>
                 <w:szCs w:val="16"/>
               </w:rPr>
@@ -4102,12 +4338,14 @@
             </w:r>
             <w:r>
               <w:rPr>
-                <w:sz w:val="16"/>
-                <w:szCs w:val="16"/>
-              </w:rPr>
-            </w:r>
-            <w:r>
-              <w:rPr>
+                <w:rFonts w:ascii="Aptos" w:hAnsi="Aptos"/>
+                <w:sz w:val="16"/>
+                <w:szCs w:val="16"/>
+              </w:rPr>
+            </w:r>
+            <w:r>
+              <w:rPr>
+                <w:rFonts w:ascii="Aptos" w:hAnsi="Aptos"/>
                 <w:sz w:val="16"/>
                 <w:szCs w:val="16"/>
               </w:rPr>
@@ -4115,6 +4353,7 @@
             </w:r>
             <w:r>
               <w:rPr>
+                <w:rFonts w:ascii="Aptos" w:hAnsi="Aptos"/>
                 <w:sz w:val="16"/>
                 <w:szCs w:val="16"/>
               </w:rPr>
@@ -4122,6 +4361,7 @@
             </w:r>
             <w:r>
               <w:rPr>
+                <w:rFonts w:ascii="Aptos" w:hAnsi="Aptos"/>
                 <w:sz w:val="16"/>
                 <w:szCs w:val="16"/>
               </w:rPr>
@@ -4131,12 +4371,14 @@
           <w:p>
             <w:pPr>
               <w:rPr>
-                <w:sz w:val="16"/>
-                <w:szCs w:val="16"/>
-              </w:rPr>
-            </w:pPr>
-            <w:r>
-              <w:rPr>
+                <w:rFonts w:ascii="Aptos" w:hAnsi="Aptos"/>
+                <w:sz w:val="16"/>
+                <w:szCs w:val="16"/>
+              </w:rPr>
+            </w:pPr>
+            <w:r>
+              <w:rPr>
+                <w:rFonts w:ascii="Aptos" w:hAnsi="Aptos"/>
                 <w:sz w:val="16"/>
                 <w:szCs w:val="16"/>
               </w:rPr>
@@ -4154,6 +4396,7 @@
             </w:r>
             <w:r>
               <w:rPr>
+                <w:rFonts w:ascii="Aptos" w:hAnsi="Aptos"/>
                 <w:sz w:val="16"/>
                 <w:szCs w:val="16"/>
               </w:rPr>
@@ -4161,12 +4404,14 @@
             </w:r>
             <w:r>
               <w:rPr>
-                <w:sz w:val="16"/>
-                <w:szCs w:val="16"/>
-              </w:rPr>
-            </w:r>
-            <w:r>
-              <w:rPr>
+                <w:rFonts w:ascii="Aptos" w:hAnsi="Aptos"/>
+                <w:sz w:val="16"/>
+                <w:szCs w:val="16"/>
+              </w:rPr>
+            </w:r>
+            <w:r>
+              <w:rPr>
+                <w:rFonts w:ascii="Aptos" w:hAnsi="Aptos"/>
                 <w:sz w:val="16"/>
                 <w:szCs w:val="16"/>
               </w:rPr>
@@ -4174,6 +4419,7 @@
             </w:r>
             <w:r>
               <w:rPr>
+                <w:rFonts w:ascii="Aptos" w:hAnsi="Aptos"/>
                 <w:sz w:val="16"/>
                 <w:szCs w:val="16"/>
               </w:rPr>
@@ -4181,6 +4427,7 @@
             </w:r>
             <w:r>
               <w:rPr>
+                <w:rFonts w:ascii="Aptos" w:hAnsi="Aptos"/>
                 <w:sz w:val="16"/>
                 <w:szCs w:val="16"/>
               </w:rPr>
@@ -4190,12 +4437,14 @@
           <w:p>
             <w:pPr>
               <w:rPr>
-                <w:sz w:val="16"/>
-                <w:szCs w:val="16"/>
-              </w:rPr>
-            </w:pPr>
-            <w:r>
-              <w:rPr>
+                <w:rFonts w:ascii="Aptos" w:hAnsi="Aptos"/>
+                <w:sz w:val="16"/>
+                <w:szCs w:val="16"/>
+              </w:rPr>
+            </w:pPr>
+            <w:r>
+              <w:rPr>
+                <w:rFonts w:ascii="Aptos" w:hAnsi="Aptos"/>
                 <w:sz w:val="16"/>
                 <w:szCs w:val="16"/>
               </w:rPr>
@@ -4214,6 +4463,7 @@
             </w:r>
             <w:r>
               <w:rPr>
+                <w:rFonts w:ascii="Aptos" w:hAnsi="Aptos"/>
                 <w:sz w:val="16"/>
                 <w:szCs w:val="16"/>
               </w:rPr>
@@ -4221,12 +4471,14 @@
             </w:r>
             <w:r>
               <w:rPr>
-                <w:sz w:val="16"/>
-                <w:szCs w:val="16"/>
-              </w:rPr>
-            </w:r>
-            <w:r>
-              <w:rPr>
+                <w:rFonts w:ascii="Aptos" w:hAnsi="Aptos"/>
+                <w:sz w:val="16"/>
+                <w:szCs w:val="16"/>
+              </w:rPr>
+            </w:r>
+            <w:r>
+              <w:rPr>
+                <w:rFonts w:ascii="Aptos" w:hAnsi="Aptos"/>
                 <w:sz w:val="16"/>
                 <w:szCs w:val="16"/>
               </w:rPr>
@@ -4234,6 +4486,7 @@
             </w:r>
             <w:r>
               <w:rPr>
+                <w:rFonts w:ascii="Aptos" w:hAnsi="Aptos"/>
                 <w:sz w:val="16"/>
                 <w:szCs w:val="16"/>
               </w:rPr>
@@ -4241,6 +4494,7 @@
             </w:r>
             <w:r>
               <w:rPr>
+                <w:rFonts w:ascii="Aptos" w:hAnsi="Aptos"/>
                 <w:sz w:val="16"/>
                 <w:szCs w:val="16"/>
               </w:rPr>
@@ -4250,6 +4504,7 @@
           <w:p>
             <w:pPr>
               <w:rPr>
+                <w:rFonts w:ascii="Aptos" w:hAnsi="Aptos"/>
                 <w:sz w:val="16"/>
                 <w:szCs w:val="16"/>
               </w:rPr>
@@ -4275,6 +4530,7 @@
           <w:p>
             <w:pPr>
               <w:rPr>
+                <w:rFonts w:ascii="Aptos" w:hAnsi="Aptos"/>
                 <w:b/>
                 <w:sz w:val="10"/>
                 <w:szCs w:val="10"/>
@@ -4301,11 +4557,13 @@
           <w:p>
             <w:pPr>
               <w:rPr>
-                <w:b/>
-              </w:rPr>
-            </w:pPr>
-            <w:r>
-              <w:rPr>
+                <w:rFonts w:ascii="Aptos" w:hAnsi="Aptos"/>
+                <w:b/>
+              </w:rPr>
+            </w:pPr>
+            <w:r>
+              <w:rPr>
+                <w:rFonts w:ascii="Aptos" w:hAnsi="Aptos"/>
                 <w:b/>
               </w:rPr>
               <w:t>E</w:t>
@@ -4326,11 +4584,13 @@
           <w:p>
             <w:pPr>
               <w:rPr>
-                <w:b/>
-              </w:rPr>
-            </w:pPr>
-            <w:r>
-              <w:rPr>
+                <w:rFonts w:ascii="Aptos" w:hAnsi="Aptos"/>
+                <w:b/>
+              </w:rPr>
+            </w:pPr>
+            <w:r>
+              <w:rPr>
+                <w:rFonts w:ascii="Aptos" w:hAnsi="Aptos"/>
                 <w:b/>
               </w:rPr>
               <w:t>DISPOSITIVI DI PROTEZIONE INDIVIDUALE</w:t>
@@ -4357,6 +4617,7 @@
           <w:p>
             <w:pPr>
               <w:rPr>
+                <w:rFonts w:ascii="Aptos" w:hAnsi="Aptos"/>
                 <w:b/>
                 <w:sz w:val="10"/>
                 <w:szCs w:val="10"/>
@@ -4373,19 +4634,20 @@
           <w:tcPr>
             <w:tcW w:w="2402" w:type="dxa"/>
             <w:gridSpan w:val="6"/>
-            <w:shd w:val="clear" w:color="auto" w:fill="auto"/>
           </w:tcPr>
           <w:p>
             <w:pPr>
               <w:jc w:val="center"/>
               <w:rPr>
-                <w:b/>
-                <w:sz w:val="20"/>
-                <w:szCs w:val="20"/>
-              </w:rPr>
-            </w:pPr>
-            <w:r>
-              <w:rPr>
+                <w:rFonts w:ascii="Aptos" w:hAnsi="Aptos"/>
+                <w:b/>
+                <w:sz w:val="20"/>
+                <w:szCs w:val="20"/>
+              </w:rPr>
+            </w:pPr>
+            <w:r>
+              <w:rPr>
+                <w:rFonts w:ascii="Aptos" w:hAnsi="Aptos"/>
                 <w:b/>
                 <w:sz w:val="20"/>
                 <w:szCs w:val="20"/>
@@ -4398,19 +4660,20 @@
           <w:tcPr>
             <w:tcW w:w="2293" w:type="dxa"/>
             <w:gridSpan w:val="5"/>
-            <w:shd w:val="clear" w:color="auto" w:fill="auto"/>
           </w:tcPr>
           <w:p>
             <w:pPr>
               <w:jc w:val="center"/>
               <w:rPr>
-                <w:b/>
-                <w:sz w:val="20"/>
-                <w:szCs w:val="20"/>
-              </w:rPr>
-            </w:pPr>
-            <w:r>
-              <w:rPr>
+                <w:rFonts w:ascii="Aptos" w:hAnsi="Aptos"/>
+                <w:b/>
+                <w:sz w:val="20"/>
+                <w:szCs w:val="20"/>
+              </w:rPr>
+            </w:pPr>
+            <w:r>
+              <w:rPr>
+                <w:rFonts w:ascii="Aptos" w:hAnsi="Aptos"/>
                 <w:b/>
                 <w:sz w:val="20"/>
                 <w:szCs w:val="20"/>
@@ -4423,19 +4686,20 @@
           <w:tcPr>
             <w:tcW w:w="2817" w:type="dxa"/>
             <w:gridSpan w:val="9"/>
-            <w:shd w:val="clear" w:color="auto" w:fill="auto"/>
           </w:tcPr>
           <w:p>
             <w:pPr>
               <w:jc w:val="center"/>
               <w:rPr>
-                <w:b/>
-                <w:sz w:val="20"/>
-                <w:szCs w:val="20"/>
-              </w:rPr>
-            </w:pPr>
-            <w:r>
-              <w:rPr>
+                <w:rFonts w:ascii="Aptos" w:hAnsi="Aptos"/>
+                <w:b/>
+                <w:sz w:val="20"/>
+                <w:szCs w:val="20"/>
+              </w:rPr>
+            </w:pPr>
+            <w:r>
+              <w:rPr>
+                <w:rFonts w:ascii="Aptos" w:hAnsi="Aptos"/>
                 <w:b/>
                 <w:sz w:val="20"/>
                 <w:szCs w:val="20"/>
@@ -4448,19 +4712,20 @@
           <w:tcPr>
             <w:tcW w:w="2116" w:type="dxa"/>
             <w:gridSpan w:val="2"/>
-            <w:shd w:val="clear" w:color="auto" w:fill="auto"/>
           </w:tcPr>
           <w:p>
             <w:pPr>
               <w:jc w:val="center"/>
               <w:rPr>
-                <w:b/>
-                <w:sz w:val="20"/>
-                <w:szCs w:val="20"/>
-              </w:rPr>
-            </w:pPr>
-            <w:r>
-              <w:rPr>
+                <w:rFonts w:ascii="Aptos" w:hAnsi="Aptos"/>
+                <w:b/>
+                <w:sz w:val="20"/>
+                <w:szCs w:val="20"/>
+              </w:rPr>
+            </w:pPr>
+            <w:r>
+              <w:rPr>
+                <w:rFonts w:ascii="Aptos" w:hAnsi="Aptos"/>
                 <w:b/>
                 <w:sz w:val="20"/>
                 <w:szCs w:val="20"/>
@@ -4478,17 +4743,18 @@
           <w:tcPr>
             <w:tcW w:w="2402" w:type="dxa"/>
             <w:gridSpan w:val="6"/>
-            <w:shd w:val="clear" w:color="auto" w:fill="auto"/>
-          </w:tcPr>
-          <w:p>
-            <w:pPr>
-              <w:rPr>
-                <w:sz w:val="16"/>
-                <w:szCs w:val="16"/>
-              </w:rPr>
-            </w:pPr>
-            <w:r>
-              <w:rPr>
+          </w:tcPr>
+          <w:p>
+            <w:pPr>
+              <w:rPr>
+                <w:rFonts w:ascii="Aptos" w:hAnsi="Aptos"/>
+                <w:sz w:val="16"/>
+                <w:szCs w:val="16"/>
+              </w:rPr>
+            </w:pPr>
+            <w:r>
+              <w:rPr>
+                <w:rFonts w:ascii="Aptos" w:hAnsi="Aptos"/>
                 <w:sz w:val="16"/>
                 <w:szCs w:val="16"/>
               </w:rPr>
@@ -4507,6 +4773,7 @@
             </w:r>
             <w:r>
               <w:rPr>
+                <w:rFonts w:ascii="Aptos" w:hAnsi="Aptos"/>
                 <w:sz w:val="16"/>
                 <w:szCs w:val="16"/>
               </w:rPr>
@@ -4514,12 +4781,14 @@
             </w:r>
             <w:r>
               <w:rPr>
-                <w:sz w:val="16"/>
-                <w:szCs w:val="16"/>
-              </w:rPr>
-            </w:r>
-            <w:r>
-              <w:rPr>
+                <w:rFonts w:ascii="Aptos" w:hAnsi="Aptos"/>
+                <w:sz w:val="16"/>
+                <w:szCs w:val="16"/>
+              </w:rPr>
+            </w:r>
+            <w:r>
+              <w:rPr>
+                <w:rFonts w:ascii="Aptos" w:hAnsi="Aptos"/>
                 <w:sz w:val="16"/>
                 <w:szCs w:val="16"/>
               </w:rPr>
@@ -4527,6 +4796,7 @@
             </w:r>
             <w:r>
               <w:rPr>
+                <w:rFonts w:ascii="Aptos" w:hAnsi="Aptos"/>
                 <w:sz w:val="16"/>
                 <w:szCs w:val="16"/>
               </w:rPr>
@@ -4534,15 +4804,27 @@
             </w:r>
             <w:r>
               <w:rPr>
-                <w:sz w:val="16"/>
-                <w:szCs w:val="16"/>
-              </w:rPr>
-              <w:t xml:space="preserve"> Occhiali EN 166 con protezioni laterali</w:t>
-            </w:r>
-          </w:p>
-          <w:p>
-            <w:pPr>
-              <w:rPr>
+                <w:rFonts w:ascii="Aptos" w:hAnsi="Aptos"/>
+                <w:sz w:val="16"/>
+                <w:szCs w:val="16"/>
+              </w:rPr>
+              <w:t xml:space="preserve"> Occhiali </w:t>
+            </w:r>
+            <w:r>
+              <w:rPr>
+                <w:rFonts w:ascii="Aptos" w:hAnsi="Aptos"/>
+                <w:i/>
+                <w:iCs/>
+                <w:sz w:val="16"/>
+                <w:szCs w:val="16"/>
+              </w:rPr>
+              <w:t>UNI EN ISO 16321</w:t>
+            </w:r>
+          </w:p>
+          <w:p>
+            <w:pPr>
+              <w:rPr>
+                <w:rFonts w:ascii="Aptos" w:hAnsi="Aptos"/>
                 <w:sz w:val="16"/>
                 <w:szCs w:val="16"/>
               </w:rPr>
@@ -4553,17 +4835,18 @@
           <w:tcPr>
             <w:tcW w:w="2293" w:type="dxa"/>
             <w:gridSpan w:val="5"/>
-            <w:shd w:val="clear" w:color="auto" w:fill="auto"/>
-          </w:tcPr>
-          <w:p>
-            <w:pPr>
-              <w:rPr>
-                <w:sz w:val="16"/>
-                <w:szCs w:val="16"/>
-              </w:rPr>
-            </w:pPr>
-            <w:r>
-              <w:rPr>
+          </w:tcPr>
+          <w:p>
+            <w:pPr>
+              <w:rPr>
+                <w:rFonts w:ascii="Aptos" w:hAnsi="Aptos"/>
+                <w:sz w:val="16"/>
+                <w:szCs w:val="16"/>
+              </w:rPr>
+            </w:pPr>
+            <w:r>
+              <w:rPr>
+                <w:rFonts w:ascii="Aptos" w:hAnsi="Aptos"/>
                 <w:sz w:val="16"/>
                 <w:szCs w:val="16"/>
               </w:rPr>
@@ -4582,6 +4865,7 @@
             </w:r>
             <w:r>
               <w:rPr>
+                <w:rFonts w:ascii="Aptos" w:hAnsi="Aptos"/>
                 <w:sz w:val="16"/>
                 <w:szCs w:val="16"/>
               </w:rPr>
@@ -4589,12 +4873,14 @@
             </w:r>
             <w:r>
               <w:rPr>
-                <w:sz w:val="16"/>
-                <w:szCs w:val="16"/>
-              </w:rPr>
-            </w:r>
-            <w:r>
-              <w:rPr>
+                <w:rFonts w:ascii="Aptos" w:hAnsi="Aptos"/>
+                <w:sz w:val="16"/>
+                <w:szCs w:val="16"/>
+              </w:rPr>
+            </w:r>
+            <w:r>
+              <w:rPr>
+                <w:rFonts w:ascii="Aptos" w:hAnsi="Aptos"/>
                 <w:sz w:val="16"/>
                 <w:szCs w:val="16"/>
               </w:rPr>
@@ -4602,6 +4888,7 @@
             </w:r>
             <w:r>
               <w:rPr>
+                <w:rFonts w:ascii="Aptos" w:hAnsi="Aptos"/>
                 <w:sz w:val="16"/>
                 <w:szCs w:val="16"/>
               </w:rPr>
@@ -4609,6 +4896,7 @@
             </w:r>
             <w:r>
               <w:rPr>
+                <w:rFonts w:ascii="Aptos" w:hAnsi="Aptos"/>
                 <w:sz w:val="16"/>
                 <w:szCs w:val="16"/>
               </w:rPr>
@@ -4618,12 +4906,14 @@
           <w:p>
             <w:pPr>
               <w:rPr>
-                <w:sz w:val="16"/>
-                <w:szCs w:val="16"/>
-              </w:rPr>
-            </w:pPr>
-            <w:r>
-              <w:rPr>
+                <w:rFonts w:ascii="Aptos" w:hAnsi="Aptos"/>
+                <w:sz w:val="16"/>
+                <w:szCs w:val="16"/>
+              </w:rPr>
+            </w:pPr>
+            <w:r>
+              <w:rPr>
+                <w:rFonts w:ascii="Aptos" w:hAnsi="Aptos"/>
                 <w:sz w:val="16"/>
                 <w:szCs w:val="16"/>
               </w:rPr>
@@ -4641,6 +4931,7 @@
             </w:r>
             <w:r>
               <w:rPr>
+                <w:rFonts w:ascii="Aptos" w:hAnsi="Aptos"/>
                 <w:sz w:val="16"/>
                 <w:szCs w:val="16"/>
               </w:rPr>
@@ -4648,12 +4939,14 @@
             </w:r>
             <w:r>
               <w:rPr>
-                <w:sz w:val="16"/>
-                <w:szCs w:val="16"/>
-              </w:rPr>
-            </w:r>
-            <w:r>
-              <w:rPr>
+                <w:rFonts w:ascii="Aptos" w:hAnsi="Aptos"/>
+                <w:sz w:val="16"/>
+                <w:szCs w:val="16"/>
+              </w:rPr>
+            </w:r>
+            <w:r>
+              <w:rPr>
+                <w:rFonts w:ascii="Aptos" w:hAnsi="Aptos"/>
                 <w:sz w:val="16"/>
                 <w:szCs w:val="16"/>
               </w:rPr>
@@ -4661,6 +4954,7 @@
             </w:r>
             <w:r>
               <w:rPr>
+                <w:rFonts w:ascii="Aptos" w:hAnsi="Aptos"/>
                 <w:sz w:val="16"/>
                 <w:szCs w:val="16"/>
               </w:rPr>
@@ -4668,6 +4962,7 @@
             </w:r>
             <w:r>
               <w:rPr>
+                <w:rFonts w:ascii="Aptos" w:hAnsi="Aptos"/>
                 <w:sz w:val="16"/>
                 <w:szCs w:val="16"/>
               </w:rPr>
@@ -4677,12 +4972,14 @@
           <w:p>
             <w:pPr>
               <w:rPr>
-                <w:sz w:val="16"/>
-                <w:szCs w:val="16"/>
-              </w:rPr>
-            </w:pPr>
-            <w:r>
-              <w:rPr>
+                <w:rFonts w:ascii="Aptos" w:hAnsi="Aptos"/>
+                <w:sz w:val="16"/>
+                <w:szCs w:val="16"/>
+              </w:rPr>
+            </w:pPr>
+            <w:r>
+              <w:rPr>
+                <w:rFonts w:ascii="Aptos" w:hAnsi="Aptos"/>
                 <w:sz w:val="16"/>
                 <w:szCs w:val="16"/>
               </w:rPr>
@@ -4700,6 +4997,7 @@
             </w:r>
             <w:r>
               <w:rPr>
+                <w:rFonts w:ascii="Aptos" w:hAnsi="Aptos"/>
                 <w:sz w:val="16"/>
                 <w:szCs w:val="16"/>
               </w:rPr>
@@ -4707,12 +5005,14 @@
             </w:r>
             <w:r>
               <w:rPr>
-                <w:sz w:val="16"/>
-                <w:szCs w:val="16"/>
-              </w:rPr>
-            </w:r>
-            <w:r>
-              <w:rPr>
+                <w:rFonts w:ascii="Aptos" w:hAnsi="Aptos"/>
+                <w:sz w:val="16"/>
+                <w:szCs w:val="16"/>
+              </w:rPr>
+            </w:r>
+            <w:r>
+              <w:rPr>
+                <w:rFonts w:ascii="Aptos" w:hAnsi="Aptos"/>
                 <w:sz w:val="16"/>
                 <w:szCs w:val="16"/>
               </w:rPr>
@@ -4720,6 +5020,7 @@
             </w:r>
             <w:r>
               <w:rPr>
+                <w:rFonts w:ascii="Aptos" w:hAnsi="Aptos"/>
                 <w:sz w:val="16"/>
                 <w:szCs w:val="16"/>
               </w:rPr>
@@ -4727,6 +5028,7 @@
             </w:r>
             <w:r>
               <w:rPr>
+                <w:rFonts w:ascii="Aptos" w:hAnsi="Aptos"/>
                 <w:sz w:val="16"/>
                 <w:szCs w:val="16"/>
               </w:rPr>
@@ -4736,12 +5038,14 @@
           <w:p>
             <w:pPr>
               <w:rPr>
-                <w:sz w:val="16"/>
-                <w:szCs w:val="16"/>
-              </w:rPr>
-            </w:pPr>
-            <w:r>
-              <w:rPr>
+                <w:rFonts w:ascii="Aptos" w:hAnsi="Aptos"/>
+                <w:sz w:val="16"/>
+                <w:szCs w:val="16"/>
+              </w:rPr>
+            </w:pPr>
+            <w:r>
+              <w:rPr>
+                <w:rFonts w:ascii="Aptos" w:hAnsi="Aptos"/>
                 <w:sz w:val="16"/>
                 <w:szCs w:val="16"/>
               </w:rPr>
@@ -4759,6 +5063,7 @@
             </w:r>
             <w:r>
               <w:rPr>
+                <w:rFonts w:ascii="Aptos" w:hAnsi="Aptos"/>
                 <w:sz w:val="16"/>
                 <w:szCs w:val="16"/>
               </w:rPr>
@@ -4766,12 +5071,14 @@
             </w:r>
             <w:r>
               <w:rPr>
-                <w:sz w:val="16"/>
-                <w:szCs w:val="16"/>
-              </w:rPr>
-            </w:r>
-            <w:r>
-              <w:rPr>
+                <w:rFonts w:ascii="Aptos" w:hAnsi="Aptos"/>
+                <w:sz w:val="16"/>
+                <w:szCs w:val="16"/>
+              </w:rPr>
+            </w:r>
+            <w:r>
+              <w:rPr>
+                <w:rFonts w:ascii="Aptos" w:hAnsi="Aptos"/>
                 <w:sz w:val="16"/>
                 <w:szCs w:val="16"/>
               </w:rPr>
@@ -4779,6 +5086,7 @@
             </w:r>
             <w:r>
               <w:rPr>
+                <w:rFonts w:ascii="Aptos" w:hAnsi="Aptos"/>
                 <w:sz w:val="16"/>
                 <w:szCs w:val="16"/>
               </w:rPr>
@@ -4786,6 +5094,7 @@
             </w:r>
             <w:r>
               <w:rPr>
+                <w:rFonts w:ascii="Aptos" w:hAnsi="Aptos"/>
                 <w:sz w:val="16"/>
                 <w:szCs w:val="16"/>
               </w:rPr>
@@ -4793,6 +5102,7 @@
             </w:r>
             <w:r>
               <w:rPr>
+                <w:rFonts w:ascii="Aptos" w:hAnsi="Aptos"/>
                 <w:sz w:val="16"/>
                 <w:szCs w:val="16"/>
               </w:rPr>
@@ -4807,6 +5117,7 @@
             </w:r>
             <w:r>
               <w:rPr>
+                <w:rFonts w:ascii="Aptos" w:hAnsi="Aptos"/>
                 <w:sz w:val="16"/>
                 <w:szCs w:val="16"/>
               </w:rPr>
@@ -4814,12 +5125,14 @@
             </w:r>
             <w:r>
               <w:rPr>
-                <w:sz w:val="16"/>
-                <w:szCs w:val="16"/>
-              </w:rPr>
-            </w:r>
-            <w:r>
-              <w:rPr>
+                <w:rFonts w:ascii="Aptos" w:hAnsi="Aptos"/>
+                <w:sz w:val="16"/>
+                <w:szCs w:val="16"/>
+              </w:rPr>
+            </w:r>
+            <w:r>
+              <w:rPr>
+                <w:rFonts w:ascii="Aptos" w:hAnsi="Aptos"/>
                 <w:sz w:val="16"/>
                 <w:szCs w:val="16"/>
               </w:rPr>
@@ -4827,6 +5140,7 @@
             </w:r>
             <w:r>
               <w:rPr>
+                <w:rFonts w:ascii="Aptos" w:hAnsi="Aptos"/>
                 <w:noProof/>
                 <w:sz w:val="16"/>
                 <w:szCs w:val="16"/>
@@ -4835,6 +5149,7 @@
             </w:r>
             <w:r>
               <w:rPr>
+                <w:rFonts w:ascii="Aptos" w:hAnsi="Aptos"/>
                 <w:noProof/>
                 <w:sz w:val="16"/>
                 <w:szCs w:val="16"/>
@@ -4843,6 +5158,7 @@
             </w:r>
             <w:r>
               <w:rPr>
+                <w:rFonts w:ascii="Aptos" w:hAnsi="Aptos"/>
                 <w:noProof/>
                 <w:sz w:val="16"/>
                 <w:szCs w:val="16"/>
@@ -4851,6 +5167,7 @@
             </w:r>
             <w:r>
               <w:rPr>
+                <w:rFonts w:ascii="Aptos" w:hAnsi="Aptos"/>
                 <w:noProof/>
                 <w:sz w:val="16"/>
                 <w:szCs w:val="16"/>
@@ -4859,6 +5176,7 @@
             </w:r>
             <w:r>
               <w:rPr>
+                <w:rFonts w:ascii="Aptos" w:hAnsi="Aptos"/>
                 <w:noProof/>
                 <w:sz w:val="16"/>
                 <w:szCs w:val="16"/>
@@ -4867,6 +5185,7 @@
             </w:r>
             <w:r>
               <w:rPr>
+                <w:rFonts w:ascii="Aptos" w:hAnsi="Aptos"/>
                 <w:sz w:val="16"/>
                 <w:szCs w:val="16"/>
               </w:rPr>
@@ -4878,17 +5197,18 @@
           <w:tcPr>
             <w:tcW w:w="2817" w:type="dxa"/>
             <w:gridSpan w:val="9"/>
-            <w:shd w:val="clear" w:color="auto" w:fill="auto"/>
-          </w:tcPr>
-          <w:p>
-            <w:pPr>
-              <w:rPr>
-                <w:sz w:val="16"/>
-                <w:szCs w:val="16"/>
-              </w:rPr>
-            </w:pPr>
-            <w:r>
-              <w:rPr>
+          </w:tcPr>
+          <w:p>
+            <w:pPr>
+              <w:rPr>
+                <w:rFonts w:ascii="Aptos" w:hAnsi="Aptos"/>
+                <w:sz w:val="16"/>
+                <w:szCs w:val="16"/>
+              </w:rPr>
+            </w:pPr>
+            <w:r>
+              <w:rPr>
+                <w:rFonts w:ascii="Aptos" w:hAnsi="Aptos"/>
                 <w:sz w:val="16"/>
                 <w:szCs w:val="16"/>
               </w:rPr>
@@ -4906,6 +5226,7 @@
             </w:r>
             <w:r>
               <w:rPr>
+                <w:rFonts w:ascii="Aptos" w:hAnsi="Aptos"/>
                 <w:sz w:val="16"/>
                 <w:szCs w:val="16"/>
               </w:rPr>
@@ -4913,12 +5234,14 @@
             </w:r>
             <w:r>
               <w:rPr>
-                <w:sz w:val="16"/>
-                <w:szCs w:val="16"/>
-              </w:rPr>
-            </w:r>
-            <w:r>
-              <w:rPr>
+                <w:rFonts w:ascii="Aptos" w:hAnsi="Aptos"/>
+                <w:sz w:val="16"/>
+                <w:szCs w:val="16"/>
+              </w:rPr>
+            </w:r>
+            <w:r>
+              <w:rPr>
+                <w:rFonts w:ascii="Aptos" w:hAnsi="Aptos"/>
                 <w:sz w:val="16"/>
                 <w:szCs w:val="16"/>
               </w:rPr>
@@ -4926,6 +5249,7 @@
             </w:r>
             <w:r>
               <w:rPr>
+                <w:rFonts w:ascii="Aptos" w:hAnsi="Aptos"/>
                 <w:sz w:val="16"/>
                 <w:szCs w:val="16"/>
               </w:rPr>
@@ -4933,6 +5257,7 @@
             </w:r>
             <w:r>
               <w:rPr>
+                <w:rFonts w:ascii="Aptos" w:hAnsi="Aptos"/>
                 <w:sz w:val="16"/>
                 <w:szCs w:val="16"/>
               </w:rPr>
@@ -4942,12 +5267,14 @@
           <w:p>
             <w:pPr>
               <w:rPr>
-                <w:sz w:val="16"/>
-                <w:szCs w:val="16"/>
-              </w:rPr>
-            </w:pPr>
-            <w:r>
-              <w:rPr>
+                <w:rFonts w:ascii="Aptos" w:hAnsi="Aptos"/>
+                <w:sz w:val="16"/>
+                <w:szCs w:val="16"/>
+              </w:rPr>
+            </w:pPr>
+            <w:r>
+              <w:rPr>
+                <w:rFonts w:ascii="Aptos" w:hAnsi="Aptos"/>
                 <w:sz w:val="16"/>
                 <w:szCs w:val="16"/>
               </w:rPr>
@@ -4965,6 +5292,7 @@
             </w:r>
             <w:r>
               <w:rPr>
+                <w:rFonts w:ascii="Aptos" w:hAnsi="Aptos"/>
                 <w:sz w:val="16"/>
                 <w:szCs w:val="16"/>
               </w:rPr>
@@ -4972,12 +5300,14 @@
             </w:r>
             <w:r>
               <w:rPr>
-                <w:sz w:val="16"/>
-                <w:szCs w:val="16"/>
-              </w:rPr>
-            </w:r>
-            <w:r>
-              <w:rPr>
+                <w:rFonts w:ascii="Aptos" w:hAnsi="Aptos"/>
+                <w:sz w:val="16"/>
+                <w:szCs w:val="16"/>
+              </w:rPr>
+            </w:r>
+            <w:r>
+              <w:rPr>
+                <w:rFonts w:ascii="Aptos" w:hAnsi="Aptos"/>
                 <w:sz w:val="16"/>
                 <w:szCs w:val="16"/>
               </w:rPr>
@@ -4985,6 +5315,7 @@
             </w:r>
             <w:r>
               <w:rPr>
+                <w:rFonts w:ascii="Aptos" w:hAnsi="Aptos"/>
                 <w:sz w:val="16"/>
                 <w:szCs w:val="16"/>
               </w:rPr>
@@ -4992,6 +5323,7 @@
             </w:r>
             <w:r>
               <w:rPr>
+                <w:rFonts w:ascii="Aptos" w:hAnsi="Aptos"/>
                 <w:sz w:val="16"/>
                 <w:szCs w:val="16"/>
               </w:rPr>
@@ -5001,12 +5333,14 @@
           <w:p>
             <w:pPr>
               <w:rPr>
-                <w:sz w:val="16"/>
-                <w:szCs w:val="16"/>
-              </w:rPr>
-            </w:pPr>
-            <w:r>
-              <w:rPr>
+                <w:rFonts w:ascii="Aptos" w:hAnsi="Aptos"/>
+                <w:sz w:val="16"/>
+                <w:szCs w:val="16"/>
+              </w:rPr>
+            </w:pPr>
+            <w:r>
+              <w:rPr>
+                <w:rFonts w:ascii="Aptos" w:hAnsi="Aptos"/>
                 <w:sz w:val="16"/>
                 <w:szCs w:val="16"/>
               </w:rPr>
@@ -5024,6 +5358,7 @@
             </w:r>
             <w:r>
               <w:rPr>
+                <w:rFonts w:ascii="Aptos" w:hAnsi="Aptos"/>
                 <w:sz w:val="16"/>
                 <w:szCs w:val="16"/>
               </w:rPr>
@@ -5031,12 +5366,14 @@
             </w:r>
             <w:r>
               <w:rPr>
-                <w:sz w:val="16"/>
-                <w:szCs w:val="16"/>
-              </w:rPr>
-            </w:r>
-            <w:r>
-              <w:rPr>
+                <w:rFonts w:ascii="Aptos" w:hAnsi="Aptos"/>
+                <w:sz w:val="16"/>
+                <w:szCs w:val="16"/>
+              </w:rPr>
+            </w:r>
+            <w:r>
+              <w:rPr>
+                <w:rFonts w:ascii="Aptos" w:hAnsi="Aptos"/>
                 <w:sz w:val="16"/>
                 <w:szCs w:val="16"/>
               </w:rPr>
@@ -5044,6 +5381,7 @@
             </w:r>
             <w:r>
               <w:rPr>
+                <w:rFonts w:ascii="Aptos" w:hAnsi="Aptos"/>
                 <w:sz w:val="16"/>
                 <w:szCs w:val="16"/>
               </w:rPr>
@@ -5051,6 +5389,7 @@
             </w:r>
             <w:r>
               <w:rPr>
+                <w:rFonts w:ascii="Aptos" w:hAnsi="Aptos"/>
                 <w:sz w:val="16"/>
                 <w:szCs w:val="16"/>
               </w:rPr>
@@ -5060,12 +5399,14 @@
           <w:p>
             <w:pPr>
               <w:rPr>
-                <w:sz w:val="16"/>
-                <w:szCs w:val="16"/>
-              </w:rPr>
-            </w:pPr>
-            <w:r>
-              <w:rPr>
+                <w:rFonts w:ascii="Aptos" w:hAnsi="Aptos"/>
+                <w:sz w:val="16"/>
+                <w:szCs w:val="16"/>
+              </w:rPr>
+            </w:pPr>
+            <w:r>
+              <w:rPr>
+                <w:rFonts w:ascii="Aptos" w:hAnsi="Aptos"/>
                 <w:sz w:val="16"/>
                 <w:szCs w:val="16"/>
               </w:rPr>
@@ -5083,6 +5424,7 @@
             </w:r>
             <w:r>
               <w:rPr>
+                <w:rFonts w:ascii="Aptos" w:hAnsi="Aptos"/>
                 <w:sz w:val="16"/>
                 <w:szCs w:val="16"/>
               </w:rPr>
@@ -5090,12 +5432,14 @@
             </w:r>
             <w:r>
               <w:rPr>
-                <w:sz w:val="16"/>
-                <w:szCs w:val="16"/>
-              </w:rPr>
-            </w:r>
-            <w:r>
-              <w:rPr>
+                <w:rFonts w:ascii="Aptos" w:hAnsi="Aptos"/>
+                <w:sz w:val="16"/>
+                <w:szCs w:val="16"/>
+              </w:rPr>
+            </w:r>
+            <w:r>
+              <w:rPr>
+                <w:rFonts w:ascii="Aptos" w:hAnsi="Aptos"/>
                 <w:sz w:val="16"/>
                 <w:szCs w:val="16"/>
               </w:rPr>
@@ -5103,6 +5447,7 @@
             </w:r>
             <w:r>
               <w:rPr>
+                <w:rFonts w:ascii="Aptos" w:hAnsi="Aptos"/>
                 <w:sz w:val="16"/>
                 <w:szCs w:val="16"/>
               </w:rPr>
@@ -5110,21 +5455,32 @@
             </w:r>
             <w:r>
               <w:rPr>
-                <w:sz w:val="16"/>
-                <w:szCs w:val="16"/>
-              </w:rPr>
-              <w:t xml:space="preserve"> Maschera antigas EN 141</w:t>
-            </w:r>
-          </w:p>
-          <w:p>
-            <w:pPr>
-              <w:rPr>
-                <w:sz w:val="16"/>
-                <w:szCs w:val="16"/>
-              </w:rPr>
-            </w:pPr>
-            <w:r>
-              <w:rPr>
+                <w:rFonts w:ascii="Aptos" w:hAnsi="Aptos"/>
+                <w:sz w:val="16"/>
+                <w:szCs w:val="16"/>
+              </w:rPr>
+              <w:t xml:space="preserve"> Maschera antigas </w:t>
+            </w:r>
+            <w:r>
+              <w:rPr>
+                <w:rFonts w:ascii="Aptos" w:hAnsi="Aptos"/>
+                <w:sz w:val="16"/>
+                <w:szCs w:val="16"/>
+              </w:rPr>
+              <w:t>UNI EN 14387</w:t>
+            </w:r>
+          </w:p>
+          <w:p>
+            <w:pPr>
+              <w:rPr>
+                <w:rFonts w:ascii="Aptos" w:hAnsi="Aptos"/>
+                <w:sz w:val="16"/>
+                <w:szCs w:val="16"/>
+              </w:rPr>
+            </w:pPr>
+            <w:r>
+              <w:rPr>
+                <w:rFonts w:ascii="Aptos" w:hAnsi="Aptos"/>
                 <w:sz w:val="16"/>
                 <w:szCs w:val="16"/>
               </w:rPr>
@@ -5142,6 +5498,7 @@
             </w:r>
             <w:r>
               <w:rPr>
+                <w:rFonts w:ascii="Aptos" w:hAnsi="Aptos"/>
                 <w:sz w:val="16"/>
                 <w:szCs w:val="16"/>
               </w:rPr>
@@ -5149,12 +5506,14 @@
             </w:r>
             <w:r>
               <w:rPr>
-                <w:sz w:val="16"/>
-                <w:szCs w:val="16"/>
-              </w:rPr>
-            </w:r>
-            <w:r>
-              <w:rPr>
+                <w:rFonts w:ascii="Aptos" w:hAnsi="Aptos"/>
+                <w:sz w:val="16"/>
+                <w:szCs w:val="16"/>
+              </w:rPr>
+            </w:r>
+            <w:r>
+              <w:rPr>
+                <w:rFonts w:ascii="Aptos" w:hAnsi="Aptos"/>
                 <w:sz w:val="16"/>
                 <w:szCs w:val="16"/>
               </w:rPr>
@@ -5162,6 +5521,7 @@
             </w:r>
             <w:r>
               <w:rPr>
+                <w:rFonts w:ascii="Aptos" w:hAnsi="Aptos"/>
                 <w:sz w:val="16"/>
                 <w:szCs w:val="16"/>
               </w:rPr>
@@ -5169,6 +5529,7 @@
             </w:r>
             <w:r>
               <w:rPr>
+                <w:rFonts w:ascii="Aptos" w:hAnsi="Aptos"/>
                 <w:sz w:val="16"/>
                 <w:szCs w:val="16"/>
               </w:rPr>
@@ -5176,6 +5537,7 @@
             </w:r>
             <w:r>
               <w:rPr>
+                <w:rFonts w:ascii="Aptos" w:hAnsi="Aptos"/>
                 <w:sz w:val="16"/>
                 <w:szCs w:val="16"/>
               </w:rPr>
@@ -5190,6 +5552,7 @@
             </w:r>
             <w:r>
               <w:rPr>
+                <w:rFonts w:ascii="Aptos" w:hAnsi="Aptos"/>
                 <w:sz w:val="16"/>
                 <w:szCs w:val="16"/>
               </w:rPr>
@@ -5197,12 +5560,14 @@
             </w:r>
             <w:r>
               <w:rPr>
-                <w:sz w:val="16"/>
-                <w:szCs w:val="16"/>
-              </w:rPr>
-            </w:r>
-            <w:r>
-              <w:rPr>
+                <w:rFonts w:ascii="Aptos" w:hAnsi="Aptos"/>
+                <w:sz w:val="16"/>
+                <w:szCs w:val="16"/>
+              </w:rPr>
+            </w:r>
+            <w:r>
+              <w:rPr>
+                <w:rFonts w:ascii="Aptos" w:hAnsi="Aptos"/>
                 <w:sz w:val="16"/>
                 <w:szCs w:val="16"/>
               </w:rPr>
@@ -5210,6 +5575,7 @@
             </w:r>
             <w:r>
               <w:rPr>
+                <w:rFonts w:ascii="Aptos" w:hAnsi="Aptos"/>
                 <w:noProof/>
                 <w:sz w:val="16"/>
                 <w:szCs w:val="16"/>
@@ -5218,6 +5584,7 @@
             </w:r>
             <w:r>
               <w:rPr>
+                <w:rFonts w:ascii="Aptos" w:hAnsi="Aptos"/>
                 <w:noProof/>
                 <w:sz w:val="16"/>
                 <w:szCs w:val="16"/>
@@ -5226,6 +5593,7 @@
             </w:r>
             <w:r>
               <w:rPr>
+                <w:rFonts w:ascii="Aptos" w:hAnsi="Aptos"/>
                 <w:noProof/>
                 <w:sz w:val="16"/>
                 <w:szCs w:val="16"/>
@@ -5234,6 +5602,7 @@
             </w:r>
             <w:r>
               <w:rPr>
+                <w:rFonts w:ascii="Aptos" w:hAnsi="Aptos"/>
                 <w:noProof/>
                 <w:sz w:val="16"/>
                 <w:szCs w:val="16"/>
@@ -5242,6 +5611,7 @@
             </w:r>
             <w:r>
               <w:rPr>
+                <w:rFonts w:ascii="Aptos" w:hAnsi="Aptos"/>
                 <w:noProof/>
                 <w:sz w:val="16"/>
                 <w:szCs w:val="16"/>
@@ -5250,6 +5620,7 @@
             </w:r>
             <w:r>
               <w:rPr>
+                <w:rFonts w:ascii="Aptos" w:hAnsi="Aptos"/>
                 <w:sz w:val="16"/>
                 <w:szCs w:val="16"/>
               </w:rPr>
@@ -5261,17 +5632,18 @@
           <w:tcPr>
             <w:tcW w:w="2116" w:type="dxa"/>
             <w:gridSpan w:val="2"/>
-            <w:shd w:val="clear" w:color="auto" w:fill="auto"/>
-          </w:tcPr>
-          <w:p>
-            <w:pPr>
-              <w:rPr>
-                <w:sz w:val="16"/>
-                <w:szCs w:val="16"/>
-              </w:rPr>
-            </w:pPr>
-            <w:r>
-              <w:rPr>
+          </w:tcPr>
+          <w:p>
+            <w:pPr>
+              <w:rPr>
+                <w:rFonts w:ascii="Aptos" w:hAnsi="Aptos"/>
+                <w:sz w:val="16"/>
+                <w:szCs w:val="16"/>
+              </w:rPr>
+            </w:pPr>
+            <w:r>
+              <w:rPr>
+                <w:rFonts w:ascii="Aptos" w:hAnsi="Aptos"/>
                 <w:sz w:val="16"/>
                 <w:szCs w:val="16"/>
               </w:rPr>
@@ -5289,6 +5661,7 @@
             </w:r>
             <w:r>
               <w:rPr>
+                <w:rFonts w:ascii="Aptos" w:hAnsi="Aptos"/>
                 <w:sz w:val="16"/>
                 <w:szCs w:val="16"/>
               </w:rPr>
@@ -5296,12 +5669,14 @@
             </w:r>
             <w:r>
               <w:rPr>
-                <w:sz w:val="16"/>
-                <w:szCs w:val="16"/>
-              </w:rPr>
-            </w:r>
-            <w:r>
-              <w:rPr>
+                <w:rFonts w:ascii="Aptos" w:hAnsi="Aptos"/>
+                <w:sz w:val="16"/>
+                <w:szCs w:val="16"/>
+              </w:rPr>
+            </w:r>
+            <w:r>
+              <w:rPr>
+                <w:rFonts w:ascii="Aptos" w:hAnsi="Aptos"/>
                 <w:sz w:val="16"/>
                 <w:szCs w:val="16"/>
               </w:rPr>
@@ -5309,6 +5684,7 @@
             </w:r>
             <w:r>
               <w:rPr>
+                <w:rFonts w:ascii="Aptos" w:hAnsi="Aptos"/>
                 <w:sz w:val="16"/>
                 <w:szCs w:val="16"/>
               </w:rPr>
@@ -5316,6 +5692,7 @@
             </w:r>
             <w:r>
               <w:rPr>
+                <w:rFonts w:ascii="Aptos" w:hAnsi="Aptos"/>
                 <w:sz w:val="16"/>
                 <w:szCs w:val="16"/>
               </w:rPr>
@@ -5325,6 +5702,7 @@
           <w:p>
             <w:pPr>
               <w:rPr>
+                <w:rFonts w:ascii="Aptos" w:hAnsi="Aptos"/>
                 <w:sz w:val="16"/>
                 <w:szCs w:val="16"/>
               </w:rPr>
@@ -5345,7 +5723,7 @@
 </file>
 
 <file path=word/styles.xml><?xml version="1.0" encoding="utf-8"?>
-<w:styles xmlns:mc="http://schemas.openxmlformats.org/markup-compatibility/2006" xmlns:r="http://schemas.openxmlformats.org/officeDocument/2006/relationships" xmlns:w="http://schemas.openxmlformats.org/wordprocessingml/2006/main" xmlns:w14="http://schemas.microsoft.com/office/word/2010/wordml" xmlns:w15="http://schemas.microsoft.com/office/word/2012/wordml" xmlns:w16cex="http://schemas.microsoft.com/office/word/2018/wordml/cex" xmlns:w16cid="http://schemas.microsoft.com/office/word/2016/wordml/cid" xmlns:w16="http://schemas.microsoft.com/office/word/2018/wordml" xmlns:w16sdtdh="http://schemas.microsoft.com/office/word/2020/wordml/sdtdatahash" xmlns:w16se="http://schemas.microsoft.com/office/word/2015/wordml/symex" mc:Ignorable="w14 w15 w16se w16cid w16 w16cex w16sdtdh">
+<w:styles xmlns:mc="http://schemas.openxmlformats.org/markup-compatibility/2006" xmlns:r="http://schemas.openxmlformats.org/officeDocument/2006/relationships" xmlns:w="http://schemas.openxmlformats.org/wordprocessingml/2006/main" xmlns:w14="http://schemas.microsoft.com/office/word/2010/wordml" xmlns:w15="http://schemas.microsoft.com/office/word/2012/wordml" xmlns:w16cex="http://schemas.microsoft.com/office/word/2018/wordml/cex" xmlns:w16cid="http://schemas.microsoft.com/office/word/2016/wordml/cid" xmlns:w16="http://schemas.microsoft.com/office/word/2018/wordml" xmlns:w16du="http://schemas.microsoft.com/office/word/2023/wordml/word16du" xmlns:w16sdtdh="http://schemas.microsoft.com/office/word/2020/wordml/sdtdatahash" xmlns:w16sdtfl="http://schemas.microsoft.com/office/word/2024/wordml/sdtformatlock" xmlns:w16se="http://schemas.microsoft.com/office/word/2015/wordml/symex" mc:Ignorable="w14 w15 w16se w16cid w16 w16cex w16sdtdh w16sdtfl w16du">
   <w:docDefaults>
     <w:rPrDefault>
       <w:rPr>
@@ -5975,7 +6353,6 @@
   <w:style w:type="character" w:default="1" w:styleId="Carpredefinitoparagrafo">
     <w:name w:val="Default Paragraph Font"/>
     <w:uiPriority w:val="1"/>
-    <w:semiHidden/>
     <w:unhideWhenUsed/>
   </w:style>
   <w:style w:type="table" w:default="1" w:styleId="Tabellanormale">
@@ -6309,6 +6686,14 @@
       <w:spacing w:val="5"/>
     </w:rPr>
   </w:style>
+  <w:style w:type="paragraph" w:styleId="NormaleWeb">
+    <w:name w:val="Normal (Web)"/>
+    <w:basedOn w:val="Normale"/>
+    <w:uiPriority w:val="99"/>
+    <w:semiHidden/>
+    <w:unhideWhenUsed/>
+    <w:rsid w:val="0019216D"/>
+  </w:style>
 </w:styles>
 </file>
 
